--- a/docs/Test_report.docx
+++ b/docs/Test_report.docx
@@ -1,271 +1,915 @@
 
 <file path=word/document.xml><?xml version="1.0" encoding="utf-8"?>
-<w:document xmlns:wpc="http://schemas.microsoft.com/office/word/2010/wordprocessingCanvas" xmlns:cx="http://schemas.microsoft.com/office/drawing/2014/chartex" xmlns:cx1="http://schemas.microsoft.com/office/drawing/2015/9/8/chartex" xmlns:cx2="http://schemas.microsoft.com/office/drawing/2015/10/21/chartex" xmlns:cx3="http://schemas.microsoft.com/office/drawing/2016/5/9/chartex" xmlns:cx4="http://schemas.microsoft.com/office/drawing/2016/5/10/chartex" xmlns:cx5="http://schemas.microsoft.com/office/drawing/2016/5/11/chartex" xmlns:cx6="http://schemas.microsoft.com/office/drawing/2016/5/12/chartex" xmlns:cx7="http://schemas.microsoft.com/office/drawing/2016/5/13/chartex" xmlns:cx8="http://schemas.microsoft.com/office/drawing/2016/5/14/chartex" xmlns:mc="http://schemas.openxmlformats.org/markup-compatibility/2006" xmlns:aink="http://schemas.microsoft.com/office/drawing/2016/ink" xmlns:am3d="http://schemas.microsoft.com/office/drawing/2017/model3d" xmlns:o="urn:schemas-microsoft-com:office:office" xmlns:oel="http://schemas.microsoft.com/office/2019/extlst" xmlns:r="http://schemas.openxmlformats.org/officeDocument/2006/relationships" xmlns:m="http://schemas.openxmlformats.org/officeDocument/2006/math" xmlns:v="urn:schemas-microsoft-com:vml" xmlns:wp14="http://schemas.microsoft.com/office/word/2010/wordprocessingDrawing" xmlns:wp="http://schemas.openxmlformats.org/drawingml/2006/wordprocessingDrawing" xmlns:w10="urn:schemas-microsoft-com:office:word" xmlns:w="http://schemas.openxmlformats.org/wordprocessingml/2006/main" xmlns:w14="http://schemas.microsoft.com/office/word/2010/wordml" xmlns:w15="http://schemas.microsoft.com/office/word/2012/wordml" xmlns:w16cex="http://schemas.microsoft.com/office/word/2018/wordml/cex" xmlns:w16cid="http://schemas.microsoft.com/office/word/2016/wordml/cid" xmlns:w16="http://schemas.microsoft.com/office/word/2018/wordml" xmlns:w16du="http://schemas.microsoft.com/office/word/2023/wordml/word16du" xmlns:w16sdtdh="http://schemas.microsoft.com/office/word/2020/wordml/sdtdatahash" xmlns:w16sdtfl="http://schemas.microsoft.com/office/word/2024/wordml/sdtformatlock" xmlns:w16se="http://schemas.microsoft.com/office/word/2015/wordml/symex" xmlns:wpg="http://schemas.microsoft.com/office/word/2010/wordprocessingGroup" xmlns:wpi="http://schemas.microsoft.com/office/word/2010/wordprocessingInk" xmlns:wne="http://schemas.microsoft.com/office/word/2006/wordml" xmlns:wps="http://schemas.microsoft.com/office/word/2010/wordprocessingShape" mc:Ignorable="w14 w15 w16se w16cid w16 w16cex w16sdtdh w16sdtfl w16du wp14">
+<w:document xmlns:wpc="http://schemas.microsoft.com/office/word/2010/wordprocessingCanvas" xmlns:cx="http://schemas.microsoft.com/office/drawing/2014/chartex" xmlns:cx1="http://schemas.microsoft.com/office/drawing/2015/9/8/chartex" xmlns:cx2="http://schemas.microsoft.com/office/drawing/2015/10/21/chartex" xmlns:cx3="http://schemas.microsoft.com/office/drawing/2016/5/9/chartex" xmlns:cx4="http://schemas.microsoft.com/office/drawing/2016/5/10/chartex" xmlns:cx5="http://schemas.microsoft.com/office/drawing/2016/5/11/chartex" xmlns:cx6="http://schemas.microsoft.com/office/drawing/2016/5/12/chartex" xmlns:cx7="http://schemas.microsoft.com/office/drawing/2016/5/13/chartex" xmlns:cx8="http://schemas.microsoft.com/office/drawing/2016/5/14/chartex" xmlns:mc="http://schemas.openxmlformats.org/markup-compatibility/2006" xmlns:aink="http://schemas.microsoft.com/office/drawing/2016/ink" xmlns:am3d="http://schemas.microsoft.com/office/drawing/2017/model3d" xmlns:o="urn:schemas-microsoft-com:office:office" xmlns:oel="http://schemas.microsoft.com/office/2019/extlst" xmlns:r="http://schemas.openxmlformats.org/officeDocument/2006/relationships" xmlns:m="http://schemas.openxmlformats.org/officeDocument/2006/math" xmlns:v="urn:schemas-microsoft-com:vml" xmlns:wp14="http://schemas.microsoft.com/office/word/2010/wordprocessingDrawing" xmlns:wp="http://schemas.openxmlformats.org/drawingml/2006/wordprocessingDrawing" xmlns:w10="urn:schemas-microsoft-com:office:word" xmlns:w="http://schemas.openxmlformats.org/wordprocessingml/2006/main" xmlns:w14="http://schemas.microsoft.com/office/word/2010/wordml" xmlns:w15="http://schemas.microsoft.com/office/word/2012/wordml" xmlns:w16cex="http://schemas.microsoft.com/office/word/2018/wordml/cex" xmlns:w16cid="http://schemas.microsoft.com/office/word/2016/wordml/cid" xmlns:w16="http://schemas.microsoft.com/office/word/2018/wordml" xmlns:w16du="http://schemas.microsoft.com/office/word/2023/wordml/word16du" xmlns:w16sdtdh="http://schemas.microsoft.com/office/word/2020/wordml/sdtdatahash" xmlns:w16sdtfl="http://schemas.microsoft.com/office/word/2024/wordml/sdtformatlock" xmlns:w16se="http://schemas.microsoft.com/office/word/2015/wordml/symex" xmlns:wpg="http://schemas.microsoft.com/office/word/2010/wordprocessingGroup" xmlns:wpi="http://schemas.microsoft.com/office/word/2010/wordprocessingInk" xmlns:wne="http://schemas.microsoft.com/office/word/2006/wordml" xmlns:wps="http://schemas.microsoft.com/office/word/2010/wordprocessingShape" xmlns:a="http://schemas.openxmlformats.org/drawingml/2006/main" xmlns:pic="http://schemas.openxmlformats.org/drawingml/2006/picture" xmlns:a14="http://schemas.microsoft.com/office/drawing/2010/main" mc:Ignorable="w14 w15 w16se w16cid w16 w16cex w16sdtdh w16sdtfl w16du wp14">
   <w:body>
     <w:p>
       <w:pPr>
+        <w:spacing w:after="400"/>
+        <w:jc w:val="center"/>
+        <w:rPr>
+          <w:b w:val="1"/>
+          <w:bCs w:val="1"/>
+          <w:color w:val="156082" w:themeColor="accent1"/>
+          <w:sz w:val="28"/>
+          <w:szCs w:val="28"/>
+        </w:rPr>
+      </w:pPr>
+      <w:r>
+        <w:rPr>
+          <w:b w:val="1"/>
+          <w:bCs w:val="1"/>
+          <w:color w:val="156082" w:themeColor="accent1" w:themeTint="FF" w:themeShade="FF"/>
+          <w:sz w:val="32"/>
+          <w:szCs w:val="32"/>
+          <w:lang w:val="en-GB"/>
+        </w:rPr>
+        <w:t xml:space="preserve">JDM </w:t>
+      </w:r>
+      <w:r>
+        <w:rPr>
+          <w:b w:val="1"/>
+          <w:bCs w:val="1"/>
+          <w:color w:val="156082" w:themeColor="accent1" w:themeTint="FF" w:themeShade="FF"/>
+          <w:sz w:val="32"/>
+          <w:szCs w:val="32"/>
+          <w:lang w:val="en-GB"/>
+        </w:rPr>
+        <w:t xml:space="preserve">Project </w:t>
+      </w:r>
+      <w:r>
+        <w:rPr>
+          <w:b w:val="1"/>
+          <w:bCs w:val="1"/>
+          <w:color w:val="156082" w:themeColor="accent1" w:themeTint="FF" w:themeShade="FF"/>
+          <w:sz w:val="32"/>
+          <w:szCs w:val="32"/>
+          <w:lang w:val="en-GB"/>
+        </w:rPr>
+        <w:t>T</w:t>
+      </w:r>
+      <w:r>
+        <w:rPr>
+          <w:b w:val="1"/>
+          <w:bCs w:val="1"/>
+          <w:color w:val="156082" w:themeColor="accent1" w:themeTint="FF" w:themeShade="FF"/>
+          <w:sz w:val="32"/>
+          <w:szCs w:val="32"/>
+          <w:lang w:val="en-GB"/>
+        </w:rPr>
+        <w:t xml:space="preserve">est </w:t>
+      </w:r>
+      <w:r>
+        <w:rPr>
+          <w:b w:val="1"/>
+          <w:bCs w:val="1"/>
+          <w:color w:val="156082" w:themeColor="accent1" w:themeTint="FF" w:themeShade="FF"/>
+          <w:sz w:val="32"/>
+          <w:szCs w:val="32"/>
+          <w:lang w:val="en-GB"/>
+        </w:rPr>
+        <w:t>R</w:t>
+      </w:r>
+      <w:r>
+        <w:rPr>
+          <w:b w:val="1"/>
+          <w:bCs w:val="1"/>
+          <w:color w:val="156082" w:themeColor="accent1" w:themeTint="FF" w:themeShade="FF"/>
+          <w:sz w:val="32"/>
+          <w:szCs w:val="32"/>
+          <w:lang w:val="en-GB"/>
+        </w:rPr>
+        <w:t>eport</w:t>
+      </w:r>
+    </w:p>
+    <w:p>
+      <w:pPr>
+        <w:spacing w:after="120"/>
+        <w:jc w:val="center"/>
+      </w:pPr>
+      <w:r>
+        <w:rPr>
+          <w:i/>
+          <w:iCs/>
+        </w:rPr>
+        <w:t>Introduction to Software Engineering</w:t>
+      </w:r>
+    </w:p>
+    <w:p>
+      <w:pPr>
+        <w:spacing w:after="120"/>
+        <w:jc w:val="center"/>
+      </w:pPr>
+      <w:r>
+        <w:rPr>
+          <w:i/>
+          <w:iCs/>
+        </w:rPr>
+        <w:t>Applied Data Science and Artificial Intelligence</w:t>
+      </w:r>
+    </w:p>
+    <w:p>
+      <w:pPr>
+        <w:spacing w:after="400"/>
+        <w:jc w:val="center"/>
+      </w:pPr>
+      <w:r>
+        <w:rPr>
+          <w:i w:val="1"/>
+          <w:iCs w:val="1"/>
+          <w:lang w:val="en-US"/>
+        </w:rPr>
+        <w:t>Zuyd</w:t>
+      </w:r>
+      <w:r>
+        <w:rPr>
+          <w:i w:val="1"/>
+          <w:iCs w:val="1"/>
+          <w:lang w:val="en-US"/>
+        </w:rPr>
+        <w:t xml:space="preserve"> University of Applied Sciences</w:t>
+      </w:r>
+    </w:p>
+    <w:p>
+      <w:pPr>
+        <w:spacing w:after="120"/>
+      </w:pPr>
+    </w:p>
+    <w:p>
+      <w:pPr>
+        <w:spacing w:after="120"/>
+      </w:pPr>
+    </w:p>
+    <w:p>
+      <w:pPr>
+        <w:spacing w:after="80"/>
+        <w:jc w:val="center"/>
+      </w:pPr>
+      <w:r>
+        <w:t>Thijs Crienen (2503491)</w:t>
+      </w:r>
+    </w:p>
+    <w:p>
+      <w:pPr>
+        <w:spacing w:after="80"/>
+        <w:jc w:val="center"/>
+        <w:rPr>
+          <w:lang w:val="en-US"/>
+        </w:rPr>
+      </w:pPr>
+      <w:r>
+        <w:rPr>
+          <w:lang w:val="en-US"/>
+        </w:rPr>
+        <w:t xml:space="preserve">Arya Bagheri </w:t>
+      </w:r>
+      <w:r>
+        <w:rPr>
+          <w:lang w:val="en-US"/>
+        </w:rPr>
+        <w:t>Lengeh</w:t>
+      </w:r>
+      <w:r>
+        <w:rPr>
+          <w:lang w:val="en-US"/>
+        </w:rPr>
+        <w:t xml:space="preserve"> (2505659)</w:t>
+      </w:r>
+    </w:p>
+    <w:p>
+      <w:pPr>
+        <w:spacing w:after="400"/>
+        <w:jc w:val="center"/>
         <w:rPr>
           <w:b/>
           <w:bCs/>
           <w:sz w:val="28"/>
           <w:szCs w:val="28"/>
-          <w:lang w:val="en-NL"/>
-        </w:rPr>
-      </w:pPr>
+          <w:lang w:val="en-GB"/>
+        </w:rPr>
+      </w:pPr>
+      <w:r>
+        <w:t>Zahra Amiri</w:t>
+      </w:r>
+      <w:r>
+        <w:rPr>
+          <w:lang w:val="en-GB"/>
+        </w:rPr>
+        <w:t xml:space="preserve"> (2404000)</w:t>
+      </w:r>
       <w:r>
         <w:rPr>
           <w:b/>
           <w:bCs/>
           <w:sz w:val="28"/>
           <w:szCs w:val="28"/>
-          <w:lang w:val="en-NL"/>
-        </w:rPr>
-        <w:t>Testing Approach</w:t>
+        </w:rPr>
+        <w:br w:type="page"/>
+      </w:r>
+    </w:p>
+    <w:sdt>
+      <w:sdtPr>
+        <w:id w:val="-490638094"/>
+        <w:docPartObj>
+          <w:docPartGallery w:val="Table of Contents"/>
+          <w:docPartUnique/>
+        </w:docPartObj>
+        <w:rPr>
+          <w:rFonts w:ascii="Roboto" w:hAnsi="Roboto" w:eastAsia="Aptos" w:cs="Arial" w:eastAsiaTheme="minorAscii" w:cstheme="minorBidi"/>
+          <w:color w:val="auto"/>
+          <w:kern w:val="2"/>
+          <w:sz w:val="24"/>
+          <w:szCs w:val="24"/>
+          <w:lang w:val="en-GB"/>
+          <w14:ligatures w14:val="standardContextual"/>
+        </w:rPr>
+      </w:sdtPr>
+      <w:sdtEndPr>
+        <w:rPr>
+          <w:rFonts w:ascii="Roboto" w:hAnsi="Roboto" w:eastAsia="Aptos" w:cs="Arial" w:eastAsiaTheme="minorAscii" w:cstheme="minorBidi"/>
+          <w:b w:val="1"/>
+          <w:bCs w:val="1"/>
+          <w:color w:val="auto"/>
+          <w:sz w:val="24"/>
+          <w:szCs w:val="24"/>
+          <w:lang w:val="en-GB"/>
+        </w:rPr>
+      </w:sdtEndPr>
+      <w:sdtContent>
+        <w:p>
+          <w:pPr>
+            <w:pStyle w:val="TOCHeading"/>
+            <w:spacing w:line="480" w:lineRule="auto"/>
+          </w:pPr>
+          <w:r>
+            <w:rPr>
+              <w:lang w:val="en-GB"/>
+            </w:rPr>
+            <w:t>Contents</w:t>
+          </w:r>
+        </w:p>
+        <w:p>
+          <w:pPr>
+            <w:pStyle w:val="TOC1"/>
+            <w:tabs>
+              <w:tab w:val="right" w:leader="dot" w:pos="9016"/>
+            </w:tabs>
+            <w:rPr>
+              <w:rFonts w:asciiTheme="minorHAnsi" w:hAnsiTheme="minorHAnsi" w:eastAsiaTheme="minorEastAsia"/>
+              <w:noProof/>
+              <w:lang/>
+            </w:rPr>
+          </w:pPr>
+          <w:r>
+            <w:fldChar w:fldCharType="begin"/>
+          </w:r>
+          <w:r>
+            <w:instrText xml:space="preserve"> TOC \o "1-3" \h \z \u </w:instrText>
+          </w:r>
+          <w:r>
+            <w:fldChar w:fldCharType="separate"/>
+          </w:r>
+          <w:hyperlink w:history="1" w:anchor="_Toc226730877">
+            <w:r>
+              <w:rPr>
+                <w:rStyle w:val="Hyperlink"/>
+                <w:noProof/>
+              </w:rPr>
+              <w:t>Testing Approach</w:t>
+            </w:r>
+            <w:r>
+              <w:rPr>
+                <w:noProof/>
+                <w:webHidden/>
+              </w:rPr>
+              <w:tab/>
+            </w:r>
+            <w:r>
+              <w:rPr>
+                <w:noProof/>
+                <w:webHidden/>
+              </w:rPr>
+              <w:fldChar w:fldCharType="begin"/>
+            </w:r>
+            <w:r>
+              <w:rPr>
+                <w:noProof/>
+                <w:webHidden/>
+              </w:rPr>
+              <w:instrText xml:space="preserve"> PAGEREF _Toc226730877 \h </w:instrText>
+            </w:r>
+            <w:r>
+              <w:rPr>
+                <w:noProof/>
+                <w:webHidden/>
+              </w:rPr>
+            </w:r>
+            <w:r>
+              <w:rPr>
+                <w:noProof/>
+                <w:webHidden/>
+              </w:rPr>
+              <w:fldChar w:fldCharType="separate"/>
+            </w:r>
+            <w:r>
+              <w:rPr>
+                <w:noProof/>
+                <w:webHidden/>
+              </w:rPr>
+              <w:t>3</w:t>
+            </w:r>
+            <w:r>
+              <w:rPr>
+                <w:noProof/>
+                <w:webHidden/>
+              </w:rPr>
+              <w:fldChar w:fldCharType="end"/>
+            </w:r>
+          </w:hyperlink>
+        </w:p>
+        <w:p>
+          <w:pPr>
+            <w:pStyle w:val="TOC2"/>
+            <w:tabs>
+              <w:tab w:val="right" w:leader="dot" w:pos="9016"/>
+            </w:tabs>
+            <w:rPr>
+              <w:rFonts w:asciiTheme="minorHAnsi" w:hAnsiTheme="minorHAnsi" w:eastAsiaTheme="minorEastAsia"/>
+              <w:noProof/>
+              <w:lang/>
+            </w:rPr>
+          </w:pPr>
+          <w:hyperlink w:history="1" w:anchor="_Toc226730878">
+            <w:r>
+              <w:rPr>
+                <w:rStyle w:val="Hyperlink"/>
+                <w:noProof/>
+              </w:rPr>
+              <w:t>A) Issues Found During Testing</w:t>
+            </w:r>
+            <w:r>
+              <w:rPr>
+                <w:noProof/>
+                <w:webHidden/>
+              </w:rPr>
+              <w:tab/>
+            </w:r>
+            <w:r>
+              <w:rPr>
+                <w:noProof/>
+                <w:webHidden/>
+              </w:rPr>
+              <w:fldChar w:fldCharType="begin"/>
+            </w:r>
+            <w:r>
+              <w:rPr>
+                <w:noProof/>
+                <w:webHidden/>
+              </w:rPr>
+              <w:instrText xml:space="preserve"> PAGEREF _Toc226730878 \h </w:instrText>
+            </w:r>
+            <w:r>
+              <w:rPr>
+                <w:noProof/>
+                <w:webHidden/>
+              </w:rPr>
+            </w:r>
+            <w:r>
+              <w:rPr>
+                <w:noProof/>
+                <w:webHidden/>
+              </w:rPr>
+              <w:fldChar w:fldCharType="separate"/>
+            </w:r>
+            <w:r>
+              <w:rPr>
+                <w:noProof/>
+                <w:webHidden/>
+              </w:rPr>
+              <w:t>3</w:t>
+            </w:r>
+            <w:r>
+              <w:rPr>
+                <w:noProof/>
+                <w:webHidden/>
+              </w:rPr>
+              <w:fldChar w:fldCharType="end"/>
+            </w:r>
+          </w:hyperlink>
+        </w:p>
+        <w:p>
+          <w:pPr>
+            <w:pStyle w:val="TOC2"/>
+            <w:tabs>
+              <w:tab w:val="right" w:leader="dot" w:pos="9016"/>
+            </w:tabs>
+            <w:rPr>
+              <w:rFonts w:asciiTheme="minorHAnsi" w:hAnsiTheme="minorHAnsi" w:eastAsiaTheme="minorEastAsia"/>
+              <w:noProof/>
+              <w:lang/>
+            </w:rPr>
+          </w:pPr>
+          <w:hyperlink w:history="1" w:anchor="_Toc226730879">
+            <w:r>
+              <w:rPr>
+                <w:rStyle w:val="Hyperlink"/>
+                <w:noProof/>
+              </w:rPr>
+              <w:t>B) Improvements Made</w:t>
+            </w:r>
+            <w:r>
+              <w:rPr>
+                <w:noProof/>
+                <w:webHidden/>
+              </w:rPr>
+              <w:tab/>
+            </w:r>
+            <w:r>
+              <w:rPr>
+                <w:noProof/>
+                <w:webHidden/>
+              </w:rPr>
+              <w:fldChar w:fldCharType="begin"/>
+            </w:r>
+            <w:r>
+              <w:rPr>
+                <w:noProof/>
+                <w:webHidden/>
+              </w:rPr>
+              <w:instrText xml:space="preserve"> PAGEREF _Toc226730879 \h </w:instrText>
+            </w:r>
+            <w:r>
+              <w:rPr>
+                <w:noProof/>
+                <w:webHidden/>
+              </w:rPr>
+            </w:r>
+            <w:r>
+              <w:rPr>
+                <w:noProof/>
+                <w:webHidden/>
+              </w:rPr>
+              <w:fldChar w:fldCharType="separate"/>
+            </w:r>
+            <w:r>
+              <w:rPr>
+                <w:noProof/>
+                <w:webHidden/>
+              </w:rPr>
+              <w:t>3</w:t>
+            </w:r>
+            <w:r>
+              <w:rPr>
+                <w:noProof/>
+                <w:webHidden/>
+              </w:rPr>
+              <w:fldChar w:fldCharType="end"/>
+            </w:r>
+          </w:hyperlink>
+        </w:p>
+        <w:p>
+          <w:pPr>
+            <w:pStyle w:val="TOC2"/>
+            <w:tabs>
+              <w:tab w:val="right" w:leader="dot" w:pos="9016"/>
+            </w:tabs>
+            <w:rPr>
+              <w:rFonts w:asciiTheme="minorHAnsi" w:hAnsiTheme="minorHAnsi" w:eastAsiaTheme="minorEastAsia"/>
+              <w:noProof/>
+              <w:lang/>
+            </w:rPr>
+          </w:pPr>
+          <w:hyperlink w:history="1" w:anchor="_Toc226730880">
+            <w:r>
+              <w:rPr>
+                <w:rStyle w:val="Hyperlink"/>
+                <w:noProof/>
+              </w:rPr>
+              <w:t>C) Version Control</w:t>
+            </w:r>
+            <w:r>
+              <w:rPr>
+                <w:noProof/>
+                <w:webHidden/>
+              </w:rPr>
+              <w:tab/>
+            </w:r>
+            <w:r>
+              <w:rPr>
+                <w:noProof/>
+                <w:webHidden/>
+              </w:rPr>
+              <w:fldChar w:fldCharType="begin"/>
+            </w:r>
+            <w:r>
+              <w:rPr>
+                <w:noProof/>
+                <w:webHidden/>
+              </w:rPr>
+              <w:instrText xml:space="preserve"> PAGEREF _Toc226730880 \h </w:instrText>
+            </w:r>
+            <w:r>
+              <w:rPr>
+                <w:noProof/>
+                <w:webHidden/>
+              </w:rPr>
+            </w:r>
+            <w:r>
+              <w:rPr>
+                <w:noProof/>
+                <w:webHidden/>
+              </w:rPr>
+              <w:fldChar w:fldCharType="separate"/>
+            </w:r>
+            <w:r>
+              <w:rPr>
+                <w:noProof/>
+                <w:webHidden/>
+              </w:rPr>
+              <w:t>3</w:t>
+            </w:r>
+            <w:r>
+              <w:rPr>
+                <w:noProof/>
+                <w:webHidden/>
+              </w:rPr>
+              <w:fldChar w:fldCharType="end"/>
+            </w:r>
+          </w:hyperlink>
+        </w:p>
+        <w:p>
+          <w:pPr>
+            <w:pStyle w:val="TOC2"/>
+            <w:tabs>
+              <w:tab w:val="right" w:leader="dot" w:pos="9016"/>
+            </w:tabs>
+            <w:rPr>
+              <w:rFonts w:asciiTheme="minorHAnsi" w:hAnsiTheme="minorHAnsi" w:eastAsiaTheme="minorEastAsia"/>
+              <w:noProof/>
+              <w:lang/>
+            </w:rPr>
+          </w:pPr>
+          <w:hyperlink w:history="1" w:anchor="_Toc226730881">
+            <w:r>
+              <w:rPr>
+                <w:rStyle w:val="Hyperlink"/>
+                <w:noProof/>
+              </w:rPr>
+              <w:t>D) Automated Testing</w:t>
+            </w:r>
+            <w:r>
+              <w:rPr>
+                <w:noProof/>
+                <w:webHidden/>
+              </w:rPr>
+              <w:tab/>
+            </w:r>
+            <w:r>
+              <w:rPr>
+                <w:noProof/>
+                <w:webHidden/>
+              </w:rPr>
+              <w:fldChar w:fldCharType="begin"/>
+            </w:r>
+            <w:r>
+              <w:rPr>
+                <w:noProof/>
+                <w:webHidden/>
+              </w:rPr>
+              <w:instrText xml:space="preserve"> PAGEREF _Toc226730881 \h </w:instrText>
+            </w:r>
+            <w:r>
+              <w:rPr>
+                <w:noProof/>
+                <w:webHidden/>
+              </w:rPr>
+            </w:r>
+            <w:r>
+              <w:rPr>
+                <w:noProof/>
+                <w:webHidden/>
+              </w:rPr>
+              <w:fldChar w:fldCharType="separate"/>
+            </w:r>
+            <w:r>
+              <w:rPr>
+                <w:noProof/>
+                <w:webHidden/>
+              </w:rPr>
+              <w:t>3</w:t>
+            </w:r>
+            <w:r>
+              <w:rPr>
+                <w:noProof/>
+                <w:webHidden/>
+              </w:rPr>
+              <w:fldChar w:fldCharType="end"/>
+            </w:r>
+          </w:hyperlink>
+        </w:p>
+        <w:p>
+          <w:pPr>
+            <w:pStyle w:val="TOC1"/>
+            <w:tabs>
+              <w:tab w:val="right" w:leader="dot" w:pos="9016"/>
+            </w:tabs>
+            <w:rPr>
+              <w:rFonts w:asciiTheme="minorHAnsi" w:hAnsiTheme="minorHAnsi" w:eastAsiaTheme="minorEastAsia"/>
+              <w:noProof/>
+              <w:lang/>
+            </w:rPr>
+          </w:pPr>
+          <w:hyperlink w:history="1" w:anchor="_Toc226730882">
+            <w:r>
+              <w:rPr>
+                <w:rStyle w:val="Hyperlink"/>
+                <w:noProof/>
+              </w:rPr>
+              <w:t>Testing Conclusion</w:t>
+            </w:r>
+            <w:r>
+              <w:rPr>
+                <w:noProof/>
+                <w:webHidden/>
+              </w:rPr>
+              <w:tab/>
+            </w:r>
+            <w:r>
+              <w:rPr>
+                <w:noProof/>
+                <w:webHidden/>
+              </w:rPr>
+              <w:fldChar w:fldCharType="begin"/>
+            </w:r>
+            <w:r>
+              <w:rPr>
+                <w:noProof/>
+                <w:webHidden/>
+              </w:rPr>
+              <w:instrText xml:space="preserve"> PAGEREF _Toc226730882 \h </w:instrText>
+            </w:r>
+            <w:r>
+              <w:rPr>
+                <w:noProof/>
+                <w:webHidden/>
+              </w:rPr>
+            </w:r>
+            <w:r>
+              <w:rPr>
+                <w:noProof/>
+                <w:webHidden/>
+              </w:rPr>
+              <w:fldChar w:fldCharType="separate"/>
+            </w:r>
+            <w:r>
+              <w:rPr>
+                <w:noProof/>
+                <w:webHidden/>
+              </w:rPr>
+              <w:t>12</w:t>
+            </w:r>
+            <w:r>
+              <w:rPr>
+                <w:noProof/>
+                <w:webHidden/>
+              </w:rPr>
+              <w:fldChar w:fldCharType="end"/>
+            </w:r>
+          </w:hyperlink>
+        </w:p>
+        <w:p>
+          <w:pPr>
+            <w:spacing w:line="480" w:lineRule="auto"/>
+          </w:pPr>
+          <w:r>
+            <w:rPr>
+              <w:b w:val="1"/>
+              <w:bCs w:val="1"/>
+              <w:lang w:val="en-GB"/>
+            </w:rPr>
+            <w:fldChar w:fldCharType="end"/>
+          </w:r>
+        </w:p>
+      </w:sdtContent>
+    </w:sdt>
+    <w:p>
+      <w:pPr>
+        <w:rPr>
+          <w:rFonts w:eastAsiaTheme="majorEastAsia" w:cstheme="majorBidi"/>
+          <w:color w:val="0F4761" w:themeColor="accent1" w:themeShade="BF"/>
+          <w:sz w:val="40"/>
+          <w:szCs w:val="40"/>
+        </w:rPr>
+      </w:pPr>
+      <w:r>
+        <w:br w:type="page"/>
       </w:r>
     </w:p>
     <w:p>
       <w:pPr>
-        <w:jc w:val="both"/>
-        <w:rPr>
-          <w:rtl/>
-          <w:lang w:val="en-NL"/>
-        </w:rPr>
-      </w:pPr>
-      <w:r>
-        <w:rPr>
-          <w:lang w:val="en-NL"/>
-        </w:rPr>
-        <w:t>The application was tested using manual functional testing. The main features of the system were checked, including patient information, lab results, biomarkers, CMAS history, disease trend overview, and the patient summary report. Invalid input was also tested to verify that the system handles user mistakes safely without crashing. The expected results were compared with the actual results, and screenshots were collected as evidence</w:t>
-      </w:r>
-      <w:r>
-        <w:rPr>
-          <w:lang w:val="en-NL"/>
-        </w:rPr>
-        <w:t>.</w:t>
-      </w:r>
+        <w:pStyle w:val="Heading1"/>
+      </w:pPr>
+      <w:bookmarkStart w:name="_Toc226730877" w:id="0"/>
+      <w:r>
+        <w:t>Testing Approach</w:t>
+      </w:r>
+      <w:bookmarkEnd w:id="0"/>
     </w:p>
     <w:p>
       <w:pPr>
         <w:jc w:val="both"/>
         <w:rPr>
-          <w:rtl/>
-          <w:lang w:val="en-NL"/>
-        </w:rPr>
-      </w:pPr>
+          <w:rtl w:val="1"/>
+          <w:lang w:val="en-US"/>
+        </w:rPr>
+      </w:pPr>
+      <w:r>
+        <w:rPr>
+          <w:lang w:val="en-US"/>
+        </w:rPr>
+        <w:t xml:space="preserve">The application was tested using manual functional testing. The </w:t>
+      </w:r>
+      <w:r>
+        <w:rPr>
+          <w:lang w:val="en-US"/>
+        </w:rPr>
+        <w:t>main features</w:t>
+      </w:r>
+      <w:r>
+        <w:rPr>
+          <w:lang w:val="en-US"/>
+        </w:rPr>
+        <w:t xml:space="preserve"> of the system were checked, including patient information, lab results, biomarkers, CMAS history, disease trend overview, and the patient summary report. Invalid input was also tested to verify that the system handles user mistakes safely without crashing. The expected results were compared with the actual results, and screenshots were collected as evidence</w:t>
+      </w:r>
+      <w:r>
+        <w:rPr>
+          <w:lang w:val="en-US"/>
+        </w:rPr>
+        <w:t>.</w:t>
+      </w:r>
     </w:p>
     <w:p>
       <w:pPr>
-        <w:rPr>
-          <w:lang w:val="en-NL"/>
+        <w:jc w:val="both"/>
+        <w:rPr>
+          <w:rtl/>
+        </w:rPr>
+      </w:pPr>
+    </w:p>
+    <w:p>
+      <w:pPr>
+        <w:pStyle w:val="Heading2"/>
+      </w:pPr>
+      <w:bookmarkStart w:name="_Toc226730878" w:id="1"/>
+      <w:r>
+        <w:t>A) Issues Found During Testing</w:t>
+      </w:r>
+      <w:bookmarkEnd w:id="1"/>
+    </w:p>
+    <w:p>
+      <w:pPr>
+        <w:jc w:val="both"/>
+      </w:pPr>
+      <w:r>
+        <w:rPr>
+          <w:lang w:val="en-US"/>
+        </w:rPr>
+        <w:t xml:space="preserve">During testing, a few small issues were </w:t>
+      </w:r>
+      <w:r>
+        <w:rPr>
+          <w:lang w:val="en-US"/>
+        </w:rPr>
+        <w:t>identified</w:t>
+      </w:r>
+      <w:r>
+        <w:rPr>
+          <w:lang w:val="en-US"/>
+        </w:rPr>
+        <w:t>. At first, some dates were not displayed in a consistent format, and the latest biomarker values were not always selected correctly in all output screens. These issues did not affect the core functionality of the system, but they reduced readability and consistency.</w:t>
+      </w:r>
+    </w:p>
+    <w:p>
+      <w:pPr>
+        <w:pStyle w:val="Heading2"/>
+      </w:pPr>
+      <w:bookmarkStart w:name="_Toc226730879" w:id="2"/>
+      <w:r>
+        <w:t>B) Improvements Made</w:t>
+      </w:r>
+      <w:bookmarkEnd w:id="2"/>
+    </w:p>
+    <w:p>
+      <w:pPr>
+        <w:jc w:val="both"/>
+      </w:pPr>
+      <w:r>
+        <w:rPr>
+          <w:lang w:val="en-US"/>
+        </w:rPr>
+        <w:t>After testing, several improvements were made to the application. Date formatting was improved in the output screens</w:t>
+      </w:r>
+      <w:r>
+        <w:rPr>
+          <w:lang w:val="en-US"/>
+        </w:rPr>
+        <w:t xml:space="preserve">, </w:t>
+      </w:r>
+      <w:r>
+        <w:rPr>
+          <w:lang w:val="en-US"/>
+        </w:rPr>
+        <w:t>CMAS dates were standardized, and the logic for selecting the latest biomarker values was corrected. In addition, the formatting of lab results and reports was improved to make the output clearer and more professional.</w:t>
+      </w:r>
+    </w:p>
+    <w:p>
+      <w:pPr>
+        <w:pStyle w:val="Heading2"/>
+        <w:shd w:val="clear" w:color="auto" w:fill="D9E2F3"/>
+        <w:spacing w:line="360" w:lineRule="auto"/>
+      </w:pPr>
+      <w:bookmarkStart w:name="_Toc226730880" w:id="3"/>
+      <w:r>
+        <w:rPr/>
+        <w:t>C) Version Control</w:t>
+      </w:r>
+      <w:bookmarkEnd w:id="3"/>
+    </w:p>
+    <w:p>
+      <w:pPr>
+        <w:rPr>
+          <w:b w:val="0"/>
+          <w:bCs w:val="0"/>
+        </w:rPr>
+      </w:pPr>
+      <w:r>
+        <w:rPr>
+          <w:b w:val="0"/>
+          <w:bCs w:val="0"/>
+        </w:rPr>
+        <w:t xml:space="preserve">GitHub was used to store the project and track important updates during the final development and testing phase. </w:t>
+      </w:r>
+    </w:p>
+    <w:p>
+      <w:pPr>
+        <w:pStyle w:val="Heading2"/>
+      </w:pPr>
+      <w:bookmarkStart w:name="_Toc226730881" w:id="4"/>
+      <w:r>
+        <w:t>D) Automated Testing</w:t>
+      </w:r>
+      <w:bookmarkEnd w:id="4"/>
+    </w:p>
+    <w:p>
+      <w:pPr>
+        <w:rPr>
+          <w:b w:val="1"/>
+          <w:bCs w:val="1"/>
+        </w:rPr>
+      </w:pPr>
+      <w:r>
+        <w:rPr>
+          <w:b w:val="0"/>
+          <w:bCs w:val="0"/>
+        </w:rPr>
+        <w:t>Testing was performed manually through functional test cases</w:t>
+      </w:r>
+      <w:r>
+        <w:rPr>
+          <w:b w:val="0"/>
+          <w:bCs w:val="0"/>
+        </w:rPr>
+        <w:t>.</w:t>
+      </w:r>
+      <w:r>
+        <w:rPr>
+          <w:b w:val="1"/>
+          <w:bCs w:val="1"/>
+        </w:rPr>
+        <w:t xml:space="preserve"> </w:t>
+      </w:r>
+      <w:r>
+        <w:rPr>
+          <w:b w:val="1"/>
+          <w:bCs w:val="1"/>
+        </w:rPr>
+        <w:br w:type="page"/>
+      </w:r>
+    </w:p>
+    <w:p>
+      <w:pPr>
+        <w:spacing w:line="360" w:lineRule="auto"/>
+        <w:jc w:val="both"/>
+        <w:rPr>
+          <w:lang w:val="en-GB"/>
         </w:rPr>
       </w:pPr>
       <w:r>
         <w:rPr>
           <w:b/>
           <w:bCs/>
-          <w:sz w:val="28"/>
-          <w:szCs w:val="28"/>
-          <w:lang w:val="en-NL"/>
-        </w:rPr>
-        <w:t>A) Issues Found During Testing</w:t>
-      </w:r>
-    </w:p>
-    <w:p>
-      <w:pPr>
-        <w:jc w:val="both"/>
-        <w:rPr>
-          <w:lang w:val="en-NL"/>
-        </w:rPr>
-      </w:pPr>
-      <w:r>
-        <w:rPr>
-          <w:lang w:val="en-NL"/>
-        </w:rPr>
-        <w:t>During testing, a few small issues were identified. At first, some dates were not displayed in a consistent format, and the latest biomarker values were not always selected correctly in all output screens. These issues did not affect the core functionality of the system, but they reduced readability and consistency.</w:t>
-      </w:r>
-    </w:p>
-    <w:p>
-      <w:pPr>
-        <w:spacing w:before="240"/>
-        <w:rPr>
-          <w:b/>
-          <w:bCs/>
-          <w:sz w:val="28"/>
-          <w:szCs w:val="28"/>
-          <w:lang w:val="en-NL"/>
-        </w:rPr>
-      </w:pPr>
-      <w:r>
-        <w:rPr>
-          <w:b/>
-          <w:bCs/>
-          <w:sz w:val="28"/>
-          <w:szCs w:val="28"/>
-          <w:lang w:val="en-NL"/>
-        </w:rPr>
-        <w:t>B) Improvements Made</w:t>
-      </w:r>
-    </w:p>
-    <w:p>
-      <w:pPr>
-        <w:jc w:val="both"/>
-        <w:rPr>
-          <w:lang w:val="en-NL"/>
-        </w:rPr>
-      </w:pPr>
-      <w:r>
-        <w:rPr>
-          <w:lang w:val="en-NL"/>
-        </w:rPr>
-        <w:t>After testing, several improvements were made to the application. Date formatting was improved in the output screens, CMAS dates were standardized, and the logic for selecting the latest biomarker values was corrected. In addition, the formatting of lab results and reports was improved to make the output clearer and more professional.</w:t>
-      </w:r>
-    </w:p>
-    <w:p>
-      <w:pPr>
-        <w:jc w:val="both"/>
-        <w:rPr>
-          <w:lang w:val="en-NL"/>
-        </w:rPr>
-      </w:pPr>
-    </w:p>
-    <w:p>
-      <w:pPr>
-        <w:jc w:val="both"/>
-        <w:rPr>
-          <w:lang w:val="en-NL"/>
-        </w:rPr>
-      </w:pPr>
-    </w:p>
-    <w:p>
-      <w:pPr>
-        <w:jc w:val="both"/>
-        <w:rPr>
-          <w:lang w:val="en-NL"/>
-        </w:rPr>
-      </w:pPr>
-    </w:p>
-    <w:p>
-      <w:pPr>
-        <w:jc w:val="both"/>
-        <w:rPr>
-          <w:lang w:val="en-NL"/>
-        </w:rPr>
-      </w:pPr>
-    </w:p>
-    <w:p>
-      <w:pPr>
-        <w:jc w:val="both"/>
-        <w:rPr>
-          <w:lang w:val="en-NL"/>
-        </w:rPr>
-      </w:pPr>
-    </w:p>
-    <w:p>
-      <w:pPr>
-        <w:jc w:val="both"/>
-        <w:rPr>
-          <w:lang w:val="en-NL"/>
-        </w:rPr>
-      </w:pPr>
-    </w:p>
-    <w:p>
-      <w:pPr>
-        <w:jc w:val="both"/>
-        <w:rPr>
-          <w:lang w:val="en-NL"/>
-        </w:rPr>
-      </w:pPr>
-    </w:p>
-    <w:p>
-      <w:pPr>
-        <w:jc w:val="both"/>
-        <w:rPr>
-          <w:lang w:val="en-NL"/>
-        </w:rPr>
-      </w:pPr>
-    </w:p>
-    <w:p>
-      <w:pPr>
-        <w:jc w:val="both"/>
-        <w:rPr>
-          <w:lang w:val="en-NL"/>
-        </w:rPr>
-      </w:pPr>
-    </w:p>
-    <w:p>
-      <w:pPr>
-        <w:jc w:val="both"/>
-        <w:rPr>
-          <w:lang w:val="en-NL"/>
-        </w:rPr>
-      </w:pPr>
-    </w:p>
-    <w:p>
-      <w:pPr>
-        <w:jc w:val="both"/>
-        <w:rPr>
-          <w:lang w:val="en-NL"/>
-        </w:rPr>
-      </w:pPr>
-    </w:p>
-    <w:p>
-      <w:pPr>
-        <w:jc w:val="both"/>
-        <w:rPr>
-          <w:lang w:val="en-NL"/>
-        </w:rPr>
-      </w:pPr>
-    </w:p>
-    <w:p>
-      <w:pPr>
-        <w:jc w:val="both"/>
-        <w:rPr>
-          <w:rtl/>
-          <w:lang w:val="en-NL"/>
-        </w:rPr>
-      </w:pPr>
-    </w:p>
-    <w:p>
-      <w:pPr>
-        <w:spacing w:line="276" w:lineRule="auto"/>
-        <w:jc w:val="both"/>
-        <w:rPr>
-          <w:lang w:val="en-NL"/>
-        </w:rPr>
-      </w:pPr>
-      <w:r>
-        <w:rPr>
-          <w:b/>
-          <w:bCs/>
-          <w:lang w:val="en-NL"/>
-        </w:rPr>
-        <w:lastRenderedPageBreak/>
+        </w:rPr>
         <w:t>The following table shows the main tests performed on the system.</w:t>
       </w:r>
-    </w:p>
-    <w:p>
-      <w:pPr>
-        <w:jc w:val="both"/>
-        <w:rPr>
-          <w:lang w:val="en-NL"/>
-        </w:rPr>
-      </w:pPr>
-    </w:p>
-    <w:p>
-      <w:pPr>
-        <w:jc w:val="both"/>
-        <w:rPr>
-          <w:lang w:val="en-NL"/>
-        </w:rPr>
-      </w:pPr>
-    </w:p>
-    <w:p>
-      <w:pPr>
-        <w:jc w:val="both"/>
-        <w:rPr>
-          <w:lang w:val="en-NL"/>
-        </w:rPr>
-      </w:pPr>
     </w:p>
     <w:tbl>
       <w:tblPr>
@@ -275,14 +919,14 @@
         <w:tblLook w:val="04A0" w:firstRow="1" w:lastRow="0" w:firstColumn="1" w:lastColumn="0" w:noHBand="0" w:noVBand="1"/>
       </w:tblPr>
       <w:tblGrid>
-        <w:gridCol w:w="637"/>
-        <w:gridCol w:w="1293"/>
-        <w:gridCol w:w="1670"/>
+        <w:gridCol w:w="650"/>
+        <w:gridCol w:w="1292"/>
+        <w:gridCol w:w="1666"/>
         <w:gridCol w:w="1073"/>
-        <w:gridCol w:w="1761"/>
-        <w:gridCol w:w="1553"/>
-        <w:gridCol w:w="922"/>
-        <w:gridCol w:w="1162"/>
+        <w:gridCol w:w="1759"/>
+        <w:gridCol w:w="1549"/>
+        <w:gridCol w:w="921"/>
+        <w:gridCol w:w="1161"/>
       </w:tblGrid>
       <w:tr>
         <w:trPr>
@@ -330,7 +974,6 @@
               <w:rPr>
                 <w:sz w:val="22"/>
                 <w:szCs w:val="22"/>
-                <w:lang w:val="en-NL"/>
               </w:rPr>
               <w:t>Feature</w:t>
             </w:r>
@@ -349,14 +992,12 @@
               <w:rPr>
                 <w:sz w:val="22"/>
                 <w:szCs w:val="22"/>
-                <w:lang w:val="en-NL"/>
-              </w:rPr>
-            </w:pPr>
-            <w:r>
-              <w:rPr>
-                <w:sz w:val="22"/>
-                <w:szCs w:val="22"/>
-                <w:lang w:val="en-NL"/>
+              </w:rPr>
+            </w:pPr>
+            <w:r>
+              <w:rPr>
+                <w:sz w:val="22"/>
+                <w:szCs w:val="22"/>
               </w:rPr>
               <w:t>Description</w:t>
             </w:r>
@@ -380,7 +1021,6 @@
               <w:rPr>
                 <w:sz w:val="22"/>
                 <w:szCs w:val="22"/>
-                <w:lang w:val="en-NL"/>
               </w:rPr>
               <w:t>Input</w:t>
             </w:r>
@@ -398,14 +1038,12 @@
               <w:rPr>
                 <w:sz w:val="22"/>
                 <w:szCs w:val="22"/>
-                <w:lang w:val="en-NL"/>
-              </w:rPr>
-            </w:pPr>
-            <w:r>
-              <w:rPr>
-                <w:sz w:val="22"/>
-                <w:szCs w:val="22"/>
-                <w:lang w:val="en-NL"/>
+              </w:rPr>
+            </w:pPr>
+            <w:r>
+              <w:rPr>
+                <w:sz w:val="22"/>
+                <w:szCs w:val="22"/>
               </w:rPr>
               <w:t>Expected Result</w:t>
             </w:r>
@@ -423,14 +1061,12 @@
               <w:rPr>
                 <w:sz w:val="22"/>
                 <w:szCs w:val="22"/>
-                <w:lang w:val="en-NL"/>
-              </w:rPr>
-            </w:pPr>
-            <w:r>
-              <w:rPr>
-                <w:sz w:val="22"/>
-                <w:szCs w:val="22"/>
-                <w:lang w:val="en-NL"/>
+              </w:rPr>
+            </w:pPr>
+            <w:r>
+              <w:rPr>
+                <w:sz w:val="22"/>
+                <w:szCs w:val="22"/>
               </w:rPr>
               <w:t>Actual Result</w:t>
             </w:r>
@@ -448,14 +1084,12 @@
               <w:rPr>
                 <w:sz w:val="22"/>
                 <w:szCs w:val="22"/>
-                <w:lang w:val="en-NL"/>
-              </w:rPr>
-            </w:pPr>
-            <w:r>
-              <w:rPr>
-                <w:sz w:val="22"/>
-                <w:szCs w:val="22"/>
-                <w:lang w:val="en-NL"/>
+              </w:rPr>
+            </w:pPr>
+            <w:r>
+              <w:rPr>
+                <w:sz w:val="22"/>
+                <w:szCs w:val="22"/>
               </w:rPr>
               <w:t>Status</w:t>
             </w:r>
@@ -479,7 +1113,6 @@
               <w:rPr>
                 <w:sz w:val="22"/>
                 <w:szCs w:val="22"/>
-                <w:lang w:val="en-NL"/>
               </w:rPr>
               <w:t>Evidence</w:t>
             </w:r>
@@ -509,7 +1142,6 @@
               <w:rPr>
                 <w:sz w:val="22"/>
                 <w:szCs w:val="22"/>
-                <w:lang w:val="en-NL"/>
               </w:rPr>
               <w:t>T1</w:t>
             </w:r>
@@ -533,7 +1165,6 @@
               <w:rPr>
                 <w:sz w:val="20"/>
                 <w:szCs w:val="20"/>
-                <w:lang w:val="en-NL"/>
               </w:rPr>
               <w:t>Application startup</w:t>
             </w:r>
@@ -557,7 +1188,6 @@
               <w:rPr>
                 <w:sz w:val="20"/>
                 <w:szCs w:val="20"/>
-                <w:lang w:val="en-NL"/>
               </w:rPr>
               <w:t>Check application startup</w:t>
             </w:r>
@@ -581,7 +1211,6 @@
               <w:rPr>
                 <w:sz w:val="20"/>
                 <w:szCs w:val="20"/>
-                <w:lang w:val="en-NL"/>
               </w:rPr>
               <w:t>Run Main.java</w:t>
             </w:r>
@@ -605,7 +1234,6 @@
               <w:rPr>
                 <w:sz w:val="20"/>
                 <w:szCs w:val="20"/>
-                <w:lang w:val="en-NL"/>
               </w:rPr>
               <w:t>Program starts, loads data, and shows menu</w:t>
             </w:r>
@@ -629,7 +1257,6 @@
               <w:rPr>
                 <w:sz w:val="20"/>
                 <w:szCs w:val="20"/>
-                <w:lang w:val="en-NL"/>
               </w:rPr>
               <w:t>Program started, loaded data, and showed menu</w:t>
             </w:r>
@@ -653,7 +1280,6 @@
               <w:rPr>
                 <w:sz w:val="22"/>
                 <w:szCs w:val="22"/>
-                <w:lang w:val="en-NL"/>
               </w:rPr>
               <w:t>Pass</w:t>
             </w:r>
@@ -677,7 +1303,6 @@
               <w:rPr>
                 <w:sz w:val="22"/>
                 <w:szCs w:val="22"/>
-                <w:lang w:val="en-NL"/>
               </w:rPr>
               <w:t>Figure 1</w:t>
             </w:r>
@@ -701,14 +1326,12 @@
               <w:rPr>
                 <w:sz w:val="22"/>
                 <w:szCs w:val="22"/>
-                <w:lang w:val="en-NL"/>
-              </w:rPr>
-            </w:pPr>
-            <w:r>
-              <w:rPr>
-                <w:sz w:val="22"/>
-                <w:szCs w:val="22"/>
-                <w:lang w:val="en-NL"/>
+              </w:rPr>
+            </w:pPr>
+            <w:r>
+              <w:rPr>
+                <w:sz w:val="22"/>
+                <w:szCs w:val="22"/>
               </w:rPr>
               <w:t>T2</w:t>
             </w:r>
@@ -732,7 +1355,6 @@
               <w:rPr>
                 <w:sz w:val="20"/>
                 <w:szCs w:val="20"/>
-                <w:lang w:val="en-NL"/>
               </w:rPr>
               <w:t>Patient informatio</w:t>
             </w:r>
@@ -740,7 +1362,6 @@
               <w:rPr>
                 <w:sz w:val="20"/>
                 <w:szCs w:val="20"/>
-                <w:lang w:val="en-NL"/>
               </w:rPr>
               <w:t>n</w:t>
             </w:r>
@@ -764,7 +1385,6 @@
               <w:rPr>
                 <w:sz w:val="20"/>
                 <w:szCs w:val="20"/>
-                <w:lang w:val="en-NL"/>
               </w:rPr>
               <w:t>Check patient information screen</w:t>
             </w:r>
@@ -788,7 +1408,6 @@
               <w:rPr>
                 <w:sz w:val="22"/>
                 <w:szCs w:val="22"/>
-                <w:lang w:val="en-NL"/>
               </w:rPr>
               <w:t>Enter 1</w:t>
             </w:r>
@@ -812,7 +1431,6 @@
               <w:rPr>
                 <w:sz w:val="20"/>
                 <w:szCs w:val="20"/>
-                <w:lang w:val="en-NL"/>
               </w:rPr>
               <w:t>Patient ID, name, and diagnosis are shown</w:t>
             </w:r>
@@ -836,7 +1454,6 @@
               <w:rPr>
                 <w:sz w:val="20"/>
                 <w:szCs w:val="20"/>
-                <w:lang w:val="en-NL"/>
               </w:rPr>
               <w:t>Patient ID, name, and diagnosis were shown correctly</w:t>
             </w:r>
@@ -860,7 +1477,6 @@
               <w:rPr>
                 <w:sz w:val="22"/>
                 <w:szCs w:val="22"/>
-                <w:lang w:val="en-NL"/>
               </w:rPr>
               <w:t>Pass</w:t>
             </w:r>
@@ -884,7 +1500,6 @@
               <w:rPr>
                 <w:sz w:val="22"/>
                 <w:szCs w:val="22"/>
-                <w:lang w:val="en-NL"/>
               </w:rPr>
               <w:t xml:space="preserve">Figure </w:t>
             </w:r>
@@ -892,7 +1507,6 @@
               <w:rPr>
                 <w:sz w:val="22"/>
                 <w:szCs w:val="22"/>
-                <w:lang w:val="en-NL"/>
               </w:rPr>
               <w:t>2</w:t>
             </w:r>
@@ -917,14 +1531,12 @@
               <w:rPr>
                 <w:sz w:val="22"/>
                 <w:szCs w:val="22"/>
-                <w:lang w:val="en-NL"/>
-              </w:rPr>
-            </w:pPr>
-            <w:r>
-              <w:rPr>
-                <w:sz w:val="22"/>
-                <w:szCs w:val="22"/>
-                <w:lang w:val="en-NL"/>
+              </w:rPr>
+            </w:pPr>
+            <w:r>
+              <w:rPr>
+                <w:sz w:val="22"/>
+                <w:szCs w:val="22"/>
               </w:rPr>
               <w:t>T3</w:t>
             </w:r>
@@ -948,7 +1560,6 @@
               <w:rPr>
                 <w:sz w:val="20"/>
                 <w:szCs w:val="20"/>
-                <w:lang w:val="en-NL"/>
               </w:rPr>
               <w:t>Lab results</w:t>
             </w:r>
@@ -972,7 +1583,6 @@
               <w:rPr>
                 <w:sz w:val="20"/>
                 <w:szCs w:val="20"/>
-                <w:lang w:val="en-NL"/>
               </w:rPr>
               <w:t>Check lab results screen</w:t>
             </w:r>
@@ -996,7 +1606,6 @@
               <w:rPr>
                 <w:sz w:val="22"/>
                 <w:szCs w:val="22"/>
-                <w:lang w:val="en-NL"/>
               </w:rPr>
               <w:t xml:space="preserve">Enter </w:t>
             </w:r>
@@ -1004,7 +1613,6 @@
               <w:rPr>
                 <w:sz w:val="22"/>
                 <w:szCs w:val="22"/>
-                <w:lang w:val="en-NL"/>
               </w:rPr>
               <w:t>2</w:t>
             </w:r>
@@ -1028,7 +1636,6 @@
               <w:rPr>
                 <w:sz w:val="20"/>
                 <w:szCs w:val="20"/>
-                <w:lang w:val="en-NL"/>
               </w:rPr>
               <w:t>Lab results are grouped and show name, unit, value, and date</w:t>
             </w:r>
@@ -1052,7 +1659,6 @@
               <w:rPr>
                 <w:sz w:val="20"/>
                 <w:szCs w:val="20"/>
-                <w:lang w:val="en-NL"/>
               </w:rPr>
               <w:t>Grouped lab results were shown correctly</w:t>
             </w:r>
@@ -1076,7 +1682,6 @@
               <w:rPr>
                 <w:sz w:val="22"/>
                 <w:szCs w:val="22"/>
-                <w:lang w:val="en-NL"/>
               </w:rPr>
               <w:t>Pass</w:t>
             </w:r>
@@ -1100,7 +1705,6 @@
               <w:rPr>
                 <w:sz w:val="22"/>
                 <w:szCs w:val="22"/>
-                <w:lang w:val="en-NL"/>
               </w:rPr>
               <w:t xml:space="preserve">Figure </w:t>
             </w:r>
@@ -1108,7 +1712,6 @@
               <w:rPr>
                 <w:sz w:val="22"/>
                 <w:szCs w:val="22"/>
-                <w:lang w:val="en-NL"/>
               </w:rPr>
               <w:t>3,4</w:t>
             </w:r>
@@ -1132,14 +1735,12 @@
               <w:rPr>
                 <w:sz w:val="22"/>
                 <w:szCs w:val="22"/>
-                <w:lang w:val="en-NL"/>
-              </w:rPr>
-            </w:pPr>
-            <w:r>
-              <w:rPr>
-                <w:sz w:val="22"/>
-                <w:szCs w:val="22"/>
-                <w:lang w:val="en-NL"/>
+              </w:rPr>
+            </w:pPr>
+            <w:r>
+              <w:rPr>
+                <w:sz w:val="22"/>
+                <w:szCs w:val="22"/>
               </w:rPr>
               <w:t>T</w:t>
             </w:r>
@@ -1147,7 +1748,6 @@
               <w:rPr>
                 <w:sz w:val="22"/>
                 <w:szCs w:val="22"/>
-                <w:lang w:val="en-NL"/>
               </w:rPr>
               <w:t>4</w:t>
             </w:r>
@@ -1171,7 +1771,6 @@
               <w:rPr>
                 <w:sz w:val="20"/>
                 <w:szCs w:val="20"/>
-                <w:lang w:val="en-NL"/>
               </w:rPr>
               <w:t>Biomarkers</w:t>
             </w:r>
@@ -1195,7 +1794,6 @@
               <w:rPr>
                 <w:sz w:val="20"/>
                 <w:szCs w:val="20"/>
-                <w:lang w:val="en-NL"/>
               </w:rPr>
               <w:t>Check biomarker overview</w:t>
             </w:r>
@@ -1219,7 +1817,6 @@
               <w:rPr>
                 <w:sz w:val="22"/>
                 <w:szCs w:val="22"/>
-                <w:lang w:val="en-NL"/>
               </w:rPr>
               <w:t xml:space="preserve">Enter </w:t>
             </w:r>
@@ -1227,7 +1824,6 @@
               <w:rPr>
                 <w:sz w:val="22"/>
                 <w:szCs w:val="22"/>
-                <w:lang w:val="en-NL"/>
               </w:rPr>
               <w:t>3</w:t>
             </w:r>
@@ -1251,7 +1847,6 @@
               <w:rPr>
                 <w:sz w:val="20"/>
                 <w:szCs w:val="20"/>
-                <w:lang w:val="en-NL"/>
               </w:rPr>
               <w:t>Biomarkers are shown with date, value, and unit</w:t>
             </w:r>
@@ -1275,7 +1870,6 @@
               <w:rPr>
                 <w:sz w:val="20"/>
                 <w:szCs w:val="20"/>
-                <w:lang w:val="en-NL"/>
               </w:rPr>
               <w:t>CXCL10 and Galectin-9 were shown correctly</w:t>
             </w:r>
@@ -1299,7 +1893,6 @@
               <w:rPr>
                 <w:sz w:val="22"/>
                 <w:szCs w:val="22"/>
-                <w:lang w:val="en-NL"/>
               </w:rPr>
               <w:t>Pass</w:t>
             </w:r>
@@ -1323,7 +1916,6 @@
               <w:rPr>
                 <w:sz w:val="22"/>
                 <w:szCs w:val="22"/>
-                <w:lang w:val="en-NL"/>
               </w:rPr>
               <w:t xml:space="preserve">Figure </w:t>
             </w:r>
@@ -1331,7 +1923,6 @@
               <w:rPr>
                 <w:sz w:val="22"/>
                 <w:szCs w:val="22"/>
-                <w:lang w:val="en-NL"/>
               </w:rPr>
               <w:t>5</w:t>
             </w:r>
@@ -1356,14 +1947,12 @@
               <w:rPr>
                 <w:sz w:val="22"/>
                 <w:szCs w:val="22"/>
-                <w:lang w:val="en-NL"/>
-              </w:rPr>
-            </w:pPr>
-            <w:r>
-              <w:rPr>
-                <w:sz w:val="22"/>
-                <w:szCs w:val="22"/>
-                <w:lang w:val="en-NL"/>
+              </w:rPr>
+            </w:pPr>
+            <w:r>
+              <w:rPr>
+                <w:sz w:val="22"/>
+                <w:szCs w:val="22"/>
               </w:rPr>
               <w:t>T</w:t>
             </w:r>
@@ -1371,7 +1960,6 @@
               <w:rPr>
                 <w:sz w:val="22"/>
                 <w:szCs w:val="22"/>
-                <w:lang w:val="en-NL"/>
               </w:rPr>
               <w:t>5</w:t>
             </w:r>
@@ -1395,7 +1983,6 @@
               <w:rPr>
                 <w:sz w:val="20"/>
                 <w:szCs w:val="20"/>
-                <w:lang w:val="en-NL"/>
               </w:rPr>
               <w:t>CMAS history</w:t>
             </w:r>
@@ -1419,7 +2006,6 @@
               <w:rPr>
                 <w:sz w:val="20"/>
                 <w:szCs w:val="20"/>
-                <w:lang w:val="en-NL"/>
               </w:rPr>
               <w:t>Check CMAS history screen</w:t>
             </w:r>
@@ -1443,7 +2029,6 @@
               <w:rPr>
                 <w:sz w:val="22"/>
                 <w:szCs w:val="22"/>
-                <w:lang w:val="en-NL"/>
               </w:rPr>
               <w:t xml:space="preserve">Enter </w:t>
             </w:r>
@@ -1451,7 +2036,6 @@
               <w:rPr>
                 <w:sz w:val="22"/>
                 <w:szCs w:val="22"/>
-                <w:lang w:val="en-NL"/>
               </w:rPr>
               <w:t>4</w:t>
             </w:r>
@@ -1475,7 +2059,6 @@
               <w:rPr>
                 <w:sz w:val="20"/>
                 <w:szCs w:val="20"/>
-                <w:lang w:val="en-NL"/>
               </w:rPr>
               <w:t>CMAS dates, scores, bars, and summary are shown</w:t>
             </w:r>
@@ -1499,7 +2082,6 @@
               <w:rPr>
                 <w:sz w:val="20"/>
                 <w:szCs w:val="20"/>
-                <w:lang w:val="en-NL"/>
               </w:rPr>
               <w:t>CMAS history and summary were shown correctly</w:t>
             </w:r>
@@ -1517,14 +2099,12 @@
               <w:rPr>
                 <w:sz w:val="22"/>
                 <w:szCs w:val="22"/>
-                <w:lang w:val="en-NL"/>
-              </w:rPr>
-            </w:pPr>
-            <w:r>
-              <w:rPr>
-                <w:sz w:val="22"/>
-                <w:szCs w:val="22"/>
-                <w:lang w:val="en-NL"/>
+              </w:rPr>
+            </w:pPr>
+            <w:r>
+              <w:rPr>
+                <w:sz w:val="22"/>
+                <w:szCs w:val="22"/>
               </w:rPr>
               <w:t>Pass</w:t>
             </w:r>
@@ -1542,14 +2122,12 @@
               <w:rPr>
                 <w:sz w:val="22"/>
                 <w:szCs w:val="22"/>
-                <w:lang w:val="en-NL"/>
-              </w:rPr>
-            </w:pPr>
-            <w:r>
-              <w:rPr>
-                <w:sz w:val="22"/>
-                <w:szCs w:val="22"/>
-                <w:lang w:val="en-NL"/>
+              </w:rPr>
+            </w:pPr>
+            <w:r>
+              <w:rPr>
+                <w:sz w:val="22"/>
+                <w:szCs w:val="22"/>
               </w:rPr>
               <w:t>Figure</w:t>
             </w:r>
@@ -1557,7 +2135,6 @@
               <w:rPr>
                 <w:sz w:val="22"/>
                 <w:szCs w:val="22"/>
-                <w:lang w:val="en-NL"/>
               </w:rPr>
               <w:t xml:space="preserve"> </w:t>
             </w:r>
@@ -1569,14 +2146,12 @@
               <w:rPr>
                 <w:sz w:val="22"/>
                 <w:szCs w:val="22"/>
-                <w:lang w:val="en-NL"/>
-              </w:rPr>
-            </w:pPr>
-            <w:r>
-              <w:rPr>
-                <w:sz w:val="22"/>
-                <w:szCs w:val="22"/>
-                <w:lang w:val="en-NL"/>
+              </w:rPr>
+            </w:pPr>
+            <w:r>
+              <w:rPr>
+                <w:sz w:val="22"/>
+                <w:szCs w:val="22"/>
               </w:rPr>
               <w:t>6, 7</w:t>
             </w:r>
@@ -1600,14 +2175,12 @@
               <w:rPr>
                 <w:sz w:val="22"/>
                 <w:szCs w:val="22"/>
-                <w:lang w:val="en-NL"/>
-              </w:rPr>
-            </w:pPr>
-            <w:r>
-              <w:rPr>
-                <w:sz w:val="22"/>
-                <w:szCs w:val="22"/>
-                <w:lang w:val="en-NL"/>
+              </w:rPr>
+            </w:pPr>
+            <w:r>
+              <w:rPr>
+                <w:sz w:val="22"/>
+                <w:szCs w:val="22"/>
               </w:rPr>
               <w:t>T</w:t>
             </w:r>
@@ -1615,7 +2188,6 @@
               <w:rPr>
                 <w:sz w:val="22"/>
                 <w:szCs w:val="22"/>
-                <w:lang w:val="en-NL"/>
               </w:rPr>
               <w:t>6</w:t>
             </w:r>
@@ -1639,7 +2211,6 @@
               <w:rPr>
                 <w:sz w:val="20"/>
                 <w:szCs w:val="20"/>
-                <w:lang w:val="en-NL"/>
               </w:rPr>
               <w:t>Disease trend overview</w:t>
             </w:r>
@@ -1663,7 +2234,6 @@
               <w:rPr>
                 <w:sz w:val="20"/>
                 <w:szCs w:val="20"/>
-                <w:lang w:val="en-NL"/>
               </w:rPr>
               <w:t>Check disease trend screen</w:t>
             </w:r>
@@ -1687,7 +2257,6 @@
               <w:rPr>
                 <w:sz w:val="22"/>
                 <w:szCs w:val="22"/>
-                <w:lang w:val="en-NL"/>
               </w:rPr>
               <w:t xml:space="preserve">Enter </w:t>
             </w:r>
@@ -1695,7 +2264,6 @@
               <w:rPr>
                 <w:sz w:val="22"/>
                 <w:szCs w:val="22"/>
-                <w:lang w:val="en-NL"/>
               </w:rPr>
               <w:t>5</w:t>
             </w:r>
@@ -1719,7 +2287,6 @@
               <w:rPr>
                 <w:sz w:val="20"/>
                 <w:szCs w:val="20"/>
-                <w:lang w:val="en-NL"/>
               </w:rPr>
               <w:t>Trend summary and latest biomarkers are shown</w:t>
             </w:r>
@@ -1743,7 +2310,6 @@
               <w:rPr>
                 <w:sz w:val="20"/>
                 <w:szCs w:val="20"/>
-                <w:lang w:val="en-NL"/>
               </w:rPr>
               <w:t>Trend and latest biomarkers were shown correctly</w:t>
             </w:r>
@@ -1761,14 +2327,12 @@
               <w:rPr>
                 <w:sz w:val="22"/>
                 <w:szCs w:val="22"/>
-                <w:lang w:val="en-NL"/>
-              </w:rPr>
-            </w:pPr>
-            <w:r>
-              <w:rPr>
-                <w:sz w:val="22"/>
-                <w:szCs w:val="22"/>
-                <w:lang w:val="en-NL"/>
+              </w:rPr>
+            </w:pPr>
+            <w:r>
+              <w:rPr>
+                <w:sz w:val="22"/>
+                <w:szCs w:val="22"/>
               </w:rPr>
               <w:t>Pass</w:t>
             </w:r>
@@ -1786,14 +2350,12 @@
               <w:rPr>
                 <w:sz w:val="22"/>
                 <w:szCs w:val="22"/>
-                <w:lang w:val="en-NL"/>
-              </w:rPr>
-            </w:pPr>
-            <w:r>
-              <w:rPr>
-                <w:sz w:val="22"/>
-                <w:szCs w:val="22"/>
-                <w:lang w:val="en-NL"/>
+              </w:rPr>
+            </w:pPr>
+            <w:r>
+              <w:rPr>
+                <w:sz w:val="22"/>
+                <w:szCs w:val="22"/>
               </w:rPr>
               <w:t>Figure</w:t>
             </w:r>
@@ -1801,7 +2363,6 @@
               <w:rPr>
                 <w:sz w:val="22"/>
                 <w:szCs w:val="22"/>
-                <w:lang w:val="en-NL"/>
               </w:rPr>
               <w:t xml:space="preserve"> 8</w:t>
             </w:r>
@@ -1826,14 +2387,12 @@
               <w:rPr>
                 <w:sz w:val="22"/>
                 <w:szCs w:val="22"/>
-                <w:lang w:val="en-NL"/>
-              </w:rPr>
-            </w:pPr>
-            <w:r>
-              <w:rPr>
-                <w:sz w:val="22"/>
-                <w:szCs w:val="22"/>
-                <w:lang w:val="en-NL"/>
+              </w:rPr>
+            </w:pPr>
+            <w:r>
+              <w:rPr>
+                <w:sz w:val="22"/>
+                <w:szCs w:val="22"/>
               </w:rPr>
               <w:t>T</w:t>
             </w:r>
@@ -1841,7 +2400,6 @@
               <w:rPr>
                 <w:sz w:val="22"/>
                 <w:szCs w:val="22"/>
-                <w:lang w:val="en-NL"/>
               </w:rPr>
               <w:t>7</w:t>
             </w:r>
@@ -1865,7 +2423,6 @@
               <w:rPr>
                 <w:sz w:val="20"/>
                 <w:szCs w:val="20"/>
-                <w:lang w:val="en-NL"/>
               </w:rPr>
               <w:t>Patient summary report</w:t>
             </w:r>
@@ -1889,7 +2446,6 @@
               <w:rPr>
                 <w:sz w:val="20"/>
                 <w:szCs w:val="20"/>
-                <w:lang w:val="en-NL"/>
               </w:rPr>
               <w:t>Check patient report</w:t>
             </w:r>
@@ -1913,7 +2469,6 @@
               <w:rPr>
                 <w:sz w:val="22"/>
                 <w:szCs w:val="22"/>
-                <w:lang w:val="en-NL"/>
               </w:rPr>
               <w:t xml:space="preserve">Enter </w:t>
             </w:r>
@@ -1921,7 +2476,6 @@
               <w:rPr>
                 <w:sz w:val="22"/>
                 <w:szCs w:val="22"/>
-                <w:lang w:val="en-NL"/>
               </w:rPr>
               <w:t>6</w:t>
             </w:r>
@@ -1945,7 +2499,6 @@
               <w:rPr>
                 <w:sz w:val="20"/>
                 <w:szCs w:val="20"/>
-                <w:lang w:val="en-NL"/>
               </w:rPr>
               <w:t>Report shows latest CMAS, biomarkers, measurements, and status</w:t>
             </w:r>
@@ -1969,7 +2522,6 @@
               <w:rPr>
                 <w:sz w:val="20"/>
                 <w:szCs w:val="20"/>
-                <w:lang w:val="en-NL"/>
               </w:rPr>
               <w:t>Report was generated correctly with all required data</w:t>
             </w:r>
@@ -1987,14 +2539,12 @@
               <w:rPr>
                 <w:sz w:val="22"/>
                 <w:szCs w:val="22"/>
-                <w:lang w:val="en-NL"/>
-              </w:rPr>
-            </w:pPr>
-            <w:r>
-              <w:rPr>
-                <w:sz w:val="22"/>
-                <w:szCs w:val="22"/>
-                <w:lang w:val="en-NL"/>
+              </w:rPr>
+            </w:pPr>
+            <w:r>
+              <w:rPr>
+                <w:sz w:val="22"/>
+                <w:szCs w:val="22"/>
               </w:rPr>
               <w:t>Pass</w:t>
             </w:r>
@@ -2012,14 +2562,12 @@
               <w:rPr>
                 <w:sz w:val="22"/>
                 <w:szCs w:val="22"/>
-                <w:lang w:val="en-NL"/>
-              </w:rPr>
-            </w:pPr>
-            <w:r>
-              <w:rPr>
-                <w:sz w:val="22"/>
-                <w:szCs w:val="22"/>
-                <w:lang w:val="en-NL"/>
+              </w:rPr>
+            </w:pPr>
+            <w:r>
+              <w:rPr>
+                <w:sz w:val="22"/>
+                <w:szCs w:val="22"/>
               </w:rPr>
               <w:t>Figure</w:t>
             </w:r>
@@ -2027,7 +2575,6 @@
               <w:rPr>
                 <w:sz w:val="22"/>
                 <w:szCs w:val="22"/>
-                <w:lang w:val="en-NL"/>
               </w:rPr>
               <w:t xml:space="preserve"> 9</w:t>
             </w:r>
@@ -2051,14 +2598,12 @@
               <w:rPr>
                 <w:sz w:val="22"/>
                 <w:szCs w:val="22"/>
-                <w:lang w:val="en-NL"/>
-              </w:rPr>
-            </w:pPr>
-            <w:r>
-              <w:rPr>
-                <w:sz w:val="22"/>
-                <w:szCs w:val="22"/>
-                <w:lang w:val="en-NL"/>
+              </w:rPr>
+            </w:pPr>
+            <w:r>
+              <w:rPr>
+                <w:sz w:val="22"/>
+                <w:szCs w:val="22"/>
               </w:rPr>
               <w:t>T</w:t>
             </w:r>
@@ -2066,7 +2611,6 @@
               <w:rPr>
                 <w:sz w:val="22"/>
                 <w:szCs w:val="22"/>
-                <w:lang w:val="en-NL"/>
               </w:rPr>
               <w:t>8</w:t>
             </w:r>
@@ -2090,7 +2634,6 @@
               <w:rPr>
                 <w:sz w:val="20"/>
                 <w:szCs w:val="20"/>
-                <w:lang w:val="en-NL"/>
               </w:rPr>
               <w:t>Invalid numeric input</w:t>
             </w:r>
@@ -2114,7 +2657,6 @@
               <w:rPr>
                 <w:sz w:val="20"/>
                 <w:szCs w:val="20"/>
-                <w:lang w:val="en-NL"/>
               </w:rPr>
               <w:t>Check invalid menu number</w:t>
             </w:r>
@@ -2138,7 +2680,6 @@
               <w:rPr>
                 <w:sz w:val="22"/>
                 <w:szCs w:val="22"/>
-                <w:lang w:val="en-NL"/>
               </w:rPr>
               <w:t xml:space="preserve">Enter </w:t>
             </w:r>
@@ -2148,7 +2689,6 @@
                 <w:sz w:val="22"/>
                 <w:szCs w:val="22"/>
                 <w:rtl/>
-                <w:lang w:val="en-NL"/>
               </w:rPr>
               <w:t>8</w:t>
             </w:r>
@@ -2172,7 +2712,6 @@
               <w:rPr>
                 <w:sz w:val="20"/>
                 <w:szCs w:val="20"/>
-                <w:lang w:val="en-NL"/>
               </w:rPr>
               <w:t>Error message is shown, no crash</w:t>
             </w:r>
@@ -2196,7 +2735,6 @@
               <w:rPr>
                 <w:sz w:val="20"/>
                 <w:szCs w:val="20"/>
-                <w:lang w:val="en-NL"/>
               </w:rPr>
               <w:t>Error message was shown and program continued.</w:t>
             </w:r>
@@ -2214,14 +2752,12 @@
               <w:rPr>
                 <w:sz w:val="22"/>
                 <w:szCs w:val="22"/>
-                <w:lang w:val="en-NL"/>
-              </w:rPr>
-            </w:pPr>
-            <w:r>
-              <w:rPr>
-                <w:sz w:val="22"/>
-                <w:szCs w:val="22"/>
-                <w:lang w:val="en-NL"/>
+              </w:rPr>
+            </w:pPr>
+            <w:r>
+              <w:rPr>
+                <w:sz w:val="22"/>
+                <w:szCs w:val="22"/>
               </w:rPr>
               <w:t>Pass</w:t>
             </w:r>
@@ -2239,14 +2775,12 @@
               <w:rPr>
                 <w:sz w:val="22"/>
                 <w:szCs w:val="22"/>
-                <w:lang w:val="en-NL"/>
-              </w:rPr>
-            </w:pPr>
-            <w:r>
-              <w:rPr>
-                <w:sz w:val="22"/>
-                <w:szCs w:val="22"/>
-                <w:lang w:val="en-NL"/>
+              </w:rPr>
+            </w:pPr>
+            <w:r>
+              <w:rPr>
+                <w:sz w:val="22"/>
+                <w:szCs w:val="22"/>
               </w:rPr>
               <w:t>Figure</w:t>
             </w:r>
@@ -2254,7 +2788,6 @@
               <w:rPr>
                 <w:sz w:val="22"/>
                 <w:szCs w:val="22"/>
-                <w:lang w:val="en-NL"/>
               </w:rPr>
               <w:t xml:space="preserve"> 10</w:t>
             </w:r>
@@ -2279,14 +2812,12 @@
               <w:rPr>
                 <w:sz w:val="22"/>
                 <w:szCs w:val="22"/>
-                <w:lang w:val="en-NL"/>
-              </w:rPr>
-            </w:pPr>
-            <w:r>
-              <w:rPr>
-                <w:sz w:val="22"/>
-                <w:szCs w:val="22"/>
-                <w:lang w:val="en-NL"/>
+              </w:rPr>
+            </w:pPr>
+            <w:r>
+              <w:rPr>
+                <w:sz w:val="22"/>
+                <w:szCs w:val="22"/>
               </w:rPr>
               <w:t>T</w:t>
             </w:r>
@@ -2294,7 +2825,6 @@
               <w:rPr>
                 <w:sz w:val="22"/>
                 <w:szCs w:val="22"/>
-                <w:lang w:val="en-NL"/>
               </w:rPr>
               <w:t>9</w:t>
             </w:r>
@@ -2318,7 +2848,6 @@
               <w:rPr>
                 <w:sz w:val="20"/>
                 <w:szCs w:val="20"/>
-                <w:lang w:val="en-NL"/>
               </w:rPr>
               <w:t>Invalid text input</w:t>
             </w:r>
@@ -2342,7 +2871,6 @@
               <w:rPr>
                 <w:sz w:val="20"/>
                 <w:szCs w:val="20"/>
-                <w:lang w:val="en-NL"/>
               </w:rPr>
               <w:t>Check text input handling</w:t>
             </w:r>
@@ -2366,7 +2894,6 @@
               <w:rPr>
                 <w:sz w:val="22"/>
                 <w:szCs w:val="22"/>
-                <w:lang w:val="en-NL"/>
               </w:rPr>
               <w:t xml:space="preserve">Enter </w:t>
             </w:r>
@@ -2374,7 +2901,6 @@
               <w:rPr>
                 <w:sz w:val="22"/>
                 <w:szCs w:val="22"/>
-                <w:lang w:val="en-NL"/>
               </w:rPr>
               <w:t>A</w:t>
             </w:r>
@@ -2398,7 +2924,6 @@
               <w:rPr>
                 <w:sz w:val="20"/>
                 <w:szCs w:val="20"/>
-                <w:lang w:val="en-NL"/>
               </w:rPr>
               <w:t>Error message is shown, no crash</w:t>
             </w:r>
@@ -2422,7 +2947,6 @@
               <w:rPr>
                 <w:sz w:val="20"/>
                 <w:szCs w:val="20"/>
-                <w:lang w:val="en-NL"/>
               </w:rPr>
               <w:t>Error message was shown and program continued</w:t>
             </w:r>
@@ -2440,14 +2964,12 @@
               <w:rPr>
                 <w:sz w:val="22"/>
                 <w:szCs w:val="22"/>
-                <w:lang w:val="en-NL"/>
-              </w:rPr>
-            </w:pPr>
-            <w:r>
-              <w:rPr>
-                <w:sz w:val="22"/>
-                <w:szCs w:val="22"/>
-                <w:lang w:val="en-NL"/>
+              </w:rPr>
+            </w:pPr>
+            <w:r>
+              <w:rPr>
+                <w:sz w:val="22"/>
+                <w:szCs w:val="22"/>
               </w:rPr>
               <w:t>Pass</w:t>
             </w:r>
@@ -2465,14 +2987,12 @@
               <w:rPr>
                 <w:sz w:val="22"/>
                 <w:szCs w:val="22"/>
-                <w:lang w:val="en-NL"/>
-              </w:rPr>
-            </w:pPr>
-            <w:r>
-              <w:rPr>
-                <w:sz w:val="22"/>
-                <w:szCs w:val="22"/>
-                <w:lang w:val="en-NL"/>
+              </w:rPr>
+            </w:pPr>
+            <w:r>
+              <w:rPr>
+                <w:sz w:val="22"/>
+                <w:szCs w:val="22"/>
               </w:rPr>
               <w:t>Figure</w:t>
             </w:r>
@@ -2480,7 +3000,6 @@
               <w:rPr>
                 <w:sz w:val="22"/>
                 <w:szCs w:val="22"/>
-                <w:lang w:val="en-NL"/>
               </w:rPr>
               <w:t xml:space="preserve"> 11</w:t>
             </w:r>
@@ -2503,14 +3022,12 @@
               <w:rPr>
                 <w:sz w:val="22"/>
                 <w:szCs w:val="22"/>
-                <w:lang w:val="en-NL"/>
-              </w:rPr>
-            </w:pPr>
-            <w:r>
-              <w:rPr>
-                <w:sz w:val="22"/>
-                <w:szCs w:val="22"/>
-                <w:lang w:val="en-NL"/>
+              </w:rPr>
+            </w:pPr>
+            <w:r>
+              <w:rPr>
+                <w:sz w:val="22"/>
+                <w:szCs w:val="22"/>
               </w:rPr>
               <w:t>T10</w:t>
             </w:r>
@@ -2528,14 +3045,12 @@
               <w:rPr>
                 <w:sz w:val="20"/>
                 <w:szCs w:val="20"/>
-                <w:lang w:val="en-NL"/>
-              </w:rPr>
-            </w:pPr>
-            <w:r>
-              <w:rPr>
-                <w:sz w:val="20"/>
-                <w:szCs w:val="20"/>
-                <w:lang w:val="en-NL"/>
+              </w:rPr>
+            </w:pPr>
+            <w:r>
+              <w:rPr>
+                <w:sz w:val="20"/>
+                <w:szCs w:val="20"/>
               </w:rPr>
               <w:t>Date formatting</w:t>
             </w:r>
@@ -2553,14 +3068,12 @@
               <w:rPr>
                 <w:sz w:val="20"/>
                 <w:szCs w:val="20"/>
-                <w:lang w:val="en-NL"/>
-              </w:rPr>
-            </w:pPr>
-            <w:r>
-              <w:rPr>
-                <w:sz w:val="20"/>
-                <w:szCs w:val="20"/>
-                <w:lang w:val="en-NL"/>
+              </w:rPr>
+            </w:pPr>
+            <w:r>
+              <w:rPr>
+                <w:sz w:val="20"/>
+                <w:szCs w:val="20"/>
               </w:rPr>
               <w:t>Check date formatting in outputs</w:t>
             </w:r>
@@ -2578,14 +3091,12 @@
               <w:rPr>
                 <w:sz w:val="20"/>
                 <w:szCs w:val="20"/>
-                <w:lang w:val="en-NL"/>
-              </w:rPr>
-            </w:pPr>
-            <w:r>
-              <w:rPr>
-                <w:sz w:val="20"/>
-                <w:szCs w:val="20"/>
-                <w:lang w:val="en-NL"/>
+              </w:rPr>
+            </w:pPr>
+            <w:r>
+              <w:rPr>
+                <w:sz w:val="20"/>
+                <w:szCs w:val="20"/>
               </w:rPr>
               <w:t>Enter</w:t>
             </w:r>
@@ -2593,7 +3104,6 @@
               <w:rPr>
                 <w:sz w:val="20"/>
                 <w:szCs w:val="20"/>
-                <w:lang w:val="en-NL"/>
               </w:rPr>
               <w:t xml:space="preserve"> </w:t>
             </w:r>
@@ -2601,7 +3111,6 @@
               <w:rPr>
                 <w:sz w:val="20"/>
                 <w:szCs w:val="20"/>
-                <w:lang w:val="en-NL"/>
               </w:rPr>
               <w:t>2, 3, and 4</w:t>
             </w:r>
@@ -2619,14 +3128,12 @@
               <w:rPr>
                 <w:sz w:val="20"/>
                 <w:szCs w:val="20"/>
-                <w:lang w:val="en-NL"/>
-              </w:rPr>
-            </w:pPr>
-            <w:r>
-              <w:rPr>
-                <w:sz w:val="20"/>
-                <w:szCs w:val="20"/>
-                <w:lang w:val="en-NL"/>
+              </w:rPr>
+            </w:pPr>
+            <w:r>
+              <w:rPr>
+                <w:sz w:val="20"/>
+                <w:szCs w:val="20"/>
               </w:rPr>
               <w:t>Dates are readable and consistent</w:t>
             </w:r>
@@ -2644,14 +3151,12 @@
               <w:rPr>
                 <w:sz w:val="20"/>
                 <w:szCs w:val="20"/>
-                <w:lang w:val="en-NL"/>
-              </w:rPr>
-            </w:pPr>
-            <w:r>
-              <w:rPr>
-                <w:sz w:val="20"/>
-                <w:szCs w:val="20"/>
-                <w:lang w:val="en-NL"/>
+              </w:rPr>
+            </w:pPr>
+            <w:r>
+              <w:rPr>
+                <w:sz w:val="20"/>
+                <w:szCs w:val="20"/>
               </w:rPr>
               <w:t>Dates were displayed in readable format</w:t>
             </w:r>
@@ -2669,14 +3174,12 @@
               <w:rPr>
                 <w:sz w:val="20"/>
                 <w:szCs w:val="20"/>
-                <w:lang w:val="en-NL"/>
-              </w:rPr>
-            </w:pPr>
-            <w:r>
-              <w:rPr>
-                <w:sz w:val="20"/>
-                <w:szCs w:val="20"/>
-                <w:lang w:val="en-NL"/>
+              </w:rPr>
+            </w:pPr>
+            <w:r>
+              <w:rPr>
+                <w:sz w:val="20"/>
+                <w:szCs w:val="20"/>
               </w:rPr>
               <w:t>Pass</w:t>
             </w:r>
@@ -2701,7 +3204,6 @@
               <w:rPr>
                 <w:sz w:val="20"/>
                 <w:szCs w:val="20"/>
-                <w:lang w:val="en-NL"/>
               </w:rPr>
               <w:t>Figure 12</w:t>
             </w:r>
@@ -2719,53 +3221,11 @@
     </w:tbl>
     <w:p>
       <w:pPr>
-        <w:rPr>
-          <w:lang w:val="en-NL"/>
-        </w:rPr>
-      </w:pPr>
-      <w:r>
-        <w:rPr>
-          <w:b/>
-          <w:bCs/>
-          <w:lang w:val="en-NL"/>
-        </w:rPr>
-        <w:lastRenderedPageBreak/>
-        <w:t>Figure 1</w:t>
-      </w:r>
-      <w:r>
-        <w:rPr>
-          <w:b/>
-          <w:bCs/>
-          <w:lang w:val="en-NL"/>
-        </w:rPr>
-        <w:t xml:space="preserve">: </w:t>
-      </w:r>
-      <w:r>
-        <w:rPr>
-          <w:b/>
-          <w:bCs/>
-          <w:lang w:val="en-NL"/>
-        </w:rPr>
-        <w:t>Main menu after successful data loading</w:t>
-      </w:r>
-      <w:r>
-        <w:rPr>
-          <w:lang w:val="en-NL"/>
-        </w:rPr>
-        <w:t xml:space="preserve"> </w:t>
-      </w:r>
-    </w:p>
-    <w:p>
-      <w:pPr>
-        <w:rPr>
-          <w:vanish/>
-          <w:lang w:val="en-NL"/>
-        </w:rPr>
+        <w:keepNext/>
       </w:pPr>
       <w:r>
         <w:rPr>
           <w:noProof/>
-          <w:lang w:val="en-NL"/>
         </w:rPr>
         <w:drawing>
           <wp:inline distT="0" distB="0" distL="0" distR="0" wp14:anchorId="1790C91B" wp14:editId="07AEE15C">
@@ -2783,7 +3243,7 @@
                     <pic:cNvPicPr/>
                   </pic:nvPicPr>
                   <pic:blipFill rotWithShape="1">
-                    <a:blip r:embed="rId7">
+                    <a:blip r:embed="rId8">
                       <a:extLst>
                         <a:ext uri="{28A0092B-C50C-407E-A947-70E740481C1C}">
                           <a14:useLocalDpi xmlns:a14="http://schemas.microsoft.com/office/drawing/2010/main" val="0"/>
@@ -2818,74 +3278,36 @@
           </wp:inline>
         </w:drawing>
       </w:r>
-      <w:r>
-        <w:rPr>
-          <w:vanish/>
-          <w:lang w:val="en-NL"/>
-        </w:rPr>
-        <w:t>Top of Form</w:t>
-      </w:r>
     </w:p>
     <w:p>
       <w:pPr>
-        <w:rPr>
-          <w:lang w:val="en-NL"/>
-        </w:rPr>
-      </w:pPr>
+        <w:pStyle w:val="Caption"/>
+      </w:pPr>
+      <w:r>
+        <w:fldChar w:fldCharType="begin"/>
+      </w:r>
+      <w:r>
+        <w:instrText> SEQ رسم_توضيحي \* ARABIC </w:instrText>
+      </w:r>
+      <w:r>
+        <w:fldChar w:fldCharType="separate"/>
+      </w:r>
+      <w:r>
+        <w:rPr>
+          <w:noProof/>
+        </w:rPr>
+        <w:t>1</w:t>
+      </w:r>
+      <w:r>
+        <w:fldChar w:fldCharType="end"/>
+      </w:r>
+      <w:r>
+        <w:t>: Main menu after successful data loading</w:t>
+      </w:r>
     </w:p>
     <w:p>
       <w:pPr>
-        <w:spacing w:before="240" w:line="360" w:lineRule="auto"/>
-        <w:rPr>
-          <w:lang w:val="en-NL"/>
-        </w:rPr>
-      </w:pPr>
-      <w:r>
-        <w:rPr>
-          <w:b/>
-          <w:bCs/>
-          <w:lang w:val="en-NL"/>
-        </w:rPr>
-        <w:t xml:space="preserve"> </w:t>
-      </w:r>
-      <w:r>
-        <w:rPr>
-          <w:b/>
-          <w:bCs/>
-          <w:lang w:val="en-NL"/>
-        </w:rPr>
-        <w:t>Figure 2</w:t>
-      </w:r>
-      <w:r>
-        <w:rPr>
-          <w:b/>
-          <w:bCs/>
-          <w:lang w:val="en-NL"/>
-        </w:rPr>
-        <w:t xml:space="preserve">: </w:t>
-      </w:r>
-      <w:r>
-        <w:rPr>
-          <w:b/>
-          <w:bCs/>
-          <w:lang w:val="en-NL"/>
-        </w:rPr>
-        <w:t>Patient information screen</w:t>
-      </w:r>
-      <w:r>
-        <w:rPr>
-          <w:lang w:val="en-NL"/>
-        </w:rPr>
-        <w:t xml:space="preserve"> </w:t>
-      </w:r>
-    </w:p>
-    <w:p>
-      <w:pPr>
-        <w:rPr>
-          <w:i/>
-          <w:iCs/>
-          <w:lang w:val="en-NL"/>
-        </w:rPr>
+        <w:keepNext/>
       </w:pPr>
       <w:r>
         <w:rPr>
@@ -2911,7 +3333,7 @@
                     <pic:cNvPicPr/>
                   </pic:nvPicPr>
                   <pic:blipFill rotWithShape="1">
-                    <a:blip r:embed="rId8">
+                    <a:blip r:embed="rId9">
                       <a:extLst>
                         <a:ext uri="{28A0092B-C50C-407E-A947-70E740481C1C}">
                           <a14:useLocalDpi xmlns:a14="http://schemas.microsoft.com/office/drawing/2010/main" val="0"/>
@@ -2949,68 +3371,63 @@
     </w:p>
     <w:p>
       <w:pPr>
-        <w:spacing w:line="276" w:lineRule="auto"/>
-        <w:rPr>
-          <w:lang w:val="en-NL"/>
-        </w:rPr>
-      </w:pPr>
-      <w:r>
-        <w:rPr>
-          <w:b/>
-          <w:bCs/>
-          <w:lang w:val="en-NL"/>
-        </w:rPr>
-        <w:lastRenderedPageBreak/>
-        <w:t>Figure 3</w:t>
-      </w:r>
-      <w:r>
-        <w:rPr>
-          <w:b/>
-          <w:bCs/>
-          <w:lang w:val="en-US"/>
-        </w:rPr>
-        <w:t>, 4</w:t>
-      </w:r>
-      <w:r>
-        <w:rPr>
-          <w:b/>
-          <w:bCs/>
-          <w:lang w:val="en-NL"/>
-        </w:rPr>
-        <w:t xml:space="preserve">: </w:t>
-      </w:r>
-      <w:r>
-        <w:rPr>
-          <w:b/>
-          <w:bCs/>
-          <w:lang w:val="en-NL"/>
-        </w:rPr>
-        <w:t>Grouped lab results</w:t>
-      </w:r>
-      <w:r>
-        <w:rPr>
-          <w:lang w:val="en-NL"/>
-        </w:rPr>
-        <w:t xml:space="preserve"> </w:t>
+        <w:pStyle w:val="Caption"/>
+        <w:rPr>
+          <w:i w:val="0"/>
+          <w:iCs w:val="0"/>
+        </w:rPr>
+      </w:pPr>
+      <w:r>
+        <w:rPr>
+          <w:i w:val="0"/>
+          <w:iCs w:val="0"/>
+        </w:rPr>
+        <w:fldChar w:fldCharType="begin"/>
+      </w:r>
+      <w:r>
+        <w:rPr>
+          <w:i w:val="0"/>
+          <w:iCs w:val="0"/>
+        </w:rPr>
+        <w:instrText xml:space="preserve"> SEQ رسم_توضيحي \* ARABIC </w:instrText>
+      </w:r>
+      <w:r>
+        <w:rPr>
+          <w:i w:val="0"/>
+          <w:iCs w:val="0"/>
+        </w:rPr>
+        <w:fldChar w:fldCharType="separate"/>
+      </w:r>
+      <w:r>
+        <w:rPr>
+          <w:i w:val="0"/>
+          <w:iCs w:val="0"/>
+          <w:noProof/>
+        </w:rPr>
+        <w:t>2</w:t>
+      </w:r>
+      <w:r>
+        <w:rPr>
+          <w:i w:val="0"/>
+          <w:iCs w:val="0"/>
+        </w:rPr>
+        <w:fldChar w:fldCharType="end"/>
+      </w:r>
+      <w:r>
+        <w:t>: Patient information screen</w:t>
       </w:r>
     </w:p>
     <w:p>
       <w:pPr>
+        <w:keepNext/>
         <w:spacing w:line="480" w:lineRule="auto"/>
         <w:jc w:val="both"/>
-        <w:rPr>
-          <w:b/>
-          <w:bCs/>
-          <w:rtl/>
-          <w:lang w:val="en-NL"/>
-        </w:rPr>
       </w:pPr>
       <w:r>
         <w:rPr>
           <w:i/>
           <w:iCs/>
           <w:noProof/>
-          <w:lang w:val="en-NL"/>
         </w:rPr>
         <w:drawing>
           <wp:inline distT="0" distB="0" distL="0" distR="0" wp14:anchorId="79AE8105" wp14:editId="296EDEA4">
@@ -3028,7 +3445,7 @@
                     <pic:cNvPicPr/>
                   </pic:nvPicPr>
                   <pic:blipFill rotWithShape="1">
-                    <a:blip r:embed="rId9">
+                    <a:blip r:embed="rId10">
                       <a:extLst>
                         <a:ext uri="{28A0092B-C50C-407E-A947-70E740481C1C}">
                           <a14:useLocalDpi xmlns:a14="http://schemas.microsoft.com/office/drawing/2010/main" val="0"/>
@@ -3063,6 +3480,53 @@
           </wp:inline>
         </w:drawing>
       </w:r>
+    </w:p>
+    <w:p>
+      <w:pPr>
+        <w:pStyle w:val="Caption"/>
+        <w:jc w:val="both"/>
+      </w:pPr>
+      <w:r>
+        <w:fldChar w:fldCharType="begin"/>
+      </w:r>
+      <w:r>
+        <w:instrText> SEQ رسم_توضيحي \* ARABIC </w:instrText>
+      </w:r>
+      <w:r>
+        <w:fldChar w:fldCharType="separate"/>
+      </w:r>
+      <w:r>
+        <w:rPr>
+          <w:noProof/>
+        </w:rPr>
+        <w:t>3</w:t>
+      </w:r>
+      <w:r>
+        <w:fldChar w:fldCharType="end"/>
+      </w:r>
+      <w:r>
+        <w:rPr>
+          <w:lang w:val="en-GB"/>
+        </w:rPr>
+        <w:t>-</w:t>
+      </w:r>
+      <w:r>
+        <w:t>Grouped lab result</w:t>
+      </w:r>
+      <w:r>
+        <w:rPr>
+          <w:noProof/>
+          <w:lang w:val="en-GB"/>
+        </w:rPr>
+        <w:t>s</w:t>
+      </w:r>
+    </w:p>
+    <w:p>
+      <w:pPr>
+        <w:keepNext/>
+        <w:spacing w:line="480" w:lineRule="auto"/>
+        <w:jc w:val="both"/>
+      </w:pPr>
       <w:r>
         <w:rPr>
           <w:b/>
@@ -3087,7 +3551,7 @@
                     <pic:cNvPicPr/>
                   </pic:nvPicPr>
                   <pic:blipFill rotWithShape="1">
-                    <a:blip r:embed="rId10">
+                    <a:blip r:embed="rId11">
                       <a:extLst>
                         <a:ext uri="{28A0092B-C50C-407E-A947-70E740481C1C}">
                           <a14:useLocalDpi xmlns:a14="http://schemas.microsoft.com/office/drawing/2010/main" val="0"/>
@@ -3125,80 +3589,106 @@
     </w:p>
     <w:p>
       <w:pPr>
-        <w:pStyle w:val="ListParagraph"/>
-        <w:spacing w:line="480" w:lineRule="auto"/>
-        <w:ind w:left="360"/>
-        <w:rPr>
-          <w:i/>
-          <w:iCs/>
-          <w:lang w:val="en-NL"/>
-        </w:rPr>
-      </w:pPr>
+        <w:pStyle w:val="Caption"/>
+        <w:jc w:val="both"/>
+        <w:rPr>
+          <w:b/>
+          <w:bCs/>
+        </w:rPr>
+      </w:pPr>
+      <w:r>
+        <w:rPr>
+          <w:b/>
+          <w:bCs/>
+        </w:rPr>
+        <w:fldChar w:fldCharType="begin"/>
+      </w:r>
+      <w:r>
+        <w:rPr>
+          <w:b/>
+          <w:bCs/>
+        </w:rPr>
+        <w:instrText xml:space="preserve"> SEQ </w:instrText>
+      </w:r>
+      <w:r>
+        <w:rPr>
+          <w:rFonts w:ascii="Times New Roman" w:hAnsi="Times New Roman" w:cs="Times New Roman"/>
+          <w:b/>
+          <w:bCs/>
+        </w:rPr>
+        <w:instrText>رسم</w:instrText>
+      </w:r>
+      <w:r>
+        <w:rPr>
+          <w:b/>
+          <w:bCs/>
+        </w:rPr>
+        <w:instrText>_</w:instrText>
+      </w:r>
+      <w:r>
+        <w:rPr>
+          <w:rFonts w:ascii="Times New Roman" w:hAnsi="Times New Roman" w:cs="Times New Roman"/>
+          <w:b/>
+          <w:bCs/>
+        </w:rPr>
+        <w:instrText>توضيحي</w:instrText>
+      </w:r>
+      <w:r>
+        <w:rPr>
+          <w:b/>
+          <w:bCs/>
+        </w:rPr>
+        <w:instrText xml:space="preserve"> \* ARABIC </w:instrText>
+      </w:r>
+      <w:r>
+        <w:rPr>
+          <w:b/>
+          <w:bCs/>
+        </w:rPr>
+        <w:fldChar w:fldCharType="separate"/>
+      </w:r>
+      <w:r>
+        <w:rPr>
+          <w:b/>
+          <w:bCs/>
+          <w:noProof/>
+        </w:rPr>
+        <w:t>4</w:t>
+      </w:r>
+      <w:r>
+        <w:rPr>
+          <w:b/>
+          <w:bCs/>
+        </w:rPr>
+        <w:fldChar w:fldCharType="end"/>
+      </w:r>
+      <w:r>
+        <w:rPr>
+          <w:lang w:val="en-GB"/>
+        </w:rPr>
+        <w:t>-</w:t>
+      </w:r>
+      <w:r>
+        <w:rPr>
+          <w:lang w:val="en-GB"/>
+        </w:rPr>
+        <w:t>Grouped lab result</w:t>
+      </w:r>
+      <w:r>
+        <w:rPr>
+          <w:lang w:val="en-GB"/>
+        </w:rPr>
+        <w:t>s</w:t>
+      </w:r>
     </w:p>
     <w:p>
       <w:pPr>
-        <w:rPr>
-          <w:rtl/>
-          <w:lang w:val="en-NL"/>
-        </w:rPr>
-      </w:pPr>
-      <w:r>
-        <w:rPr>
-          <w:vanish/>
-          <w:lang w:val="en-NL"/>
-        </w:rPr>
-        <w:t>Bottom of Form</w:t>
-      </w:r>
-    </w:p>
-    <w:p>
-      <w:pPr>
-        <w:rPr>
-          <w:lang w:val="en-NL"/>
-        </w:rPr>
-      </w:pPr>
-    </w:p>
-    <w:p>
-      <w:pPr>
+        <w:keepNext/>
         <w:spacing w:line="480" w:lineRule="auto"/>
-        <w:rPr>
-          <w:lang w:val="en-NL"/>
-        </w:rPr>
-      </w:pPr>
-      <w:r>
-        <w:rPr>
-          <w:b/>
-          <w:bCs/>
-          <w:lang w:val="en-NL"/>
-        </w:rPr>
-        <w:lastRenderedPageBreak/>
-        <w:t xml:space="preserve">Figure </w:t>
-      </w:r>
-      <w:r>
-        <w:rPr>
-          <w:b/>
-          <w:bCs/>
-          <w:lang w:val="en-NL"/>
-        </w:rPr>
-        <w:t xml:space="preserve">5: </w:t>
-      </w:r>
-      <w:r>
-        <w:rPr>
-          <w:b/>
-          <w:bCs/>
-          <w:lang w:val="en-NL"/>
-        </w:rPr>
-        <w:t>Biomarker overview</w:t>
-      </w:r>
-      <w:r>
-        <w:rPr>
-          <w:lang w:val="en-NL"/>
-        </w:rPr>
-        <w:t xml:space="preserve"> </w:t>
-      </w:r>
+      </w:pPr>
       <w:r>
         <w:rPr>
           <w:noProof/>
-          <w:lang w:val="en-NL"/>
         </w:rPr>
         <w:drawing>
           <wp:inline distT="0" distB="0" distL="0" distR="0" wp14:anchorId="0806E0B3" wp14:editId="33E08D99">
@@ -3216,7 +3706,7 @@
                     <pic:cNvPicPr/>
                   </pic:nvPicPr>
                   <pic:blipFill>
-                    <a:blip r:embed="rId11">
+                    <a:blip r:embed="rId12">
                       <a:extLst>
                         <a:ext uri="{28A0092B-C50C-407E-A947-70E740481C1C}">
                           <a14:useLocalDpi xmlns:a14="http://schemas.microsoft.com/office/drawing/2010/main" val="0"/>
@@ -3245,170 +3735,64 @@
     </w:p>
     <w:p>
       <w:pPr>
-        <w:rPr>
-          <w:b/>
-          <w:bCs/>
-          <w:lang w:val="en-NL"/>
-        </w:rPr>
-      </w:pPr>
+        <w:pStyle w:val="Caption"/>
+        <w:rPr>
+          <w:lang w:val="en-GB"/>
+        </w:rPr>
+      </w:pPr>
+      <w:r>
+        <w:fldChar w:fldCharType="begin"/>
+      </w:r>
+      <w:r>
+        <w:instrText xml:space="preserve"> SEQ </w:instrText>
+      </w:r>
+      <w:r>
+        <w:rPr>
+          <w:rFonts w:ascii="Times New Roman" w:hAnsi="Times New Roman" w:cs="Times New Roman"/>
+        </w:rPr>
+        <w:instrText>رسم</w:instrText>
+      </w:r>
+      <w:r>
+        <w:instrText>_</w:instrText>
+      </w:r>
+      <w:r>
+        <w:rPr>
+          <w:rFonts w:ascii="Times New Roman" w:hAnsi="Times New Roman" w:cs="Times New Roman"/>
+        </w:rPr>
+        <w:instrText>توضيحي</w:instrText>
+      </w:r>
+      <w:r>
+        <w:instrText xml:space="preserve"> \* ARABIC </w:instrText>
+      </w:r>
+      <w:r>
+        <w:fldChar w:fldCharType="separate"/>
+      </w:r>
+      <w:r>
+        <w:rPr>
+          <w:noProof/>
+        </w:rPr>
+        <w:t>5</w:t>
+      </w:r>
+      <w:r>
+        <w:fldChar w:fldCharType="end"/>
+      </w:r>
+      <w:r>
+        <w:rPr>
+          <w:lang w:val="en-GB"/>
+        </w:rPr>
+        <w:t>-</w:t>
+      </w:r>
+      <w:r>
+        <w:t>Biomarker overview</w:t>
+      </w:r>
     </w:p>
     <w:p>
       <w:pPr>
-        <w:rPr>
-          <w:b/>
-          <w:bCs/>
-          <w:lang w:val="en-NL"/>
-        </w:rPr>
-      </w:pPr>
-    </w:p>
-    <w:p>
-      <w:pPr>
-        <w:rPr>
-          <w:b/>
-          <w:bCs/>
-          <w:lang w:val="en-NL"/>
-        </w:rPr>
-      </w:pPr>
-    </w:p>
-    <w:p>
-      <w:pPr>
-        <w:rPr>
-          <w:b/>
-          <w:bCs/>
-          <w:lang w:val="en-NL"/>
-        </w:rPr>
-      </w:pPr>
-    </w:p>
-    <w:p>
-      <w:pPr>
-        <w:rPr>
-          <w:b/>
-          <w:bCs/>
-          <w:lang w:val="en-NL"/>
-        </w:rPr>
-      </w:pPr>
-    </w:p>
-    <w:p>
-      <w:pPr>
-        <w:rPr>
-          <w:b/>
-          <w:bCs/>
-          <w:lang w:val="en-NL"/>
-        </w:rPr>
-      </w:pPr>
-    </w:p>
-    <w:p>
-      <w:pPr>
-        <w:rPr>
-          <w:b/>
-          <w:bCs/>
-          <w:lang w:val="en-NL"/>
-        </w:rPr>
-      </w:pPr>
-    </w:p>
-    <w:p>
-      <w:pPr>
-        <w:rPr>
-          <w:b/>
-          <w:bCs/>
-          <w:lang w:val="en-NL"/>
-        </w:rPr>
-      </w:pPr>
-    </w:p>
-    <w:p>
-      <w:pPr>
-        <w:rPr>
-          <w:b/>
-          <w:bCs/>
-          <w:lang w:val="en-NL"/>
-        </w:rPr>
-      </w:pPr>
-    </w:p>
-    <w:p>
-      <w:pPr>
-        <w:rPr>
-          <w:b/>
-          <w:bCs/>
-          <w:lang w:val="en-NL"/>
-        </w:rPr>
-      </w:pPr>
-    </w:p>
-    <w:p>
-      <w:pPr>
-        <w:rPr>
-          <w:b/>
-          <w:bCs/>
-          <w:lang w:val="en-NL"/>
-        </w:rPr>
-      </w:pPr>
-    </w:p>
-    <w:p>
-      <w:pPr>
-        <w:spacing w:line="360" w:lineRule="auto"/>
-        <w:rPr>
-          <w:rtl/>
-          <w:lang w:val="en-NL"/>
-        </w:rPr>
-      </w:pPr>
-      <w:r>
-        <w:rPr>
-          <w:b/>
-          <w:bCs/>
-          <w:lang w:val="en-NL"/>
-        </w:rPr>
-        <w:lastRenderedPageBreak/>
-        <w:t xml:space="preserve">Figure </w:t>
-      </w:r>
-      <w:r>
-        <w:rPr>
-          <w:b/>
-          <w:bCs/>
-          <w:lang w:val="en-NL"/>
-        </w:rPr>
-        <w:t>6</w:t>
-      </w:r>
-      <w:r>
-        <w:rPr>
-          <w:b/>
-          <w:bCs/>
-          <w:lang w:val="en-NL"/>
-        </w:rPr>
-        <w:t>, 7</w:t>
-      </w:r>
-      <w:r>
-        <w:rPr>
-          <w:b/>
-          <w:bCs/>
-          <w:lang w:val="en-NL"/>
-        </w:rPr>
-        <w:t xml:space="preserve">: </w:t>
-      </w:r>
-      <w:r>
-        <w:rPr>
-          <w:b/>
-          <w:bCs/>
-          <w:lang w:val="en-NL"/>
-        </w:rPr>
-        <w:t>CMAS score history</w:t>
-      </w:r>
-      <w:r>
-        <w:rPr>
-          <w:lang w:val="en-NL"/>
-        </w:rPr>
-        <w:t xml:space="preserve"> </w:t>
-      </w:r>
-    </w:p>
-    <w:p>
-      <w:pPr>
-        <w:rPr>
-          <w:rtl/>
-          <w:lang w:val="en-NL"/>
-        </w:rPr>
+        <w:keepNext/>
       </w:pPr>
       <w:r>
         <w:rPr>
           <w:noProof/>
-          <w:lang w:val="en-NL"/>
         </w:rPr>
         <w:drawing>
           <wp:inline distT="0" distB="0" distL="0" distR="0" wp14:anchorId="3DDD7EE1" wp14:editId="5C9BB50F">
@@ -3426,7 +3810,7 @@
                     <pic:cNvPicPr/>
                   </pic:nvPicPr>
                   <pic:blipFill>
-                    <a:blip r:embed="rId12">
+                    <a:blip r:embed="rId13">
                       <a:extLst>
                         <a:ext uri="{28A0092B-C50C-407E-A947-70E740481C1C}">
                           <a14:useLocalDpi xmlns:a14="http://schemas.microsoft.com/office/drawing/2010/main" val="0"/>
@@ -3455,10 +3839,42 @@
     </w:p>
     <w:p>
       <w:pPr>
+        <w:pStyle w:val="Caption"/>
         <w:rPr>
           <w:rtl/>
-          <w:lang w:val="en-NL"/>
-        </w:rPr>
+        </w:rPr>
+      </w:pPr>
+      <w:r>
+        <w:fldChar w:fldCharType="begin"/>
+      </w:r>
+      <w:r>
+        <w:instrText> SEQ رسم_توضيحي \* ARABIC </w:instrText>
+      </w:r>
+      <w:r>
+        <w:fldChar w:fldCharType="separate"/>
+      </w:r>
+      <w:r>
+        <w:rPr>
+          <w:noProof/>
+        </w:rPr>
+        <w:t>6</w:t>
+      </w:r>
+      <w:r>
+        <w:fldChar w:fldCharType="end"/>
+      </w:r>
+      <w:r>
+        <w:rPr>
+          <w:lang w:val="en-GB"/>
+        </w:rPr>
+        <w:t>-</w:t>
+      </w:r>
+      <w:r>
+        <w:t>CMAS score history</w:t>
+      </w:r>
+    </w:p>
+    <w:p>
+      <w:pPr>
+        <w:keepNext/>
       </w:pPr>
       <w:r>
         <w:rPr>
@@ -3482,7 +3898,7 @@
                     <pic:cNvPicPr/>
                   </pic:nvPicPr>
                   <pic:blipFill>
-                    <a:blip r:embed="rId13">
+                    <a:blip r:embed="rId14">
                       <a:extLst>
                         <a:ext uri="{28A0092B-C50C-407E-A947-70E740481C1C}">
                           <a14:useLocalDpi xmlns:a14="http://schemas.microsoft.com/office/drawing/2010/main" val="0"/>
@@ -3511,54 +3927,50 @@
     </w:p>
     <w:p>
       <w:pPr>
+        <w:pStyle w:val="Caption"/>
         <w:rPr>
           <w:rtl/>
-          <w:lang w:val="en-NL"/>
-        </w:rPr>
-      </w:pPr>
+        </w:rPr>
+      </w:pPr>
+      <w:r>
+        <w:fldChar w:fldCharType="begin"/>
+      </w:r>
+      <w:r>
+        <w:instrText> SEQ رسم_توضيحي \* ARABIC </w:instrText>
+      </w:r>
+      <w:r>
+        <w:fldChar w:fldCharType="separate"/>
+      </w:r>
+      <w:r>
+        <w:rPr>
+          <w:noProof/>
+        </w:rPr>
+        <w:t>7</w:t>
+      </w:r>
+      <w:r>
+        <w:fldChar w:fldCharType="end"/>
+      </w:r>
+      <w:r>
+        <w:rPr>
+          <w:lang w:val="en-GB"/>
+        </w:rPr>
+        <w:t>-</w:t>
+      </w:r>
+      <w:r>
+        <w:rPr>
+          <w:lang w:val="en-GB"/>
+        </w:rPr>
+        <w:t>CMAS score history</w:t>
+      </w:r>
     </w:p>
     <w:p>
       <w:pPr>
+        <w:keepNext/>
         <w:spacing w:line="480" w:lineRule="auto"/>
-        <w:rPr>
-          <w:lang w:val="en-NL"/>
-        </w:rPr>
-      </w:pPr>
-      <w:r>
-        <w:rPr>
-          <w:b/>
-          <w:bCs/>
-          <w:lang w:val="en-NL"/>
-        </w:rPr>
-        <w:lastRenderedPageBreak/>
-        <w:t xml:space="preserve">Figure </w:t>
-      </w:r>
-      <w:r>
-        <w:rPr>
-          <w:b/>
-          <w:bCs/>
-          <w:lang w:val="en-NL"/>
-        </w:rPr>
-        <w:t>8:</w:t>
-      </w:r>
-      <w:r>
-        <w:rPr>
-          <w:b/>
-          <w:bCs/>
-          <w:lang w:val="en-NL"/>
-        </w:rPr>
-        <w:t xml:space="preserve"> Disease trend overview</w:t>
-      </w:r>
-      <w:r>
-        <w:rPr>
-          <w:lang w:val="en-NL"/>
-        </w:rPr>
-        <w:t xml:space="preserve"> </w:t>
-      </w:r>
+      </w:pPr>
       <w:r>
         <w:rPr>
           <w:noProof/>
-          <w:lang w:val="en-NL"/>
         </w:rPr>
         <w:drawing>
           <wp:inline distT="0" distB="0" distL="0" distR="0" wp14:anchorId="6B2B615D" wp14:editId="27C740EB">
@@ -3576,7 +3988,7 @@
                     <pic:cNvPicPr/>
                   </pic:nvPicPr>
                   <pic:blipFill>
-                    <a:blip r:embed="rId14">
+                    <a:blip r:embed="rId15">
                       <a:extLst>
                         <a:ext uri="{28A0092B-C50C-407E-A947-70E740481C1C}">
                           <a14:useLocalDpi xmlns:a14="http://schemas.microsoft.com/office/drawing/2010/main" val="0"/>
@@ -3605,45 +4017,47 @@
     </w:p>
     <w:p>
       <w:pPr>
+        <w:pStyle w:val="Caption"/>
+      </w:pPr>
+      <w:r>
+        <w:fldChar w:fldCharType="begin"/>
+      </w:r>
+      <w:r>
+        <w:instrText> SEQ رسم_توضيحي \* ARABIC </w:instrText>
+      </w:r>
+      <w:r>
+        <w:fldChar w:fldCharType="separate"/>
+      </w:r>
+      <w:r>
+        <w:rPr>
+          <w:noProof/>
+        </w:rPr>
+        <w:t>8</w:t>
+      </w:r>
+      <w:r>
+        <w:fldChar w:fldCharType="end"/>
+      </w:r>
+      <w:r>
+        <w:rPr>
+          <w:lang w:val="en-GB"/>
+        </w:rPr>
+        <w:t>-</w:t>
+      </w:r>
+      <w:r>
+        <w:rPr>
+          <w:lang w:val="en-GB"/>
+        </w:rPr>
+        <w:t>Disease trend overview</w:t>
+      </w:r>
+    </w:p>
+    <w:p>
+      <w:pPr>
+        <w:keepNext/>
         <w:spacing w:line="480" w:lineRule="auto"/>
-        <w:rPr>
-          <w:lang w:val="en-NL"/>
-        </w:rPr>
-      </w:pPr>
-      <w:r>
-        <w:rPr>
-          <w:b/>
-          <w:bCs/>
-          <w:lang w:val="en-NL"/>
-        </w:rPr>
-        <w:t>Figure</w:t>
-      </w:r>
-      <w:r>
-        <w:rPr>
-          <w:b/>
-          <w:bCs/>
-          <w:lang w:val="en-NL"/>
-        </w:rPr>
-        <w:t xml:space="preserve"> 9: </w:t>
-      </w:r>
-      <w:r>
-        <w:rPr>
-          <w:b/>
-          <w:bCs/>
-          <w:lang w:val="en-NL"/>
-        </w:rPr>
-        <w:t>Patient summary report</w:t>
-      </w:r>
-      <w:r>
-        <w:rPr>
-          <w:lang w:val="en-NL"/>
-        </w:rPr>
-        <w:t xml:space="preserve"> </w:t>
-      </w:r>
+      </w:pPr>
       <w:r>
         <w:rPr>
           <w:noProof/>
-          <w:lang w:val="en-NL"/>
         </w:rPr>
         <w:drawing>
           <wp:inline distT="0" distB="0" distL="0" distR="0" wp14:anchorId="1B7DC108" wp14:editId="30F45832">
@@ -3661,7 +4075,7 @@
                     <pic:cNvPicPr/>
                   </pic:nvPicPr>
                   <pic:blipFill rotWithShape="1">
-                    <a:blip r:embed="rId15">
+                    <a:blip r:embed="rId16">
                       <a:extLst>
                         <a:ext uri="{28A0092B-C50C-407E-A947-70E740481C1C}">
                           <a14:useLocalDpi xmlns:a14="http://schemas.microsoft.com/office/drawing/2010/main" val="0"/>
@@ -3699,74 +4113,43 @@
     </w:p>
     <w:p>
       <w:pPr>
-        <w:rPr>
-          <w:b/>
-          <w:bCs/>
-          <w:rtl/>
-          <w:lang w:val="en-NL"/>
-        </w:rPr>
-      </w:pPr>
-      <w:r>
-        <w:rPr>
-          <w:b/>
-          <w:bCs/>
-          <w:lang w:val="en-NL"/>
-        </w:rPr>
-        <w:lastRenderedPageBreak/>
-        <w:t xml:space="preserve">Figure </w:t>
-      </w:r>
-      <w:r>
-        <w:rPr>
-          <w:b/>
-          <w:bCs/>
-          <w:lang w:val="en-NL"/>
-        </w:rPr>
-        <w:t>10</w:t>
-      </w:r>
-      <w:r>
-        <w:rPr>
-          <w:b/>
-          <w:bCs/>
-          <w:lang w:val="en-NL"/>
-        </w:rPr>
-        <w:t>, 11</w:t>
-      </w:r>
-      <w:r>
-        <w:rPr>
-          <w:b/>
-          <w:bCs/>
-          <w:lang w:val="en-NL"/>
-        </w:rPr>
-        <w:t>:</w:t>
-      </w:r>
-      <w:r>
-        <w:rPr>
-          <w:b/>
-          <w:bCs/>
-          <w:lang w:val="en-NL"/>
-        </w:rPr>
-        <w:t xml:space="preserve"> Invalid input handling</w:t>
+        <w:pStyle w:val="Caption"/>
+      </w:pPr>
+      <w:r>
+        <w:fldChar w:fldCharType="begin"/>
+      </w:r>
+      <w:r>
+        <w:instrText> SEQ رسم_توضيحي \* ARABIC </w:instrText>
+      </w:r>
+      <w:r>
+        <w:fldChar w:fldCharType="separate"/>
+      </w:r>
+      <w:r>
+        <w:rPr>
+          <w:noProof/>
+        </w:rPr>
+        <w:t>9</w:t>
+      </w:r>
+      <w:r>
+        <w:fldChar w:fldCharType="end"/>
+      </w:r>
+      <w:r>
+        <w:rPr>
+          <w:lang w:val="en-GB"/>
+        </w:rPr>
+        <w:t xml:space="preserve"> </w:t>
+      </w:r>
+      <w:r>
+        <w:t>Patient summary report</w:t>
       </w:r>
     </w:p>
     <w:p>
       <w:pPr>
-        <w:rPr>
-          <w:b/>
-          <w:bCs/>
-          <w:lang w:val="en-NL"/>
-        </w:rPr>
-      </w:pPr>
-    </w:p>
-    <w:p>
-      <w:pPr>
-        <w:rPr>
-          <w:lang w:val="en-NL"/>
-        </w:rPr>
+        <w:keepNext/>
       </w:pPr>
       <w:r>
         <w:rPr>
           <w:noProof/>
-          <w:lang w:val="en-NL"/>
         </w:rPr>
         <w:drawing>
           <wp:inline distT="0" distB="0" distL="0" distR="0" wp14:anchorId="7955BBF9" wp14:editId="57EBB0CA">
@@ -3784,7 +4167,7 @@
                     <pic:cNvPicPr/>
                   </pic:nvPicPr>
                   <pic:blipFill rotWithShape="1">
-                    <a:blip r:embed="rId16">
+                    <a:blip r:embed="rId17">
                       <a:extLst>
                         <a:ext uri="{28A0092B-C50C-407E-A947-70E740481C1C}">
                           <a14:useLocalDpi xmlns:a14="http://schemas.microsoft.com/office/drawing/2010/main" val="0"/>
@@ -3822,20 +4205,48 @@
     </w:p>
     <w:p>
       <w:pPr>
-        <w:rPr>
-          <w:b/>
-          <w:bCs/>
-          <w:sz w:val="28"/>
-          <w:szCs w:val="28"/>
-          <w:lang w:val="en-NL"/>
-        </w:rPr>
+        <w:pStyle w:val="Caption"/>
+      </w:pPr>
+      <w:r>
+        <w:fldChar w:fldCharType="begin"/>
+      </w:r>
+      <w:r>
+        <w:instrText> SEQ رسم_توضيحي \* ARABIC </w:instrText>
+      </w:r>
+      <w:r>
+        <w:fldChar w:fldCharType="separate"/>
+      </w:r>
+      <w:r>
+        <w:rPr>
+          <w:noProof/>
+        </w:rPr>
+        <w:t>10</w:t>
+      </w:r>
+      <w:r>
+        <w:fldChar w:fldCharType="end"/>
+      </w:r>
+      <w:r>
+        <w:rPr>
+          <w:lang w:val="en-GB"/>
+        </w:rPr>
+        <w:t>-</w:t>
+      </w:r>
+      <w:r>
+        <w:rPr>
+          <w:lang w:val="en-GB"/>
+        </w:rPr>
+        <w:t>Invalid input handling</w:t>
+      </w:r>
+    </w:p>
+    <w:p>
+      <w:pPr>
+        <w:keepNext/>
       </w:pPr>
       <w:r>
         <w:rPr>
           <w:b/>
           <w:bCs/>
           <w:noProof/>
-          <w:lang w:val="en-NL"/>
         </w:rPr>
         <w:drawing>
           <wp:inline distT="0" distB="0" distL="0" distR="0" wp14:anchorId="3ED4C951" wp14:editId="22A147F6">
@@ -3853,7 +4264,7 @@
                     <pic:cNvPicPr/>
                   </pic:nvPicPr>
                   <pic:blipFill rotWithShape="1">
-                    <a:blip r:embed="rId17">
+                    <a:blip r:embed="rId18">
                       <a:extLst>
                         <a:ext uri="{28A0092B-C50C-407E-A947-70E740481C1C}">
                           <a14:useLocalDpi xmlns:a14="http://schemas.microsoft.com/office/drawing/2010/main" val="0"/>
@@ -3891,160 +4302,66 @@
     </w:p>
     <w:p>
       <w:pPr>
+        <w:pStyle w:val="Caption"/>
         <w:rPr>
           <w:b/>
           <w:bCs/>
           <w:sz w:val="28"/>
           <w:szCs w:val="28"/>
-          <w:lang w:val="en-NL"/>
-        </w:rPr>
-      </w:pPr>
+        </w:rPr>
+      </w:pPr>
+      <w:r>
+        <w:rPr>
+          <w:b/>
+          <w:bCs/>
+        </w:rPr>
+        <w:fldChar w:fldCharType="begin"/>
+      </w:r>
+      <w:r>
+        <w:rPr>
+          <w:b/>
+          <w:bCs/>
+        </w:rPr>
+        <w:instrText xml:space="preserve"> SEQ رسم_توضيحي \* ARABIC </w:instrText>
+      </w:r>
+      <w:r>
+        <w:rPr>
+          <w:b/>
+          <w:bCs/>
+        </w:rPr>
+        <w:fldChar w:fldCharType="separate"/>
+      </w:r>
+      <w:r>
+        <w:rPr>
+          <w:b/>
+          <w:bCs/>
+          <w:noProof/>
+        </w:rPr>
+        <w:t>11</w:t>
+      </w:r>
+      <w:r>
+        <w:rPr>
+          <w:b/>
+          <w:bCs/>
+        </w:rPr>
+        <w:fldChar w:fldCharType="end"/>
+      </w:r>
+      <w:r>
+        <w:rPr>
+          <w:lang w:val="en-GB"/>
+        </w:rPr>
+        <w:t>-</w:t>
+      </w:r>
+      <w:r>
+        <w:rPr>
+          <w:lang w:val="en-GB"/>
+        </w:rPr>
+        <w:t>Invalid input handling</w:t>
+      </w:r>
     </w:p>
     <w:p>
       <w:pPr>
-        <w:rPr>
-          <w:b/>
-          <w:bCs/>
-          <w:sz w:val="28"/>
-          <w:szCs w:val="28"/>
-          <w:lang w:val="en-NL"/>
-        </w:rPr>
-      </w:pPr>
-    </w:p>
-    <w:p>
-      <w:pPr>
-        <w:rPr>
-          <w:b/>
-          <w:bCs/>
-          <w:sz w:val="28"/>
-          <w:szCs w:val="28"/>
-          <w:lang w:val="en-NL"/>
-        </w:rPr>
-      </w:pPr>
-    </w:p>
-    <w:p>
-      <w:pPr>
-        <w:rPr>
-          <w:b/>
-          <w:bCs/>
-          <w:sz w:val="28"/>
-          <w:szCs w:val="28"/>
-          <w:lang w:val="en-NL"/>
-        </w:rPr>
-      </w:pPr>
-    </w:p>
-    <w:p>
-      <w:pPr>
-        <w:rPr>
-          <w:b/>
-          <w:bCs/>
-          <w:sz w:val="28"/>
-          <w:szCs w:val="28"/>
-          <w:lang w:val="en-NL"/>
-        </w:rPr>
-      </w:pPr>
-    </w:p>
-    <w:p>
-      <w:pPr>
-        <w:rPr>
-          <w:b/>
-          <w:bCs/>
-          <w:sz w:val="28"/>
-          <w:szCs w:val="28"/>
-          <w:lang w:val="en-NL"/>
-        </w:rPr>
-      </w:pPr>
-    </w:p>
-    <w:p>
-      <w:pPr>
-        <w:rPr>
-          <w:b/>
-          <w:bCs/>
-          <w:sz w:val="28"/>
-          <w:szCs w:val="28"/>
-          <w:lang w:val="en-NL"/>
-        </w:rPr>
-      </w:pPr>
-    </w:p>
-    <w:p>
-      <w:pPr>
-        <w:rPr>
-          <w:b/>
-          <w:bCs/>
-          <w:sz w:val="28"/>
-          <w:szCs w:val="28"/>
-          <w:lang w:val="en-NL"/>
-        </w:rPr>
-      </w:pPr>
-    </w:p>
-    <w:p>
-      <w:pPr>
-        <w:rPr>
-          <w:b/>
-          <w:bCs/>
-          <w:rtl/>
-        </w:rPr>
-      </w:pPr>
-    </w:p>
-    <w:p>
-      <w:pPr>
-        <w:spacing w:line="360" w:lineRule="auto"/>
-        <w:rPr>
-          <w:b/>
-          <w:bCs/>
-          <w:lang w:val="en-NL"/>
-        </w:rPr>
-      </w:pPr>
-      <w:r>
-        <w:rPr>
-          <w:b/>
-          <w:bCs/>
-          <w:lang w:val="en-NL"/>
-        </w:rPr>
-        <w:lastRenderedPageBreak/>
-        <w:t>Figure 12</w:t>
-      </w:r>
-      <w:r>
-        <w:rPr>
-          <w:b/>
-          <w:bCs/>
-          <w:lang w:val="en-US"/>
-        </w:rPr>
-        <w:t>, 13 and 14</w:t>
-      </w:r>
-      <w:r>
-        <w:rPr>
-          <w:b/>
-          <w:bCs/>
-          <w:lang w:val="en-US"/>
-        </w:rPr>
-        <w:t>:</w:t>
-      </w:r>
-      <w:r>
-        <w:rPr>
-          <w:lang w:val="en-US"/>
-        </w:rPr>
-        <w:t xml:space="preserve"> </w:t>
-      </w:r>
-      <w:r>
-        <w:rPr>
-          <w:b/>
-          <w:bCs/>
-        </w:rPr>
-        <w:t>Dates were tested and displayed correctly</w:t>
-      </w:r>
-    </w:p>
-    <w:p>
-      <w:pPr>
-        <w:rPr>
-          <w:rFonts w:hint="cs"/>
-          <w:b/>
-          <w:bCs/>
-          <w:sz w:val="28"/>
-          <w:szCs w:val="28"/>
-          <w:rtl/>
-          <w:lang w:val="en-NL" w:bidi="fa-IR"/>
-        </w:rPr>
+        <w:keepNext/>
       </w:pPr>
       <w:r>
         <w:rPr>
@@ -4053,7 +4370,6 @@
           <w:noProof/>
           <w:sz w:val="28"/>
           <w:szCs w:val="28"/>
-          <w:lang w:val="en-NL"/>
         </w:rPr>
         <w:drawing>
           <wp:inline distT="0" distB="0" distL="0" distR="0" wp14:anchorId="262A2837" wp14:editId="0948DA16">
@@ -4071,7 +4387,7 @@
                     <pic:cNvPicPr/>
                   </pic:nvPicPr>
                   <pic:blipFill rotWithShape="1">
-                    <a:blip r:embed="rId18">
+                    <a:blip r:embed="rId19">
                       <a:extLst>
                         <a:ext uri="{28A0092B-C50C-407E-A947-70E740481C1C}">
                           <a14:useLocalDpi xmlns:a14="http://schemas.microsoft.com/office/drawing/2010/main" val="0"/>
@@ -4109,15 +4425,73 @@
     </w:p>
     <w:p>
       <w:pPr>
-        <w:rPr>
-          <w:rFonts w:hint="cs"/>
+        <w:pStyle w:val="Caption"/>
+        <w:rPr>
           <w:b/>
           <w:bCs/>
           <w:sz w:val="28"/>
           <w:szCs w:val="28"/>
           <w:rtl/>
-          <w:lang w:val="en-NL" w:bidi="fa-IR"/>
-        </w:rPr>
+          <w:lang w:bidi="fa-IR"/>
+        </w:rPr>
+      </w:pPr>
+      <w:r>
+        <w:rPr>
+          <w:b/>
+          <w:bCs/>
+          <w:lang w:bidi="fa-IR"/>
+        </w:rPr>
+        <w:fldChar w:fldCharType="begin"/>
+      </w:r>
+      <w:r>
+        <w:rPr>
+          <w:b/>
+          <w:bCs/>
+          <w:lang w:bidi="fa-IR"/>
+        </w:rPr>
+        <w:instrText xml:space="preserve"> SEQ رسم_توضيحي \* ARABIC </w:instrText>
+      </w:r>
+      <w:r>
+        <w:rPr>
+          <w:b/>
+          <w:bCs/>
+          <w:lang w:bidi="fa-IR"/>
+        </w:rPr>
+        <w:fldChar w:fldCharType="separate"/>
+      </w:r>
+      <w:r>
+        <w:rPr>
+          <w:b/>
+          <w:bCs/>
+          <w:noProof/>
+          <w:lang w:bidi="fa-IR"/>
+        </w:rPr>
+        <w:t>12</w:t>
+      </w:r>
+      <w:r>
+        <w:rPr>
+          <w:b/>
+          <w:bCs/>
+          <w:lang w:bidi="fa-IR"/>
+        </w:rPr>
+        <w:fldChar w:fldCharType="end"/>
+      </w:r>
+      <w:r>
+        <w:rPr>
+          <w:lang w:val="en-GB"/>
+        </w:rPr>
+        <w:t>-</w:t>
+      </w:r>
+      <w:r>
+        <w:rPr>
+          <w:lang w:val="en-GB"/>
+        </w:rPr>
+        <w:t>Dates were tested and displayed correctly</w:t>
+      </w:r>
+    </w:p>
+    <w:p>
+      <w:pPr>
+        <w:keepNext/>
       </w:pPr>
       <w:r>
         <w:rPr>
@@ -4126,7 +4500,6 @@
           <w:noProof/>
           <w:sz w:val="28"/>
           <w:szCs w:val="28"/>
-          <w:lang w:val="en-NL"/>
         </w:rPr>
         <w:drawing>
           <wp:inline distT="0" distB="0" distL="0" distR="0" wp14:anchorId="59D5D2DA" wp14:editId="37544309">
@@ -4144,7 +4517,7 @@
                     <pic:cNvPicPr/>
                   </pic:nvPicPr>
                   <pic:blipFill rotWithShape="1">
-                    <a:blip r:embed="rId19">
+                    <a:blip r:embed="rId20">
                       <a:extLst>
                         <a:ext uri="{28A0092B-C50C-407E-A947-70E740481C1C}">
                           <a14:useLocalDpi xmlns:a14="http://schemas.microsoft.com/office/drawing/2010/main" val="0"/>
@@ -4182,13 +4555,73 @@
     </w:p>
     <w:p>
       <w:pPr>
+        <w:pStyle w:val="Caption"/>
         <w:rPr>
           <w:b/>
           <w:bCs/>
           <w:sz w:val="28"/>
           <w:szCs w:val="28"/>
-          <w:lang w:val="en-NL"/>
-        </w:rPr>
+          <w:rtl/>
+          <w:lang w:bidi="fa-IR"/>
+        </w:rPr>
+      </w:pPr>
+      <w:r>
+        <w:rPr>
+          <w:b/>
+          <w:bCs/>
+          <w:lang w:bidi="fa-IR"/>
+        </w:rPr>
+        <w:fldChar w:fldCharType="begin"/>
+      </w:r>
+      <w:r>
+        <w:rPr>
+          <w:b/>
+          <w:bCs/>
+          <w:lang w:bidi="fa-IR"/>
+        </w:rPr>
+        <w:instrText xml:space="preserve"> SEQ رسم_توضيحي \* ARABIC </w:instrText>
+      </w:r>
+      <w:r>
+        <w:rPr>
+          <w:b/>
+          <w:bCs/>
+          <w:lang w:bidi="fa-IR"/>
+        </w:rPr>
+        <w:fldChar w:fldCharType="separate"/>
+      </w:r>
+      <w:r>
+        <w:rPr>
+          <w:b/>
+          <w:bCs/>
+          <w:noProof/>
+          <w:lang w:bidi="fa-IR"/>
+        </w:rPr>
+        <w:t>13</w:t>
+      </w:r>
+      <w:r>
+        <w:rPr>
+          <w:b/>
+          <w:bCs/>
+          <w:lang w:bidi="fa-IR"/>
+        </w:rPr>
+        <w:fldChar w:fldCharType="end"/>
+      </w:r>
+      <w:r>
+        <w:rPr>
+          <w:lang w:val="en-GB"/>
+        </w:rPr>
+        <w:t>-</w:t>
+      </w:r>
+      <w:r>
+        <w:rPr>
+          <w:lang w:val="en-GB"/>
+        </w:rPr>
+        <w:t>Dates were tested and displayed correctly</w:t>
+      </w:r>
+    </w:p>
+    <w:p>
+      <w:pPr>
+        <w:keepNext/>
       </w:pPr>
       <w:r>
         <w:rPr>
@@ -4197,7 +4630,6 @@
           <w:noProof/>
           <w:sz w:val="28"/>
           <w:szCs w:val="28"/>
-          <w:lang w:val="en-NL"/>
         </w:rPr>
         <w:drawing>
           <wp:inline distT="0" distB="0" distL="0" distR="0" wp14:anchorId="2C65BD20" wp14:editId="5615348A">
@@ -4215,7 +4647,7 @@
                     <pic:cNvPicPr/>
                   </pic:nvPicPr>
                   <pic:blipFill>
-                    <a:blip r:embed="rId20">
+                    <a:blip r:embed="rId21">
                       <a:extLst>
                         <a:ext uri="{28A0092B-C50C-407E-A947-70E740481C1C}">
                           <a14:useLocalDpi xmlns:a14="http://schemas.microsoft.com/office/drawing/2010/main" val="0"/>
@@ -4244,45 +4676,103 @@
     </w:p>
     <w:p>
       <w:pPr>
-        <w:spacing w:before="240"/>
-        <w:jc w:val="both"/>
+        <w:pStyle w:val="Caption"/>
         <w:rPr>
           <w:b/>
           <w:bCs/>
           <w:sz w:val="28"/>
           <w:szCs w:val="28"/>
-          <w:lang w:val="en-NL"/>
-        </w:rPr>
-      </w:pPr>
-      <w:r>
+        </w:rPr>
+      </w:pPr>
+      <w:r>
+        <w:rPr>
+          <w:b/>
+          <w:bCs/>
+        </w:rPr>
+        <w:fldChar w:fldCharType="begin"/>
+      </w:r>
+      <w:r>
+        <w:rPr>
+          <w:b/>
+          <w:bCs/>
+        </w:rPr>
+        <w:instrText xml:space="preserve"> SEQ رسم_توضيحي \* ARABIC </w:instrText>
+      </w:r>
+      <w:r>
+        <w:rPr>
+          <w:b/>
+          <w:bCs/>
+        </w:rPr>
+        <w:fldChar w:fldCharType="separate"/>
+      </w:r>
+      <w:r>
+        <w:rPr>
+          <w:b/>
+          <w:bCs/>
+          <w:noProof/>
+        </w:rPr>
+        <w:t>14</w:t>
+      </w:r>
+      <w:r>
+        <w:rPr>
+          <w:b/>
+          <w:bCs/>
+        </w:rPr>
+        <w:fldChar w:fldCharType="end"/>
+      </w:r>
+      <w:r>
+        <w:rPr>
+          <w:lang w:val="en-GB"/>
+        </w:rPr>
+        <w:t>-</w:t>
+      </w:r>
+      <w:r>
+        <w:rPr>
+          <w:lang w:val="en-GB"/>
+        </w:rPr>
+        <w:t>Dates were tested and displayed correctly</w:t>
+      </w:r>
+    </w:p>
+    <w:p>
+      <w:pPr>
         <w:rPr>
           <w:b/>
           <w:bCs/>
           <w:sz w:val="28"/>
           <w:szCs w:val="28"/>
-          <w:lang w:val="en-NL"/>
-        </w:rPr>
-        <w:t>Testing Conclusion</w:t>
+        </w:rPr>
+      </w:pPr>
+      <w:r>
+        <w:rPr>
+          <w:b/>
+          <w:bCs/>
+          <w:sz w:val="28"/>
+          <w:szCs w:val="28"/>
+        </w:rPr>
+        <w:br w:type="page"/>
       </w:r>
     </w:p>
     <w:p>
       <w:pPr>
+        <w:pStyle w:val="Heading1"/>
+      </w:pPr>
+      <w:bookmarkStart w:name="_Toc226730882" w:id="5"/>
+      <w:r>
+        <w:t>Testing Conclusion</w:t>
+      </w:r>
+      <w:bookmarkEnd w:id="5"/>
+    </w:p>
+    <w:p>
+      <w:pPr>
         <w:jc w:val="both"/>
-        <w:rPr>
-          <w:lang w:val="en-NL"/>
-        </w:rPr>
-      </w:pPr>
-      <w:r>
-        <w:rPr>
-          <w:lang w:val="en-NL"/>
-        </w:rPr>
+      </w:pPr>
+      <w:r>
         <w:t>The testing results show that the main features of the application work correctly and that the system handles invalid input safely. Overall, the application meets the functional requirements defined for this project and provides a stable and readable console-based solution for monitoring the JDM dataset.</w:t>
       </w:r>
       <w:r>
         <w:rPr>
           <w:noProof/>
           <w:vanish/>
-          <w:lang w:val="en-NL"/>
         </w:rPr>
         <w:drawing>
           <wp:inline distT="0" distB="0" distL="0" distR="0" wp14:anchorId="2F5724B1" wp14:editId="62F453F0">
@@ -4300,7 +4790,7 @@
                     <pic:cNvPicPr/>
                   </pic:nvPicPr>
                   <pic:blipFill>
-                    <a:blip r:embed="rId7">
+                    <a:blip r:embed="rId8">
                       <a:extLst>
                         <a:ext uri="{28A0092B-C50C-407E-A947-70E740481C1C}">
                           <a14:useLocalDpi xmlns:a14="http://schemas.microsoft.com/office/drawing/2010/main" val="0"/>
@@ -4330,7 +4820,6 @@
         <w:rPr>
           <w:noProof/>
           <w:vanish/>
-          <w:lang w:val="en-NL"/>
         </w:rPr>
         <w:drawing>
           <wp:inline distT="0" distB="0" distL="0" distR="0" wp14:anchorId="1A68C584" wp14:editId="3BA9ADAE">
@@ -4348,7 +4837,7 @@
                     <pic:cNvPicPr/>
                   </pic:nvPicPr>
                   <pic:blipFill>
-                    <a:blip r:embed="rId8">
+                    <a:blip r:embed="rId9">
                       <a:extLst>
                         <a:ext uri="{28A0092B-C50C-407E-A947-70E740481C1C}">
                           <a14:useLocalDpi xmlns:a14="http://schemas.microsoft.com/office/drawing/2010/main" val="0"/>
@@ -4378,7 +4867,6 @@
         <w:rPr>
           <w:noProof/>
           <w:vanish/>
-          <w:lang w:val="en-NL"/>
         </w:rPr>
         <w:drawing>
           <wp:inline distT="0" distB="0" distL="0" distR="0" wp14:anchorId="1D6A1F22" wp14:editId="3A913166">
@@ -4396,7 +4884,7 @@
                     <pic:cNvPicPr/>
                   </pic:nvPicPr>
                   <pic:blipFill>
-                    <a:blip r:embed="rId7">
+                    <a:blip r:embed="rId8">
                       <a:extLst>
                         <a:ext uri="{28A0092B-C50C-407E-A947-70E740481C1C}">
                           <a14:useLocalDpi xmlns:a14="http://schemas.microsoft.com/office/drawing/2010/main" val="0"/>
@@ -4424,7 +4912,7 @@
       </w:r>
     </w:p>
     <w:sectPr>
-      <w:pgSz w:w="11906" w:h="16838"/>
+      <w:pgSz w:w="11906" w:h="16838" w:orient="portrait"/>
       <w:pgMar w:top="1440" w:right="1440" w:bottom="1440" w:left="1440" w:header="708" w:footer="708" w:gutter="0"/>
       <w:cols w:space="708"/>
       <w:docGrid w:linePitch="360"/>
@@ -4591,7 +5079,7 @@
         <w:ind w:left="720" w:hanging="360"/>
       </w:pPr>
       <w:rPr>
-        <w:rFonts w:ascii="Symbol" w:hAnsi="Symbol" w:hint="default"/>
+        <w:rFonts w:hint="default" w:ascii="Symbol" w:hAnsi="Symbol"/>
         <w:sz w:val="20"/>
       </w:rPr>
     </w:lvl>
@@ -4607,7 +5095,7 @@
         <w:ind w:left="1440" w:hanging="360"/>
       </w:pPr>
       <w:rPr>
-        <w:rFonts w:ascii="Courier New" w:hAnsi="Courier New" w:hint="default"/>
+        <w:rFonts w:hint="default" w:ascii="Courier New" w:hAnsi="Courier New"/>
         <w:sz w:val="20"/>
       </w:rPr>
     </w:lvl>
@@ -4623,7 +5111,7 @@
         <w:ind w:left="2160" w:hanging="360"/>
       </w:pPr>
       <w:rPr>
-        <w:rFonts w:ascii="Wingdings" w:hAnsi="Wingdings" w:hint="default"/>
+        <w:rFonts w:hint="default" w:ascii="Wingdings" w:hAnsi="Wingdings"/>
         <w:sz w:val="20"/>
       </w:rPr>
     </w:lvl>
@@ -4639,7 +5127,7 @@
         <w:ind w:left="2880" w:hanging="360"/>
       </w:pPr>
       <w:rPr>
-        <w:rFonts w:ascii="Wingdings" w:hAnsi="Wingdings" w:hint="default"/>
+        <w:rFonts w:hint="default" w:ascii="Wingdings" w:hAnsi="Wingdings"/>
         <w:sz w:val="20"/>
       </w:rPr>
     </w:lvl>
@@ -4655,7 +5143,7 @@
         <w:ind w:left="3600" w:hanging="360"/>
       </w:pPr>
       <w:rPr>
-        <w:rFonts w:ascii="Wingdings" w:hAnsi="Wingdings" w:hint="default"/>
+        <w:rFonts w:hint="default" w:ascii="Wingdings" w:hAnsi="Wingdings"/>
         <w:sz w:val="20"/>
       </w:rPr>
     </w:lvl>
@@ -4671,7 +5159,7 @@
         <w:ind w:left="4320" w:hanging="360"/>
       </w:pPr>
       <w:rPr>
-        <w:rFonts w:ascii="Wingdings" w:hAnsi="Wingdings" w:hint="default"/>
+        <w:rFonts w:hint="default" w:ascii="Wingdings" w:hAnsi="Wingdings"/>
         <w:sz w:val="20"/>
       </w:rPr>
     </w:lvl>
@@ -4687,7 +5175,7 @@
         <w:ind w:left="5040" w:hanging="360"/>
       </w:pPr>
       <w:rPr>
-        <w:rFonts w:ascii="Wingdings" w:hAnsi="Wingdings" w:hint="default"/>
+        <w:rFonts w:hint="default" w:ascii="Wingdings" w:hAnsi="Wingdings"/>
         <w:sz w:val="20"/>
       </w:rPr>
     </w:lvl>
@@ -4703,7 +5191,7 @@
         <w:ind w:left="5760" w:hanging="360"/>
       </w:pPr>
       <w:rPr>
-        <w:rFonts w:ascii="Wingdings" w:hAnsi="Wingdings" w:hint="default"/>
+        <w:rFonts w:hint="default" w:ascii="Wingdings" w:hAnsi="Wingdings"/>
         <w:sz w:val="20"/>
       </w:rPr>
     </w:lvl>
@@ -4719,7 +5207,7 @@
         <w:ind w:left="6480" w:hanging="360"/>
       </w:pPr>
       <w:rPr>
-        <w:rFonts w:ascii="Wingdings" w:hAnsi="Wingdings" w:hint="default"/>
+        <w:rFonts w:hint="default" w:ascii="Wingdings" w:hAnsi="Wingdings"/>
         <w:sz w:val="20"/>
       </w:rPr>
     </w:lvl>
@@ -4740,7 +5228,7 @@
         <w:ind w:left="720" w:hanging="360"/>
       </w:pPr>
       <w:rPr>
-        <w:rFonts w:ascii="Symbol" w:hAnsi="Symbol" w:hint="default"/>
+        <w:rFonts w:hint="default" w:ascii="Symbol" w:hAnsi="Symbol"/>
         <w:sz w:val="20"/>
       </w:rPr>
     </w:lvl>
@@ -4756,7 +5244,7 @@
         <w:ind w:left="1440" w:hanging="360"/>
       </w:pPr>
       <w:rPr>
-        <w:rFonts w:ascii="Courier New" w:hAnsi="Courier New" w:hint="default"/>
+        <w:rFonts w:hint="default" w:ascii="Courier New" w:hAnsi="Courier New"/>
         <w:sz w:val="20"/>
       </w:rPr>
     </w:lvl>
@@ -4772,7 +5260,7 @@
         <w:ind w:left="2160" w:hanging="360"/>
       </w:pPr>
       <w:rPr>
-        <w:rFonts w:ascii="Wingdings" w:hAnsi="Wingdings" w:hint="default"/>
+        <w:rFonts w:hint="default" w:ascii="Wingdings" w:hAnsi="Wingdings"/>
         <w:sz w:val="20"/>
       </w:rPr>
     </w:lvl>
@@ -4788,7 +5276,7 @@
         <w:ind w:left="2880" w:hanging="360"/>
       </w:pPr>
       <w:rPr>
-        <w:rFonts w:ascii="Wingdings" w:hAnsi="Wingdings" w:hint="default"/>
+        <w:rFonts w:hint="default" w:ascii="Wingdings" w:hAnsi="Wingdings"/>
         <w:sz w:val="20"/>
       </w:rPr>
     </w:lvl>
@@ -4804,7 +5292,7 @@
         <w:ind w:left="3600" w:hanging="360"/>
       </w:pPr>
       <w:rPr>
-        <w:rFonts w:ascii="Wingdings" w:hAnsi="Wingdings" w:hint="default"/>
+        <w:rFonts w:hint="default" w:ascii="Wingdings" w:hAnsi="Wingdings"/>
         <w:sz w:val="20"/>
       </w:rPr>
     </w:lvl>
@@ -4820,7 +5308,7 @@
         <w:ind w:left="4320" w:hanging="360"/>
       </w:pPr>
       <w:rPr>
-        <w:rFonts w:ascii="Wingdings" w:hAnsi="Wingdings" w:hint="default"/>
+        <w:rFonts w:hint="default" w:ascii="Wingdings" w:hAnsi="Wingdings"/>
         <w:sz w:val="20"/>
       </w:rPr>
     </w:lvl>
@@ -4836,7 +5324,7 @@
         <w:ind w:left="5040" w:hanging="360"/>
       </w:pPr>
       <w:rPr>
-        <w:rFonts w:ascii="Wingdings" w:hAnsi="Wingdings" w:hint="default"/>
+        <w:rFonts w:hint="default" w:ascii="Wingdings" w:hAnsi="Wingdings"/>
         <w:sz w:val="20"/>
       </w:rPr>
     </w:lvl>
@@ -4852,7 +5340,7 @@
         <w:ind w:left="5760" w:hanging="360"/>
       </w:pPr>
       <w:rPr>
-        <w:rFonts w:ascii="Wingdings" w:hAnsi="Wingdings" w:hint="default"/>
+        <w:rFonts w:hint="default" w:ascii="Wingdings" w:hAnsi="Wingdings"/>
         <w:sz w:val="20"/>
       </w:rPr>
     </w:lvl>
@@ -4868,7 +5356,7 @@
         <w:ind w:left="6480" w:hanging="360"/>
       </w:pPr>
       <w:rPr>
-        <w:rFonts w:ascii="Wingdings" w:hAnsi="Wingdings" w:hint="default"/>
+        <w:rFonts w:hint="default" w:ascii="Wingdings" w:hAnsi="Wingdings"/>
         <w:sz w:val="20"/>
       </w:rPr>
     </w:lvl>
@@ -4889,7 +5377,7 @@
         <w:ind w:left="720" w:hanging="360"/>
       </w:pPr>
       <w:rPr>
-        <w:rFonts w:ascii="Symbol" w:hAnsi="Symbol" w:hint="default"/>
+        <w:rFonts w:hint="default" w:ascii="Symbol" w:hAnsi="Symbol"/>
         <w:sz w:val="20"/>
       </w:rPr>
     </w:lvl>
@@ -4905,7 +5393,7 @@
         <w:ind w:left="1440" w:hanging="360"/>
       </w:pPr>
       <w:rPr>
-        <w:rFonts w:ascii="Courier New" w:hAnsi="Courier New" w:hint="default"/>
+        <w:rFonts w:hint="default" w:ascii="Courier New" w:hAnsi="Courier New"/>
         <w:sz w:val="20"/>
       </w:rPr>
     </w:lvl>
@@ -4921,7 +5409,7 @@
         <w:ind w:left="2160" w:hanging="360"/>
       </w:pPr>
       <w:rPr>
-        <w:rFonts w:ascii="Wingdings" w:hAnsi="Wingdings" w:hint="default"/>
+        <w:rFonts w:hint="default" w:ascii="Wingdings" w:hAnsi="Wingdings"/>
         <w:sz w:val="20"/>
       </w:rPr>
     </w:lvl>
@@ -4937,7 +5425,7 @@
         <w:ind w:left="2880" w:hanging="360"/>
       </w:pPr>
       <w:rPr>
-        <w:rFonts w:ascii="Wingdings" w:hAnsi="Wingdings" w:hint="default"/>
+        <w:rFonts w:hint="default" w:ascii="Wingdings" w:hAnsi="Wingdings"/>
         <w:sz w:val="20"/>
       </w:rPr>
     </w:lvl>
@@ -4953,7 +5441,7 @@
         <w:ind w:left="3600" w:hanging="360"/>
       </w:pPr>
       <w:rPr>
-        <w:rFonts w:ascii="Wingdings" w:hAnsi="Wingdings" w:hint="default"/>
+        <w:rFonts w:hint="default" w:ascii="Wingdings" w:hAnsi="Wingdings"/>
         <w:sz w:val="20"/>
       </w:rPr>
     </w:lvl>
@@ -4969,7 +5457,7 @@
         <w:ind w:left="4320" w:hanging="360"/>
       </w:pPr>
       <w:rPr>
-        <w:rFonts w:ascii="Wingdings" w:hAnsi="Wingdings" w:hint="default"/>
+        <w:rFonts w:hint="default" w:ascii="Wingdings" w:hAnsi="Wingdings"/>
         <w:sz w:val="20"/>
       </w:rPr>
     </w:lvl>
@@ -4985,7 +5473,7 @@
         <w:ind w:left="5040" w:hanging="360"/>
       </w:pPr>
       <w:rPr>
-        <w:rFonts w:ascii="Wingdings" w:hAnsi="Wingdings" w:hint="default"/>
+        <w:rFonts w:hint="default" w:ascii="Wingdings" w:hAnsi="Wingdings"/>
         <w:sz w:val="20"/>
       </w:rPr>
     </w:lvl>
@@ -5001,7 +5489,7 @@
         <w:ind w:left="5760" w:hanging="360"/>
       </w:pPr>
       <w:rPr>
-        <w:rFonts w:ascii="Wingdings" w:hAnsi="Wingdings" w:hint="default"/>
+        <w:rFonts w:hint="default" w:ascii="Wingdings" w:hAnsi="Wingdings"/>
         <w:sz w:val="20"/>
       </w:rPr>
     </w:lvl>
@@ -5017,7 +5505,7 @@
         <w:ind w:left="6480" w:hanging="360"/>
       </w:pPr>
       <w:rPr>
-        <w:rFonts w:ascii="Wingdings" w:hAnsi="Wingdings" w:hint="default"/>
+        <w:rFonts w:hint="default" w:ascii="Wingdings" w:hAnsi="Wingdings"/>
         <w:sz w:val="20"/>
       </w:rPr>
     </w:lvl>
@@ -5038,7 +5526,7 @@
         <w:ind w:left="720" w:hanging="360"/>
       </w:pPr>
       <w:rPr>
-        <w:rFonts w:ascii="Symbol" w:hAnsi="Symbol" w:hint="default"/>
+        <w:rFonts w:hint="default" w:ascii="Symbol" w:hAnsi="Symbol"/>
         <w:sz w:val="20"/>
       </w:rPr>
     </w:lvl>
@@ -5054,7 +5542,7 @@
         <w:ind w:left="1440" w:hanging="360"/>
       </w:pPr>
       <w:rPr>
-        <w:rFonts w:ascii="Courier New" w:hAnsi="Courier New" w:hint="default"/>
+        <w:rFonts w:hint="default" w:ascii="Courier New" w:hAnsi="Courier New"/>
         <w:sz w:val="20"/>
       </w:rPr>
     </w:lvl>
@@ -5070,7 +5558,7 @@
         <w:ind w:left="2160" w:hanging="360"/>
       </w:pPr>
       <w:rPr>
-        <w:rFonts w:ascii="Wingdings" w:hAnsi="Wingdings" w:hint="default"/>
+        <w:rFonts w:hint="default" w:ascii="Wingdings" w:hAnsi="Wingdings"/>
         <w:sz w:val="20"/>
       </w:rPr>
     </w:lvl>
@@ -5086,7 +5574,7 @@
         <w:ind w:left="2880" w:hanging="360"/>
       </w:pPr>
       <w:rPr>
-        <w:rFonts w:ascii="Wingdings" w:hAnsi="Wingdings" w:hint="default"/>
+        <w:rFonts w:hint="default" w:ascii="Wingdings" w:hAnsi="Wingdings"/>
         <w:sz w:val="20"/>
       </w:rPr>
     </w:lvl>
@@ -5102,7 +5590,7 @@
         <w:ind w:left="3600" w:hanging="360"/>
       </w:pPr>
       <w:rPr>
-        <w:rFonts w:ascii="Wingdings" w:hAnsi="Wingdings" w:hint="default"/>
+        <w:rFonts w:hint="default" w:ascii="Wingdings" w:hAnsi="Wingdings"/>
         <w:sz w:val="20"/>
       </w:rPr>
     </w:lvl>
@@ -5118,7 +5606,7 @@
         <w:ind w:left="4320" w:hanging="360"/>
       </w:pPr>
       <w:rPr>
-        <w:rFonts w:ascii="Wingdings" w:hAnsi="Wingdings" w:hint="default"/>
+        <w:rFonts w:hint="default" w:ascii="Wingdings" w:hAnsi="Wingdings"/>
         <w:sz w:val="20"/>
       </w:rPr>
     </w:lvl>
@@ -5134,7 +5622,7 @@
         <w:ind w:left="5040" w:hanging="360"/>
       </w:pPr>
       <w:rPr>
-        <w:rFonts w:ascii="Wingdings" w:hAnsi="Wingdings" w:hint="default"/>
+        <w:rFonts w:hint="default" w:ascii="Wingdings" w:hAnsi="Wingdings"/>
         <w:sz w:val="20"/>
       </w:rPr>
     </w:lvl>
@@ -5150,7 +5638,7 @@
         <w:ind w:left="5760" w:hanging="360"/>
       </w:pPr>
       <w:rPr>
-        <w:rFonts w:ascii="Wingdings" w:hAnsi="Wingdings" w:hint="default"/>
+        <w:rFonts w:hint="default" w:ascii="Wingdings" w:hAnsi="Wingdings"/>
         <w:sz w:val="20"/>
       </w:rPr>
     </w:lvl>
@@ -5166,7 +5654,7 @@
         <w:ind w:left="6480" w:hanging="360"/>
       </w:pPr>
       <w:rPr>
-        <w:rFonts w:ascii="Wingdings" w:hAnsi="Wingdings" w:hint="default"/>
+        <w:rFonts w:hint="default" w:ascii="Wingdings" w:hAnsi="Wingdings"/>
         <w:sz w:val="20"/>
       </w:rPr>
     </w:lvl>
@@ -5190,15 +5678,15 @@
 </file>
 
 <file path=word/styles.xml><?xml version="1.0" encoding="utf-8"?>
-<w:styles xmlns:mc="http://schemas.openxmlformats.org/markup-compatibility/2006" xmlns:r="http://schemas.openxmlformats.org/officeDocument/2006/relationships" xmlns:w="http://schemas.openxmlformats.org/wordprocessingml/2006/main" xmlns:w14="http://schemas.microsoft.com/office/word/2010/wordml" xmlns:w15="http://schemas.microsoft.com/office/word/2012/wordml" xmlns:w16cex="http://schemas.microsoft.com/office/word/2018/wordml/cex" xmlns:w16cid="http://schemas.microsoft.com/office/word/2016/wordml/cid" xmlns:w16="http://schemas.microsoft.com/office/word/2018/wordml" xmlns:w16du="http://schemas.microsoft.com/office/word/2023/wordml/word16du" xmlns:w16sdtdh="http://schemas.microsoft.com/office/word/2020/wordml/sdtdatahash" xmlns:w16sdtfl="http://schemas.microsoft.com/office/word/2024/wordml/sdtformatlock" xmlns:w16se="http://schemas.microsoft.com/office/word/2015/wordml/symex" mc:Ignorable="w14 w15 w16se w16cid w16 w16cex w16sdtdh w16sdtfl w16du">
+<w:styles xmlns:wp14="http://schemas.microsoft.com/office/word/2010/wordprocessingDrawing" xmlns:mc="http://schemas.openxmlformats.org/markup-compatibility/2006" xmlns:r="http://schemas.openxmlformats.org/officeDocument/2006/relationships" xmlns:w="http://schemas.openxmlformats.org/wordprocessingml/2006/main" xmlns:w14="http://schemas.microsoft.com/office/word/2010/wordml" xmlns:w15="http://schemas.microsoft.com/office/word/2012/wordml" xmlns:w16cex="http://schemas.microsoft.com/office/word/2018/wordml/cex" xmlns:w16cid="http://schemas.microsoft.com/office/word/2016/wordml/cid" xmlns:w16="http://schemas.microsoft.com/office/word/2018/wordml" xmlns:w16du="http://schemas.microsoft.com/office/word/2023/wordml/word16du" xmlns:w16sdtdh="http://schemas.microsoft.com/office/word/2020/wordml/sdtdatahash" xmlns:w16sdtfl="http://schemas.microsoft.com/office/word/2024/wordml/sdtformatlock" xmlns:w16se="http://schemas.microsoft.com/office/word/2015/wordml/symex" mc:Ignorable="w14 w15 w16se w16cid w16 w16cex w16sdtdh w16sdtfl w16du wp14">
   <w:docDefaults>
     <w:rPrDefault>
       <w:rPr>
-        <w:rFonts w:asciiTheme="minorHAnsi" w:eastAsiaTheme="minorHAnsi" w:hAnsiTheme="minorHAnsi" w:cstheme="minorBidi"/>
+        <w:rFonts w:asciiTheme="minorHAnsi" w:hAnsiTheme="minorHAnsi" w:eastAsiaTheme="minorHAnsi" w:cstheme="minorBidi"/>
         <w:kern w:val="2"/>
         <w:sz w:val="24"/>
         <w:szCs w:val="24"/>
-        <w:lang w:val="en-NL" w:eastAsia="en-US" w:bidi="ar-SA"/>
+        <w:lang w:eastAsia="en-US" w:bidi="ar-SA"/>
         <w14:ligatures w14:val="standardContextual"/>
       </w:rPr>
     </w:rPrDefault>
@@ -5211,14 +5699,14 @@
   <w:latentStyles w:defLockedState="0" w:defUIPriority="99" w:defSemiHidden="0" w:defUnhideWhenUsed="0" w:defQFormat="0" w:count="376">
     <w:lsdException w:name="Normal" w:uiPriority="0" w:qFormat="1"/>
     <w:lsdException w:name="heading 1" w:uiPriority="9" w:qFormat="1"/>
-    <w:lsdException w:name="heading 2" w:semiHidden="1" w:uiPriority="9" w:unhideWhenUsed="1" w:qFormat="1"/>
-    <w:lsdException w:name="heading 3" w:semiHidden="1" w:uiPriority="9" w:unhideWhenUsed="1" w:qFormat="1"/>
-    <w:lsdException w:name="heading 4" w:semiHidden="1" w:uiPriority="9" w:unhideWhenUsed="1" w:qFormat="1"/>
-    <w:lsdException w:name="heading 5" w:semiHidden="1" w:uiPriority="9" w:unhideWhenUsed="1" w:qFormat="1"/>
-    <w:lsdException w:name="heading 6" w:semiHidden="1" w:uiPriority="9" w:unhideWhenUsed="1" w:qFormat="1"/>
-    <w:lsdException w:name="heading 7" w:semiHidden="1" w:uiPriority="9" w:unhideWhenUsed="1" w:qFormat="1"/>
-    <w:lsdException w:name="heading 8" w:semiHidden="1" w:uiPriority="9" w:unhideWhenUsed="1" w:qFormat="1"/>
-    <w:lsdException w:name="heading 9" w:semiHidden="1" w:uiPriority="9" w:unhideWhenUsed="1" w:qFormat="1"/>
+    <w:lsdException w:name="heading 2" w:uiPriority="9" w:semiHidden="1" w:unhideWhenUsed="1" w:qFormat="1"/>
+    <w:lsdException w:name="heading 3" w:uiPriority="9" w:semiHidden="1" w:unhideWhenUsed="1" w:qFormat="1"/>
+    <w:lsdException w:name="heading 4" w:uiPriority="9" w:semiHidden="1" w:unhideWhenUsed="1" w:qFormat="1"/>
+    <w:lsdException w:name="heading 5" w:uiPriority="9" w:semiHidden="1" w:unhideWhenUsed="1" w:qFormat="1"/>
+    <w:lsdException w:name="heading 6" w:uiPriority="9" w:semiHidden="1" w:unhideWhenUsed="1" w:qFormat="1"/>
+    <w:lsdException w:name="heading 7" w:uiPriority="9" w:semiHidden="1" w:unhideWhenUsed="1" w:qFormat="1"/>
+    <w:lsdException w:name="heading 8" w:uiPriority="9" w:semiHidden="1" w:unhideWhenUsed="1" w:qFormat="1"/>
+    <w:lsdException w:name="heading 9" w:uiPriority="9" w:semiHidden="1" w:unhideWhenUsed="1" w:qFormat="1"/>
     <w:lsdException w:name="index 1" w:semiHidden="1" w:unhideWhenUsed="1"/>
     <w:lsdException w:name="index 2" w:semiHidden="1" w:unhideWhenUsed="1"/>
     <w:lsdException w:name="index 3" w:semiHidden="1" w:unhideWhenUsed="1"/>
@@ -5228,22 +5716,22 @@
     <w:lsdException w:name="index 7" w:semiHidden="1" w:unhideWhenUsed="1"/>
     <w:lsdException w:name="index 8" w:semiHidden="1" w:unhideWhenUsed="1"/>
     <w:lsdException w:name="index 9" w:semiHidden="1" w:unhideWhenUsed="1"/>
-    <w:lsdException w:name="toc 1" w:semiHidden="1" w:uiPriority="39" w:unhideWhenUsed="1"/>
-    <w:lsdException w:name="toc 2" w:semiHidden="1" w:uiPriority="39" w:unhideWhenUsed="1"/>
-    <w:lsdException w:name="toc 3" w:semiHidden="1" w:uiPriority="39" w:unhideWhenUsed="1"/>
-    <w:lsdException w:name="toc 4" w:semiHidden="1" w:uiPriority="39" w:unhideWhenUsed="1"/>
-    <w:lsdException w:name="toc 5" w:semiHidden="1" w:uiPriority="39" w:unhideWhenUsed="1"/>
-    <w:lsdException w:name="toc 6" w:semiHidden="1" w:uiPriority="39" w:unhideWhenUsed="1"/>
-    <w:lsdException w:name="toc 7" w:semiHidden="1" w:uiPriority="39" w:unhideWhenUsed="1"/>
-    <w:lsdException w:name="toc 8" w:semiHidden="1" w:uiPriority="39" w:unhideWhenUsed="1"/>
-    <w:lsdException w:name="toc 9" w:semiHidden="1" w:uiPriority="39" w:unhideWhenUsed="1"/>
+    <w:lsdException w:name="toc 1" w:uiPriority="39" w:semiHidden="1" w:unhideWhenUsed="1"/>
+    <w:lsdException w:name="toc 2" w:uiPriority="39" w:semiHidden="1" w:unhideWhenUsed="1"/>
+    <w:lsdException w:name="toc 3" w:uiPriority="39" w:semiHidden="1" w:unhideWhenUsed="1"/>
+    <w:lsdException w:name="toc 4" w:uiPriority="39" w:semiHidden="1" w:unhideWhenUsed="1"/>
+    <w:lsdException w:name="toc 5" w:uiPriority="39" w:semiHidden="1" w:unhideWhenUsed="1"/>
+    <w:lsdException w:name="toc 6" w:uiPriority="39" w:semiHidden="1" w:unhideWhenUsed="1"/>
+    <w:lsdException w:name="toc 7" w:uiPriority="39" w:semiHidden="1" w:unhideWhenUsed="1"/>
+    <w:lsdException w:name="toc 8" w:uiPriority="39" w:semiHidden="1" w:unhideWhenUsed="1"/>
+    <w:lsdException w:name="toc 9" w:uiPriority="39" w:semiHidden="1" w:unhideWhenUsed="1"/>
     <w:lsdException w:name="Normal Indent" w:semiHidden="1" w:unhideWhenUsed="1"/>
     <w:lsdException w:name="footnote text" w:semiHidden="1" w:unhideWhenUsed="1"/>
     <w:lsdException w:name="annotation text" w:semiHidden="1" w:unhideWhenUsed="1"/>
     <w:lsdException w:name="header" w:semiHidden="1" w:unhideWhenUsed="1"/>
     <w:lsdException w:name="footer" w:semiHidden="1" w:unhideWhenUsed="1"/>
     <w:lsdException w:name="index heading" w:semiHidden="1" w:unhideWhenUsed="1"/>
-    <w:lsdException w:name="caption" w:semiHidden="1" w:uiPriority="35" w:unhideWhenUsed="1" w:qFormat="1"/>
+    <w:lsdException w:name="caption" w:uiPriority="35" w:semiHidden="1" w:unhideWhenUsed="1" w:qFormat="1"/>
     <w:lsdException w:name="table of figures" w:semiHidden="1" w:unhideWhenUsed="1"/>
     <w:lsdException w:name="envelope address" w:semiHidden="1" w:unhideWhenUsed="1"/>
     <w:lsdException w:name="envelope return" w:semiHidden="1" w:unhideWhenUsed="1"/>
@@ -5274,7 +5762,7 @@
     <w:lsdException w:name="Title" w:uiPriority="10" w:qFormat="1"/>
     <w:lsdException w:name="Closing" w:semiHidden="1" w:unhideWhenUsed="1"/>
     <w:lsdException w:name="Signature" w:semiHidden="1" w:unhideWhenUsed="1"/>
-    <w:lsdException w:name="Default Paragraph Font" w:semiHidden="1" w:uiPriority="1" w:unhideWhenUsed="1"/>
+    <w:lsdException w:name="Default Paragraph Font" w:uiPriority="1" w:semiHidden="1" w:unhideWhenUsed="1"/>
     <w:lsdException w:name="Body Text" w:semiHidden="1" w:unhideWhenUsed="1"/>
     <w:lsdException w:name="Body Text Indent" w:semiHidden="1" w:unhideWhenUsed="1"/>
     <w:lsdException w:name="List Continue" w:semiHidden="1" w:unhideWhenUsed="1"/>
@@ -5474,8 +5962,8 @@
     <w:lsdException w:name="Subtle Reference" w:uiPriority="31" w:qFormat="1"/>
     <w:lsdException w:name="Intense Reference" w:uiPriority="32" w:qFormat="1"/>
     <w:lsdException w:name="Book Title" w:uiPriority="33" w:qFormat="1"/>
-    <w:lsdException w:name="Bibliography" w:semiHidden="1" w:uiPriority="37" w:unhideWhenUsed="1"/>
-    <w:lsdException w:name="TOC Heading" w:semiHidden="1" w:uiPriority="39" w:unhideWhenUsed="1" w:qFormat="1"/>
+    <w:lsdException w:name="Bibliography" w:uiPriority="37" w:semiHidden="1" w:unhideWhenUsed="1"/>
+    <w:lsdException w:name="TOC Heading" w:uiPriority="39" w:semiHidden="1" w:unhideWhenUsed="1" w:qFormat="1"/>
     <w:lsdException w:name="Plain Table 1" w:uiPriority="41"/>
     <w:lsdException w:name="Plain Table 2" w:uiPriority="42"/>
     <w:lsdException w:name="Plain Table 3" w:uiPriority="43"/>
@@ -5586,9 +6074,13 @@
     <w:lsdException w:name="Unresolved Mention" w:semiHidden="1" w:unhideWhenUsed="1"/>
     <w:lsdException w:name="Smart Link" w:semiHidden="1" w:unhideWhenUsed="1"/>
   </w:latentStyles>
-  <w:style w:type="paragraph" w:default="1" w:styleId="Normal">
+  <w:style w:type="paragraph" w:styleId="Normal" w:default="1">
     <w:name w:val="Normal"/>
     <w:qFormat/>
+    <w:rsid w:val="00DC14B8"/>
+    <w:rPr>
+      <w:rFonts w:ascii="Roboto" w:hAnsi="Roboto"/>
+    </w:rPr>
   </w:style>
   <w:style w:type="paragraph" w:styleId="Heading1">
     <w:name w:val="heading 1"/>
@@ -5597,7 +6089,7 @@
     <w:link w:val="Heading1Char"/>
     <w:uiPriority w:val="9"/>
     <w:qFormat/>
-    <w:rsid w:val="00ED627E"/>
+    <w:rsid w:val="00DC14B8"/>
     <w:pPr>
       <w:keepNext/>
       <w:keepLines/>
@@ -5605,7 +6097,7 @@
       <w:outlineLvl w:val="0"/>
     </w:pPr>
     <w:rPr>
-      <w:rFonts w:asciiTheme="majorHAnsi" w:eastAsiaTheme="majorEastAsia" w:hAnsiTheme="majorHAnsi" w:cstheme="majorBidi"/>
+      <w:rFonts w:eastAsiaTheme="majorEastAsia" w:cstheme="majorBidi"/>
       <w:color w:val="0F4761" w:themeColor="accent1" w:themeShade="BF"/>
       <w:sz w:val="40"/>
       <w:szCs w:val="40"/>
@@ -5617,10 +6109,9 @@
     <w:next w:val="Normal"/>
     <w:link w:val="Heading2Char"/>
     <w:uiPriority w:val="9"/>
-    <w:semiHidden/>
     <w:unhideWhenUsed/>
     <w:qFormat/>
-    <w:rsid w:val="00ED627E"/>
+    <w:rsid w:val="00DC14B8"/>
     <w:pPr>
       <w:keepNext/>
       <w:keepLines/>
@@ -5628,7 +6119,7 @@
       <w:outlineLvl w:val="1"/>
     </w:pPr>
     <w:rPr>
-      <w:rFonts w:asciiTheme="majorHAnsi" w:eastAsiaTheme="majorEastAsia" w:hAnsiTheme="majorHAnsi" w:cstheme="majorBidi"/>
+      <w:rFonts w:eastAsiaTheme="majorEastAsia" w:cstheme="majorBidi"/>
       <w:color w:val="0F4761" w:themeColor="accent1" w:themeShade="BF"/>
       <w:sz w:val="32"/>
       <w:szCs w:val="32"/>
@@ -5789,12 +6280,13 @@
       <w:color w:val="272727" w:themeColor="text1" w:themeTint="D8"/>
     </w:rPr>
   </w:style>
-  <w:style w:type="character" w:default="1" w:styleId="DefaultParagraphFont">
+  <w:style w:type="character" w:styleId="DefaultParagraphFont" w:default="1">
     <w:name w:val="Default Paragraph Font"/>
     <w:uiPriority w:val="1"/>
+    <w:semiHidden/>
     <w:unhideWhenUsed/>
   </w:style>
-  <w:style w:type="table" w:default="1" w:styleId="TableNormal">
+  <w:style w:type="table" w:styleId="TableNormal" w:default="1">
     <w:name w:val="Normal Table"/>
     <w:uiPriority w:val="99"/>
     <w:semiHidden/>
@@ -5809,40 +6301,39 @@
       </w:tblCellMar>
     </w:tblPr>
   </w:style>
-  <w:style w:type="numbering" w:default="1" w:styleId="NoList">
+  <w:style w:type="numbering" w:styleId="NoList" w:default="1">
     <w:name w:val="No List"/>
     <w:uiPriority w:val="99"/>
     <w:semiHidden/>
     <w:unhideWhenUsed/>
   </w:style>
-  <w:style w:type="character" w:customStyle="1" w:styleId="Heading1Char">
+  <w:style w:type="character" w:styleId="Heading1Char" w:customStyle="1">
     <w:name w:val="Heading 1 Char"/>
     <w:basedOn w:val="DefaultParagraphFont"/>
     <w:link w:val="Heading1"/>
     <w:uiPriority w:val="9"/>
-    <w:rsid w:val="00ED627E"/>
+    <w:rsid w:val="00DC14B8"/>
     <w:rPr>
-      <w:rFonts w:asciiTheme="majorHAnsi" w:eastAsiaTheme="majorEastAsia" w:hAnsiTheme="majorHAnsi" w:cstheme="majorBidi"/>
+      <w:rFonts w:ascii="Roboto" w:hAnsi="Roboto" w:eastAsiaTheme="majorEastAsia" w:cstheme="majorBidi"/>
       <w:color w:val="0F4761" w:themeColor="accent1" w:themeShade="BF"/>
       <w:sz w:val="40"/>
       <w:szCs w:val="40"/>
     </w:rPr>
   </w:style>
-  <w:style w:type="character" w:customStyle="1" w:styleId="Heading2Char">
+  <w:style w:type="character" w:styleId="Heading2Char" w:customStyle="1">
     <w:name w:val="Heading 2 Char"/>
     <w:basedOn w:val="DefaultParagraphFont"/>
     <w:link w:val="Heading2"/>
     <w:uiPriority w:val="9"/>
-    <w:semiHidden/>
-    <w:rsid w:val="00ED627E"/>
+    <w:rsid w:val="00DC14B8"/>
     <w:rPr>
-      <w:rFonts w:asciiTheme="majorHAnsi" w:eastAsiaTheme="majorEastAsia" w:hAnsiTheme="majorHAnsi" w:cstheme="majorBidi"/>
+      <w:rFonts w:ascii="Roboto" w:hAnsi="Roboto" w:eastAsiaTheme="majorEastAsia" w:cstheme="majorBidi"/>
       <w:color w:val="0F4761" w:themeColor="accent1" w:themeShade="BF"/>
       <w:sz w:val="32"/>
       <w:szCs w:val="32"/>
     </w:rPr>
   </w:style>
-  <w:style w:type="character" w:customStyle="1" w:styleId="Heading3Char">
+  <w:style w:type="character" w:styleId="Heading3Char" w:customStyle="1">
     <w:name w:val="Heading 3 Char"/>
     <w:basedOn w:val="DefaultParagraphFont"/>
     <w:link w:val="Heading3"/>
@@ -5856,7 +6347,7 @@
       <w:szCs w:val="28"/>
     </w:rPr>
   </w:style>
-  <w:style w:type="character" w:customStyle="1" w:styleId="Heading4Char">
+  <w:style w:type="character" w:styleId="Heading4Char" w:customStyle="1">
     <w:name w:val="Heading 4 Char"/>
     <w:basedOn w:val="DefaultParagraphFont"/>
     <w:link w:val="Heading4"/>
@@ -5870,7 +6361,7 @@
       <w:color w:val="0F4761" w:themeColor="accent1" w:themeShade="BF"/>
     </w:rPr>
   </w:style>
-  <w:style w:type="character" w:customStyle="1" w:styleId="Heading5Char">
+  <w:style w:type="character" w:styleId="Heading5Char" w:customStyle="1">
     <w:name w:val="Heading 5 Char"/>
     <w:basedOn w:val="DefaultParagraphFont"/>
     <w:link w:val="Heading5"/>
@@ -5882,7 +6373,7 @@
       <w:color w:val="0F4761" w:themeColor="accent1" w:themeShade="BF"/>
     </w:rPr>
   </w:style>
-  <w:style w:type="character" w:customStyle="1" w:styleId="Heading6Char">
+  <w:style w:type="character" w:styleId="Heading6Char" w:customStyle="1">
     <w:name w:val="Heading 6 Char"/>
     <w:basedOn w:val="DefaultParagraphFont"/>
     <w:link w:val="Heading6"/>
@@ -5896,7 +6387,7 @@
       <w:color w:val="595959" w:themeColor="text1" w:themeTint="A6"/>
     </w:rPr>
   </w:style>
-  <w:style w:type="character" w:customStyle="1" w:styleId="Heading7Char">
+  <w:style w:type="character" w:styleId="Heading7Char" w:customStyle="1">
     <w:name w:val="Heading 7 Char"/>
     <w:basedOn w:val="DefaultParagraphFont"/>
     <w:link w:val="Heading7"/>
@@ -5908,7 +6399,7 @@
       <w:color w:val="595959" w:themeColor="text1" w:themeTint="A6"/>
     </w:rPr>
   </w:style>
-  <w:style w:type="character" w:customStyle="1" w:styleId="Heading8Char">
+  <w:style w:type="character" w:styleId="Heading8Char" w:customStyle="1">
     <w:name w:val="Heading 8 Char"/>
     <w:basedOn w:val="DefaultParagraphFont"/>
     <w:link w:val="Heading8"/>
@@ -5922,7 +6413,7 @@
       <w:color w:val="272727" w:themeColor="text1" w:themeTint="D8"/>
     </w:rPr>
   </w:style>
-  <w:style w:type="character" w:customStyle="1" w:styleId="Heading9Char">
+  <w:style w:type="character" w:styleId="Heading9Char" w:customStyle="1">
     <w:name w:val="Heading 9 Char"/>
     <w:basedOn w:val="DefaultParagraphFont"/>
     <w:link w:val="Heading9"/>
@@ -5941,27 +6432,27 @@
     <w:link w:val="TitleChar"/>
     <w:uiPriority w:val="10"/>
     <w:qFormat/>
-    <w:rsid w:val="00ED627E"/>
+    <w:rsid w:val="00DC14B8"/>
     <w:pPr>
       <w:spacing w:after="80" w:line="240" w:lineRule="auto"/>
       <w:contextualSpacing/>
     </w:pPr>
     <w:rPr>
-      <w:rFonts w:asciiTheme="majorHAnsi" w:eastAsiaTheme="majorEastAsia" w:hAnsiTheme="majorHAnsi" w:cstheme="majorBidi"/>
+      <w:rFonts w:eastAsiaTheme="majorEastAsia" w:cstheme="majorBidi"/>
       <w:spacing w:val="-10"/>
       <w:kern w:val="28"/>
       <w:sz w:val="56"/>
       <w:szCs w:val="56"/>
     </w:rPr>
   </w:style>
-  <w:style w:type="character" w:customStyle="1" w:styleId="TitleChar">
+  <w:style w:type="character" w:styleId="TitleChar" w:customStyle="1">
     <w:name w:val="Title Char"/>
     <w:basedOn w:val="DefaultParagraphFont"/>
     <w:link w:val="Title"/>
     <w:uiPriority w:val="10"/>
-    <w:rsid w:val="00ED627E"/>
+    <w:rsid w:val="00DC14B8"/>
     <w:rPr>
-      <w:rFonts w:asciiTheme="majorHAnsi" w:eastAsiaTheme="majorEastAsia" w:hAnsiTheme="majorHAnsi" w:cstheme="majorBidi"/>
+      <w:rFonts w:ascii="Roboto" w:hAnsi="Roboto" w:eastAsiaTheme="majorEastAsia" w:cstheme="majorBidi"/>
       <w:spacing w:val="-10"/>
       <w:kern w:val="28"/>
       <w:sz w:val="56"/>
@@ -5989,7 +6480,7 @@
       <w:szCs w:val="28"/>
     </w:rPr>
   </w:style>
-  <w:style w:type="character" w:customStyle="1" w:styleId="SubtitleChar">
+  <w:style w:type="character" w:styleId="SubtitleChar" w:customStyle="1">
     <w:name w:val="Subtitle Char"/>
     <w:basedOn w:val="DefaultParagraphFont"/>
     <w:link w:val="Subtitle"/>
@@ -6021,7 +6512,7 @@
       <w:color w:val="404040" w:themeColor="text1" w:themeTint="BF"/>
     </w:rPr>
   </w:style>
-  <w:style w:type="character" w:customStyle="1" w:styleId="QuoteChar">
+  <w:style w:type="character" w:styleId="QuoteChar" w:customStyle="1">
     <w:name w:val="Quote Char"/>
     <w:basedOn w:val="DefaultParagraphFont"/>
     <w:link w:val="Quote"/>
@@ -6066,8 +6557,8 @@
     <w:rsid w:val="00ED627E"/>
     <w:pPr>
       <w:pBdr>
-        <w:top w:val="single" w:sz="4" w:space="10" w:color="0F4761" w:themeColor="accent1" w:themeShade="BF"/>
-        <w:bottom w:val="single" w:sz="4" w:space="10" w:color="0F4761" w:themeColor="accent1" w:themeShade="BF"/>
+        <w:top w:val="single" w:color="0F4761" w:themeColor="accent1" w:themeShade="BF" w:sz="4" w:space="10"/>
+        <w:bottom w:val="single" w:color="0F4761" w:themeColor="accent1" w:themeShade="BF" w:sz="4" w:space="10"/>
       </w:pBdr>
       <w:spacing w:before="360" w:after="360"/>
       <w:ind w:left="864" w:right="864"/>
@@ -6079,7 +6570,7 @@
       <w:color w:val="0F4761" w:themeColor="accent1" w:themeShade="BF"/>
     </w:rPr>
   </w:style>
-  <w:style w:type="character" w:customStyle="1" w:styleId="IntenseQuoteChar">
+  <w:style w:type="character" w:styleId="IntenseQuoteChar" w:customStyle="1">
     <w:name w:val="Intense Quote Char"/>
     <w:basedOn w:val="DefaultParagraphFont"/>
     <w:link w:val="IntenseQuote"/>
@@ -6115,12 +6606,12 @@
     </w:pPr>
     <w:tblPr>
       <w:tblBorders>
-        <w:top w:val="single" w:sz="4" w:space="0" w:color="auto"/>
-        <w:left w:val="single" w:sz="4" w:space="0" w:color="auto"/>
-        <w:bottom w:val="single" w:sz="4" w:space="0" w:color="auto"/>
-        <w:right w:val="single" w:sz="4" w:space="0" w:color="auto"/>
-        <w:insideH w:val="single" w:sz="4" w:space="0" w:color="auto"/>
-        <w:insideV w:val="single" w:sz="4" w:space="0" w:color="auto"/>
+        <w:top w:val="single" w:color="auto" w:sz="4" w:space="0"/>
+        <w:left w:val="single" w:color="auto" w:sz="4" w:space="0"/>
+        <w:bottom w:val="single" w:color="auto" w:sz="4" w:space="0"/>
+        <w:right w:val="single" w:color="auto" w:sz="4" w:space="0"/>
+        <w:insideH w:val="single" w:color="auto" w:sz="4" w:space="0"/>
+        <w:insideV w:val="single" w:color="auto" w:sz="4" w:space="0"/>
       </w:tblBorders>
     </w:tblPr>
   </w:style>
@@ -6139,7 +6630,7 @@
       <w:spacing w:after="0" w:line="240" w:lineRule="auto"/>
     </w:pPr>
   </w:style>
-  <w:style w:type="character" w:customStyle="1" w:styleId="HeaderChar">
+  <w:style w:type="character" w:styleId="HeaderChar" w:customStyle="1">
     <w:name w:val="Header Char"/>
     <w:basedOn w:val="DefaultParagraphFont"/>
     <w:link w:val="Header"/>
@@ -6161,7 +6652,7 @@
       <w:spacing w:after="0" w:line="240" w:lineRule="auto"/>
     </w:pPr>
   </w:style>
-  <w:style w:type="character" w:customStyle="1" w:styleId="FooterChar">
+  <w:style w:type="character" w:styleId="FooterChar" w:customStyle="1">
     <w:name w:val="Footer Char"/>
     <w:basedOn w:val="DefaultParagraphFont"/>
     <w:link w:val="Footer"/>
@@ -6180,11 +6671,11 @@
       <w:tblStyleRowBandSize w:val="1"/>
       <w:tblStyleColBandSize w:val="1"/>
       <w:tblBorders>
-        <w:top w:val="single" w:sz="4" w:space="0" w:color="60CAF3" w:themeColor="accent4" w:themeTint="99"/>
-        <w:left w:val="single" w:sz="4" w:space="0" w:color="60CAF3" w:themeColor="accent4" w:themeTint="99"/>
-        <w:bottom w:val="single" w:sz="4" w:space="0" w:color="60CAF3" w:themeColor="accent4" w:themeTint="99"/>
-        <w:right w:val="single" w:sz="4" w:space="0" w:color="60CAF3" w:themeColor="accent4" w:themeTint="99"/>
-        <w:insideH w:val="single" w:sz="4" w:space="0" w:color="60CAF3" w:themeColor="accent4" w:themeTint="99"/>
+        <w:top w:val="single" w:color="60CAF3" w:themeColor="accent4" w:themeTint="99" w:sz="4" w:space="0"/>
+        <w:left w:val="single" w:color="60CAF3" w:themeColor="accent4" w:themeTint="99" w:sz="4" w:space="0"/>
+        <w:bottom w:val="single" w:color="60CAF3" w:themeColor="accent4" w:themeTint="99" w:sz="4" w:space="0"/>
+        <w:right w:val="single" w:color="60CAF3" w:themeColor="accent4" w:themeTint="99" w:sz="4" w:space="0"/>
+        <w:insideH w:val="single" w:color="60CAF3" w:themeColor="accent4" w:themeTint="99" w:sz="4" w:space="0"/>
       </w:tblBorders>
     </w:tblPr>
     <w:tblStylePr w:type="firstRow">
@@ -6196,10 +6687,10 @@
       <w:tblPr/>
       <w:tcPr>
         <w:tcBorders>
-          <w:top w:val="single" w:sz="4" w:space="0" w:color="0F9ED5" w:themeColor="accent4"/>
-          <w:left w:val="single" w:sz="4" w:space="0" w:color="0F9ED5" w:themeColor="accent4"/>
-          <w:bottom w:val="single" w:sz="4" w:space="0" w:color="0F9ED5" w:themeColor="accent4"/>
-          <w:right w:val="single" w:sz="4" w:space="0" w:color="0F9ED5" w:themeColor="accent4"/>
+          <w:top w:val="single" w:color="0F9ED5" w:themeColor="accent4" w:sz="4" w:space="0"/>
+          <w:left w:val="single" w:color="0F9ED5" w:themeColor="accent4" w:sz="4" w:space="0"/>
+          <w:bottom w:val="single" w:color="0F9ED5" w:themeColor="accent4" w:sz="4" w:space="0"/>
+          <w:right w:val="single" w:color="0F9ED5" w:themeColor="accent4" w:sz="4" w:space="0"/>
           <w:insideH w:val="nil"/>
         </w:tcBorders>
         <w:shd w:val="clear" w:color="auto" w:fill="0F9ED5" w:themeFill="accent4"/>
@@ -6213,7 +6704,7 @@
       <w:tblPr/>
       <w:tcPr>
         <w:tcBorders>
-          <w:top w:val="double" w:sz="4" w:space="0" w:color="60CAF3" w:themeColor="accent4" w:themeTint="99"/>
+          <w:top w:val="double" w:color="60CAF3" w:themeColor="accent4" w:themeTint="99" w:sz="4" w:space="0"/>
         </w:tcBorders>
       </w:tcPr>
     </w:tblStylePr>
@@ -6254,10 +6745,10 @@
       <w:tblStyleRowBandSize w:val="1"/>
       <w:tblStyleColBandSize w:val="1"/>
       <w:tblBorders>
-        <w:top w:val="single" w:sz="4" w:space="0" w:color="156082" w:themeColor="accent1"/>
-        <w:left w:val="single" w:sz="4" w:space="0" w:color="156082" w:themeColor="accent1"/>
-        <w:bottom w:val="single" w:sz="4" w:space="0" w:color="156082" w:themeColor="accent1"/>
-        <w:right w:val="single" w:sz="4" w:space="0" w:color="156082" w:themeColor="accent1"/>
+        <w:top w:val="single" w:color="156082" w:themeColor="accent1" w:sz="4" w:space="0"/>
+        <w:left w:val="single" w:color="156082" w:themeColor="accent1" w:sz="4" w:space="0"/>
+        <w:bottom w:val="single" w:color="156082" w:themeColor="accent1" w:sz="4" w:space="0"/>
+        <w:right w:val="single" w:color="156082" w:themeColor="accent1" w:sz="4" w:space="0"/>
       </w:tblBorders>
     </w:tblPr>
     <w:tblStylePr w:type="firstRow">
@@ -6279,7 +6770,7 @@
       <w:tblPr/>
       <w:tcPr>
         <w:tcBorders>
-          <w:top w:val="double" w:sz="4" w:space="0" w:color="156082" w:themeColor="accent1"/>
+          <w:top w:val="double" w:color="156082" w:themeColor="accent1" w:sz="4" w:space="0"/>
         </w:tcBorders>
         <w:shd w:val="clear" w:color="auto" w:fill="FFFFFF" w:themeFill="background1"/>
       </w:tcPr>
@@ -6314,8 +6805,8 @@
       <w:tblPr/>
       <w:tcPr>
         <w:tcBorders>
-          <w:left w:val="single" w:sz="4" w:space="0" w:color="156082" w:themeColor="accent1"/>
-          <w:right w:val="single" w:sz="4" w:space="0" w:color="156082" w:themeColor="accent1"/>
+          <w:left w:val="single" w:color="156082" w:themeColor="accent1" w:sz="4" w:space="0"/>
+          <w:right w:val="single" w:color="156082" w:themeColor="accent1" w:sz="4" w:space="0"/>
         </w:tcBorders>
       </w:tcPr>
     </w:tblStylePr>
@@ -6323,8 +6814,8 @@
       <w:tblPr/>
       <w:tcPr>
         <w:tcBorders>
-          <w:top w:val="single" w:sz="4" w:space="0" w:color="156082" w:themeColor="accent1"/>
-          <w:bottom w:val="single" w:sz="4" w:space="0" w:color="156082" w:themeColor="accent1"/>
+          <w:top w:val="single" w:color="156082" w:themeColor="accent1" w:sz="4" w:space="0"/>
+          <w:bottom w:val="single" w:color="156082" w:themeColor="accent1" w:sz="4" w:space="0"/>
           <w:insideH w:val="nil"/>
         </w:tcBorders>
       </w:tcPr>
@@ -6351,7 +6842,7 @@
       <w:tblPr/>
       <w:tcPr>
         <w:tcBorders>
-          <w:top w:val="double" w:sz="4" w:space="0" w:color="156082" w:themeColor="accent1"/>
+          <w:top w:val="double" w:color="156082" w:themeColor="accent1" w:sz="4" w:space="0"/>
           <w:left w:val="nil"/>
         </w:tcBorders>
       </w:tcPr>
@@ -6360,7 +6851,7 @@
       <w:tblPr/>
       <w:tcPr>
         <w:tcBorders>
-          <w:top w:val="double" w:sz="4" w:space="0" w:color="156082" w:themeColor="accent1"/>
+          <w:top w:val="double" w:color="156082" w:themeColor="accent1" w:sz="4" w:space="0"/>
           <w:right w:val="nil"/>
         </w:tcBorders>
       </w:tcPr>
@@ -6378,12 +6869,12 @@
       <w:tblStyleRowBandSize w:val="1"/>
       <w:tblStyleColBandSize w:val="1"/>
       <w:tblBorders>
-        <w:top w:val="single" w:sz="4" w:space="0" w:color="45B0E1" w:themeColor="accent1" w:themeTint="99"/>
-        <w:left w:val="single" w:sz="4" w:space="0" w:color="45B0E1" w:themeColor="accent1" w:themeTint="99"/>
-        <w:bottom w:val="single" w:sz="4" w:space="0" w:color="45B0E1" w:themeColor="accent1" w:themeTint="99"/>
-        <w:right w:val="single" w:sz="4" w:space="0" w:color="45B0E1" w:themeColor="accent1" w:themeTint="99"/>
-        <w:insideH w:val="single" w:sz="4" w:space="0" w:color="45B0E1" w:themeColor="accent1" w:themeTint="99"/>
-        <w:insideV w:val="single" w:sz="4" w:space="0" w:color="45B0E1" w:themeColor="accent1" w:themeTint="99"/>
+        <w:top w:val="single" w:color="45B0E1" w:themeColor="accent1" w:themeTint="99" w:sz="4" w:space="0"/>
+        <w:left w:val="single" w:color="45B0E1" w:themeColor="accent1" w:themeTint="99" w:sz="4" w:space="0"/>
+        <w:bottom w:val="single" w:color="45B0E1" w:themeColor="accent1" w:themeTint="99" w:sz="4" w:space="0"/>
+        <w:right w:val="single" w:color="45B0E1" w:themeColor="accent1" w:themeTint="99" w:sz="4" w:space="0"/>
+        <w:insideH w:val="single" w:color="45B0E1" w:themeColor="accent1" w:themeTint="99" w:sz="4" w:space="0"/>
+        <w:insideV w:val="single" w:color="45B0E1" w:themeColor="accent1" w:themeTint="99" w:sz="4" w:space="0"/>
       </w:tblBorders>
     </w:tblPr>
     <w:tblStylePr w:type="firstRow">
@@ -6395,10 +6886,10 @@
       <w:tblPr/>
       <w:tcPr>
         <w:tcBorders>
-          <w:top w:val="single" w:sz="4" w:space="0" w:color="156082" w:themeColor="accent1"/>
-          <w:left w:val="single" w:sz="4" w:space="0" w:color="156082" w:themeColor="accent1"/>
-          <w:bottom w:val="single" w:sz="4" w:space="0" w:color="156082" w:themeColor="accent1"/>
-          <w:right w:val="single" w:sz="4" w:space="0" w:color="156082" w:themeColor="accent1"/>
+          <w:top w:val="single" w:color="156082" w:themeColor="accent1" w:sz="4" w:space="0"/>
+          <w:left w:val="single" w:color="156082" w:themeColor="accent1" w:sz="4" w:space="0"/>
+          <w:bottom w:val="single" w:color="156082" w:themeColor="accent1" w:sz="4" w:space="0"/>
+          <w:right w:val="single" w:color="156082" w:themeColor="accent1" w:sz="4" w:space="0"/>
           <w:insideH w:val="nil"/>
           <w:insideV w:val="nil"/>
         </w:tcBorders>
@@ -6413,7 +6904,7 @@
       <w:tblPr/>
       <w:tcPr>
         <w:tcBorders>
-          <w:top w:val="double" w:sz="4" w:space="0" w:color="156082" w:themeColor="accent1"/>
+          <w:top w:val="double" w:color="156082" w:themeColor="accent1" w:sz="4" w:space="0"/>
         </w:tcBorders>
       </w:tcPr>
     </w:tblStylePr>
@@ -6447,10 +6938,9 @@
     <w:basedOn w:val="Normal"/>
     <w:next w:val="Normal"/>
     <w:uiPriority w:val="35"/>
-    <w:semiHidden/>
     <w:unhideWhenUsed/>
     <w:qFormat/>
-    <w:rsid w:val="00245BCF"/>
+    <w:rsid w:val="00DC14B8"/>
     <w:pPr>
       <w:spacing w:after="200" w:line="240" w:lineRule="auto"/>
     </w:pPr>
@@ -6462,11 +6952,67 @@
       <w:szCs w:val="18"/>
     </w:rPr>
   </w:style>
+  <w:style w:type="paragraph" w:styleId="TOCHeading">
+    <w:name w:val="TOC Heading"/>
+    <w:basedOn w:val="Heading1"/>
+    <w:next w:val="Normal"/>
+    <w:uiPriority w:val="39"/>
+    <w:unhideWhenUsed/>
+    <w:qFormat/>
+    <w:rsid w:val="00780061"/>
+    <w:pPr>
+      <w:spacing w:before="240" w:after="0" w:line="259" w:lineRule="auto"/>
+      <w:outlineLvl w:val="9"/>
+    </w:pPr>
+    <w:rPr>
+      <w:rFonts w:asciiTheme="majorHAnsi" w:hAnsiTheme="majorHAnsi"/>
+      <w:kern w:val="0"/>
+      <w:sz w:val="32"/>
+      <w:szCs w:val="32"/>
+      <w14:ligatures w14:val="none"/>
+    </w:rPr>
+  </w:style>
+  <w:style w:type="paragraph" w:styleId="TOC1">
+    <w:name w:val="toc 1"/>
+    <w:basedOn w:val="Normal"/>
+    <w:next w:val="Normal"/>
+    <w:autoRedefine/>
+    <w:uiPriority w:val="39"/>
+    <w:unhideWhenUsed/>
+    <w:rsid w:val="00780061"/>
+    <w:pPr>
+      <w:spacing w:after="100"/>
+    </w:pPr>
+  </w:style>
+  <w:style w:type="paragraph" w:styleId="TOC2">
+    <w:name w:val="toc 2"/>
+    <w:basedOn w:val="Normal"/>
+    <w:next w:val="Normal"/>
+    <w:autoRedefine/>
+    <w:uiPriority w:val="39"/>
+    <w:unhideWhenUsed/>
+    <w:rsid w:val="00780061"/>
+    <w:pPr>
+      <w:spacing w:after="100"/>
+      <w:ind w:left="240"/>
+    </w:pPr>
+  </w:style>
+  <w:style w:type="character" w:styleId="Hyperlink">
+    <w:name w:val="Hyperlink"/>
+    <w:basedOn w:val="DefaultParagraphFont"/>
+    <w:uiPriority w:val="99"/>
+    <w:unhideWhenUsed/>
+    <w:rsid w:val="00780061"/>
+    <w:rPr>
+      <w:color w:val="467886" w:themeColor="hyperlink"/>
+      <w:u w:val="single"/>
+    </w:rPr>
+  </w:style>
 </w:styles>
 </file>
 
 <file path=word/theme/theme1.xml><?xml version="1.0" encoding="utf-8"?>
-<a:theme xmlns:a="http://schemas.openxmlformats.org/drawingml/2006/main" name="Office Theme">
+<a:theme xmlns:a="http://schemas.openxmlformats.org/drawingml/2006/main" xmlns:thm15="http://schemas.microsoft.com/office/thememl/2012/main" name="Office Theme">
   <a:themeElements>
     <a:clrScheme name="Office">
       <a:dk1>
@@ -6778,4 +7324,16 @@
     </a:ext>
   </a:extLst>
 </a:theme>
+</file>
+
+<file path=customXml/item1.xml><?xml version="1.0" encoding="utf-8"?>
+<b:Sources xmlns:b="http://schemas.openxmlformats.org/officeDocument/2006/bibliography" xmlns="http://schemas.openxmlformats.org/officeDocument/2006/bibliography" SelectedStyle="\APASixthEditionOfficeOnline.xsl" StyleName="APA" Version="6"/>
+</file>
+
+<file path=customXml/itemProps1.xml><?xml version="1.0" encoding="utf-8"?>
+<ds:datastoreItem xmlns:ds="http://schemas.openxmlformats.org/officeDocument/2006/customXml" ds:itemID="{A26D0EA1-B708-45F8-93BE-6EEE222E5199}">
+  <ds:schemaRefs>
+    <ds:schemaRef ds:uri="http://schemas.openxmlformats.org/officeDocument/2006/bibliography"/>
+  </ds:schemaRefs>
+</ds:datastoreItem>
 </file>